--- a/templates/cong_ty_xac_nhan_xa_vien.docx
+++ b/templates/cong_ty_xac_nhan_xa_vien.docx
@@ -39,13 +39,17 @@
             <w:pPr>
               <w:spacing w:after="0"/>
               <w:jc w:val="center"/>
+              <w:rPr>
+                <w:b/>
+                <w:sz w:val="24"/>
+              </w:rPr>
             </w:pPr>
             <w:r>
               <w:rPr>
                 <w:b/>
                 <w:sz w:val="24"/>
               </w:rPr>
-              <w:t>HỢP TÁC XÃ LÂM MINH</w:t>
+              <w:t>{{tenDonViHTX}}</w:t>
             </w:r>
           </w:p>
           <w:p>
@@ -53,20 +57,16 @@
               <w:spacing w:after="0"/>
               <w:jc w:val="center"/>
               <w:rPr>
+                <w:b/>
                 <w:sz w:val="24"/>
               </w:rPr>
             </w:pPr>
             <w:r>
               <w:rPr>
+                <w:b/>
                 <w:sz w:val="24"/>
               </w:rPr>
-              <w:t xml:space="preserve">Địa chỉ: </w:t>
-            </w:r>
-            <w:r>
-              <w:rPr>
-                <w:sz w:val="24"/>
-              </w:rPr>
-              <w:t xml:space="preserve">Số 7A/114, Thành Thái, </w:t>
+              <w:t>Địa chỉ: {{diaChiDonViHTX}}</w:t>
             </w:r>
           </w:p>
           <w:p>
@@ -76,60 +76,10 @@
             </w:pPr>
             <w:r>
               <w:rPr>
+                <w:b/>
                 <w:sz w:val="24"/>
               </w:rPr>
-              <w:t>P.</w:t>
-            </w:r>
-            <w:r>
-              <w:rPr>
-                <w:sz w:val="24"/>
-              </w:rPr>
-              <w:t xml:space="preserve"> </w:t>
-            </w:r>
-            <w:r>
-              <w:rPr>
-                <w:sz w:val="24"/>
-              </w:rPr>
-              <w:t>Diên</w:t>
-            </w:r>
-            <w:r>
-              <w:t xml:space="preserve"> </w:t>
-            </w:r>
-            <w:r>
-              <w:rPr>
-                <w:sz w:val="24"/>
-              </w:rPr>
-              <w:t xml:space="preserve">Hồng, </w:t>
-            </w:r>
-            <w:r>
-              <w:rPr>
-                <w:sz w:val="24"/>
-              </w:rPr>
-              <w:t>TP.</w:t>
-            </w:r>
-            <w:r>
-              <w:rPr>
-                <w:sz w:val="24"/>
-              </w:rPr>
-              <w:t xml:space="preserve"> </w:t>
-            </w:r>
-            <w:r>
-              <w:rPr>
-                <w:sz w:val="24"/>
-              </w:rPr>
-              <w:t>Hồ Chí Minh</w:t>
-            </w:r>
-          </w:p>
-          <w:p>
-            <w:pPr>
-              <w:spacing w:after="0"/>
-              <w:jc w:val="center"/>
-            </w:pPr>
-            <w:r>
-              <w:rPr>
-                <w:sz w:val="24"/>
-              </w:rPr>
-              <w:t>Điện thoại: 0886023434</w:t>
+              <w:t>Điện thoại: {{sdtDonViHTX}}</w:t>
             </w:r>
           </w:p>
         </w:tc>
@@ -212,7 +162,14 @@
           <w:sz w:val="26"/>
           <w:szCs w:val="26"/>
         </w:rPr>
-        <w:t>Chúng tôi:  HỢP TÁC XÃ LÂM MINH</w:t>
+        <w:t xml:space="preserve">Chúng tôi:  </w:t>
+      </w:r>
+      <w:r>
+        <w:rPr>
+          <w:sz w:val="26"/>
+          <w:szCs w:val="26"/>
+        </w:rPr>
+        <w:t>{{tenDonViHTX}}</w:t>
       </w:r>
     </w:p>
     <w:tbl>
@@ -257,7 +214,14 @@
                 <w:sz w:val="26"/>
                 <w:szCs w:val="26"/>
               </w:rPr>
-              <w:t>Đại diện: Bà Nguyễn Thúy Diễm</w:t>
+              <w:t xml:space="preserve">Đại diện: </w:t>
+            </w:r>
+            <w:r>
+              <w:rPr>
+                <w:sz w:val="26"/>
+                <w:szCs w:val="26"/>
+              </w:rPr>
+              <w:t>{{nguoiDaiDienDonViHTX}}</w:t>
             </w:r>
           </w:p>
         </w:tc>
@@ -284,7 +248,14 @@
                 <w:sz w:val="26"/>
                 <w:szCs w:val="26"/>
               </w:rPr>
-              <w:t>Chức vụ: GIÁM ĐỐC</w:t>
+              <w:t xml:space="preserve">Chức vụ: </w:t>
+            </w:r>
+            <w:r>
+              <w:rPr>
+                <w:sz w:val="26"/>
+                <w:szCs w:val="26"/>
+              </w:rPr>
+              <w:t>{{chucVuNguoiDaiDienDonViHTX}}</w:t>
             </w:r>
           </w:p>
         </w:tc>
@@ -303,14 +274,14 @@
           <w:sz w:val="26"/>
           <w:szCs w:val="26"/>
         </w:rPr>
-        <w:t>Địa chỉ: Số 7A/114, Thành Thái, Phường Diên Hồng, Thành phố Hồ Chí Minh</w:t>
+        <w:t xml:space="preserve">Địa chỉ: </w:t>
       </w:r>
       <w:r>
         <w:rPr>
           <w:sz w:val="26"/>
           <w:szCs w:val="26"/>
         </w:rPr>
-        <w:t>.</w:t>
+        <w:t>{{diaChiDonViHTX}}</w:t>
       </w:r>
     </w:p>
     <w:p>
@@ -326,7 +297,14 @@
           <w:sz w:val="26"/>
           <w:szCs w:val="26"/>
         </w:rPr>
-        <w:t>Điện thoại: 0886023434</w:t>
+        <w:t xml:space="preserve">Điện thoại: </w:t>
+      </w:r>
+      <w:r>
+        <w:rPr>
+          <w:sz w:val="26"/>
+          <w:szCs w:val="26"/>
+        </w:rPr>
+        <w:t>{{sdtDonViHTX}}</w:t>
       </w:r>
     </w:p>
     <w:tbl>
@@ -373,6 +351,20 @@
               </w:rPr>
               <w:t>Giấy CNĐKKD Số :</w:t>
             </w:r>
+            <w:r>
+              <w:rPr>
+                <w:sz w:val="26"/>
+                <w:szCs w:val="26"/>
+              </w:rPr>
+              <w:t xml:space="preserve"> </w:t>
+            </w:r>
+            <w:r>
+              <w:rPr>
+                <w:sz w:val="26"/>
+                <w:szCs w:val="26"/>
+              </w:rPr>
+              <w:t>{{soGiayPhepKDDonViHTX}}</w:t>
+            </w:r>
           </w:p>
         </w:tc>
         <w:tc>
@@ -398,7 +390,14 @@
                 <w:sz w:val="26"/>
                 <w:szCs w:val="26"/>
               </w:rPr>
-              <w:t>Ngày cấp: 06/10/2025</w:t>
+              <w:t xml:space="preserve">Ngày cấp: </w:t>
+            </w:r>
+            <w:r>
+              <w:rPr>
+                <w:sz w:val="26"/>
+                <w:szCs w:val="26"/>
+              </w:rPr>
+              <w:t>{{ngayCapGiayPhepKDDonViHTX}}</w:t>
             </w:r>
           </w:p>
         </w:tc>
@@ -417,7 +416,28 @@
           <w:sz w:val="26"/>
           <w:szCs w:val="26"/>
         </w:rPr>
-        <w:t>Nơi cấp: UBND Phường Diên Hồng - Phòng Kinh Tế, Hạ Tầng và Đô Thị</w:t>
+        <w:t xml:space="preserve">Nơi cấp: </w:t>
+      </w:r>
+      <w:r>
+        <w:rPr>
+          <w:sz w:val="26"/>
+          <w:szCs w:val="26"/>
+        </w:rPr>
+        <w:t>{{</w:t>
+      </w:r>
+      <w:r>
+        <w:rPr>
+          <w:sz w:val="26"/>
+          <w:szCs w:val="26"/>
+        </w:rPr>
+        <w:t>noiCapGiayPhepKDDonViHTX</w:t>
+      </w:r>
+      <w:r>
+        <w:rPr>
+          <w:sz w:val="26"/>
+          <w:szCs w:val="26"/>
+        </w:rPr>
+        <w:t>}}</w:t>
       </w:r>
     </w:p>
     <w:p>
@@ -433,7 +453,14 @@
           <w:sz w:val="26"/>
           <w:szCs w:val="26"/>
         </w:rPr>
-        <w:t>MST: 0319199414</w:t>
+        <w:t xml:space="preserve">MST: </w:t>
+      </w:r>
+      <w:r>
+        <w:rPr>
+          <w:sz w:val="26"/>
+          <w:szCs w:val="26"/>
+        </w:rPr>
+        <w:t>{{soGiayPhepKDDonViHTX}}</w:t>
       </w:r>
     </w:p>
     <w:p>
@@ -1211,7 +1238,7 @@
                 <w:b/>
                 <w:sz w:val="26"/>
               </w:rPr>
-              <w:t>NGUYỄN THÚY DIỄM</w:t>
+              <w:t>{{nguoiDaiDienDonViHTX}}</w:t>
             </w:r>
           </w:p>
         </w:tc>

--- a/templates/cong_ty_xac_nhan_xa_vien.docx
+++ b/templates/cong_ty_xac_nhan_xa_vien.docx
@@ -1023,7 +1023,35 @@
           <w:sz w:val="26"/>
           <w:szCs w:val="26"/>
         </w:rPr>
-        <w:t>Hiện nay {{tenKhachHang}} đang là xã viên của HTX LÂM MINH. Đơn vị đã đóng đầy đủ phí quản lý Hợp Tác Xã và các loại phí khác, phương tiện này hiện đang hoạt động kinh doanh vận tải cho hợp tác xã.</w:t>
+        <w:t xml:space="preserve">Hiện nay {{tenKhachHang}} đang là xã viên của </w:t>
+      </w:r>
+      <w:r>
+        <w:rPr>
+          <w:sz w:val="26"/>
+          <w:szCs w:val="26"/>
+        </w:rPr>
+        <w:t>{{</w:t>
+      </w:r>
+      <w:r>
+        <w:rPr>
+          <w:sz w:val="26"/>
+          <w:szCs w:val="26"/>
+        </w:rPr>
+        <w:t>tenRutGonDonViHTX</w:t>
+      </w:r>
+      <w:r>
+        <w:rPr>
+          <w:sz w:val="26"/>
+          <w:szCs w:val="26"/>
+        </w:rPr>
+        <w:t>}}</w:t>
+      </w:r>
+      <w:r>
+        <w:rPr>
+          <w:sz w:val="26"/>
+          <w:szCs w:val="26"/>
+        </w:rPr>
+        <w:t>. Đơn vị đã đóng đầy đủ phí quản lý Hợp Tác Xã và các loại phí khác, phương tiện này hiện đang hoạt động kinh doanh vận tải cho hợp tác xã.</w:t>
       </w:r>
     </w:p>
     <w:p>

--- a/templates/cong_ty_xac_nhan_xa_vien.docx
+++ b/templates/cong_ty_xac_nhan_xa_vien.docx
@@ -1,6 +1,6 @@
 
 <file path=word/document.xml><?xml version="1.0" encoding="utf-8"?>
-<w:document xmlns:wpc="http://schemas.microsoft.com/office/word/2010/wordprocessingCanvas" xmlns:cx="http://schemas.microsoft.com/office/drawing/2014/chartex" xmlns:cx1="http://schemas.microsoft.com/office/drawing/2015/9/8/chartex" xmlns:cx2="http://schemas.microsoft.com/office/drawing/2015/10/21/chartex" xmlns:cx3="http://schemas.microsoft.com/office/drawing/2016/5/9/chartex" xmlns:cx4="http://schemas.microsoft.com/office/drawing/2016/5/10/chartex" xmlns:cx5="http://schemas.microsoft.com/office/drawing/2016/5/11/chartex" xmlns:cx6="http://schemas.microsoft.com/office/drawing/2016/5/12/chartex" xmlns:cx7="http://schemas.microsoft.com/office/drawing/2016/5/13/chartex" xmlns:cx8="http://schemas.microsoft.com/office/drawing/2016/5/14/chartex" xmlns:mc="http://schemas.openxmlformats.org/markup-compatibility/2006" xmlns:aink="http://schemas.microsoft.com/office/drawing/2016/ink" xmlns:am3d="http://schemas.microsoft.com/office/drawing/2017/model3d" xmlns:o="urn:schemas-microsoft-com:office:office" xmlns:oel="http://schemas.microsoft.com/office/2019/extlst" xmlns:r="http://schemas.openxmlformats.org/officeDocument/2006/relationships" xmlns:m="http://schemas.openxmlformats.org/officeDocument/2006/math" xmlns:v="urn:schemas-microsoft-com:vml" xmlns:wp14="http://schemas.microsoft.com/office/word/2010/wordprocessingDrawing" xmlns:wp="http://schemas.openxmlformats.org/drawingml/2006/wordprocessingDrawing" xmlns:w10="urn:schemas-microsoft-com:office:word" xmlns:w="http://schemas.openxmlformats.org/wordprocessingml/2006/main" xmlns:w14="http://schemas.microsoft.com/office/word/2010/wordml" xmlns:w15="http://schemas.microsoft.com/office/word/2012/wordml" xmlns:w16cex="http://schemas.microsoft.com/office/word/2018/wordml/cex" xmlns:w16cid="http://schemas.microsoft.com/office/word/2016/wordml/cid" xmlns:w16="http://schemas.microsoft.com/office/word/2018/wordml" xmlns:w16du="http://schemas.microsoft.com/office/word/2023/wordml/word16du" xmlns:w16sdtdh="http://schemas.microsoft.com/office/word/2020/wordml/sdtdatahash" xmlns:w16sdtfl="http://schemas.microsoft.com/office/word/2024/wordml/sdtformatlock" xmlns:w16se="http://schemas.microsoft.com/office/word/2015/wordml/symex" xmlns:wpg="http://schemas.microsoft.com/office/word/2010/wordprocessingGroup" xmlns:wpi="http://schemas.microsoft.com/office/word/2010/wordprocessingInk" xmlns:wne="http://schemas.microsoft.com/office/word/2006/wordml" xmlns:wps="http://schemas.microsoft.com/office/word/2010/wordprocessingShape" mc:Ignorable="w14 w15 w16se w16cid w16 w16cex w16sdtdh w16sdtfl w16du wp14">
+<w:document xmlns:wpc="http://schemas.microsoft.com/office/word/2010/wordprocessingCanvas" xmlns:cx="http://schemas.microsoft.com/office/drawing/2014/chartex" xmlns:cx1="http://schemas.microsoft.com/office/drawing/2015/9/8/chartex" xmlns:cx2="http://schemas.microsoft.com/office/drawing/2015/10/21/chartex" xmlns:cx3="http://schemas.microsoft.com/office/drawing/2016/5/9/chartex" xmlns:cx4="http://schemas.microsoft.com/office/drawing/2016/5/10/chartex" xmlns:cx5="http://schemas.microsoft.com/office/drawing/2016/5/11/chartex" xmlns:cx6="http://schemas.microsoft.com/office/drawing/2016/5/12/chartex" xmlns:cx7="http://schemas.microsoft.com/office/drawing/2016/5/13/chartex" xmlns:cx8="http://schemas.microsoft.com/office/drawing/2016/5/14/chartex" xmlns:mc="http://schemas.openxmlformats.org/markup-compatibility/2006" xmlns:aink="http://schemas.microsoft.com/office/drawing/2016/ink" xmlns:am3d="http://schemas.microsoft.com/office/drawing/2017/model3d" xmlns:o="urn:schemas-microsoft-com:office:office" xmlns:oel="http://schemas.microsoft.com/office/2019/extlst" xmlns:r="http://schemas.openxmlformats.org/officeDocument/2006/relationships" xmlns:m="http://schemas.openxmlformats.org/officeDocument/2006/math" xmlns:v="urn:schemas-microsoft-com:vml" xmlns:wp14="http://schemas.microsoft.com/office/word/2010/wordprocessingDrawing" xmlns:wp="http://schemas.openxmlformats.org/drawingml/2006/wordprocessingDrawing" xmlns:w10="urn:schemas-microsoft-com:office:word" xmlns:w="http://schemas.openxmlformats.org/wordprocessingml/2006/main" xmlns:w14="http://schemas.microsoft.com/office/word/2010/wordml" xmlns:w15="http://schemas.microsoft.com/office/word/2012/wordml" xmlns:w16cex="http://schemas.microsoft.com/office/word/2018/wordml/cex" xmlns:w16cid="http://schemas.microsoft.com/office/word/2016/wordml/cid" xmlns:w16="http://schemas.microsoft.com/office/word/2018/wordml" xmlns:w16sdtdh="http://schemas.microsoft.com/office/word/2020/wordml/sdtdatahash" xmlns:w16se="http://schemas.microsoft.com/office/word/2015/wordml/symex" xmlns:wpg="http://schemas.microsoft.com/office/word/2010/wordprocessingGroup" xmlns:wpi="http://schemas.microsoft.com/office/word/2010/wordprocessingInk" xmlns:wne="http://schemas.microsoft.com/office/word/2006/wordml" xmlns:wps="http://schemas.microsoft.com/office/word/2010/wordprocessingShape" mc:Ignorable="w14 w15 w16se w16cid w16 w16cex w16sdtdh wp14">
   <w:body>
     <w:tbl>
       <w:tblPr>
@@ -49,7 +49,23 @@
                 <w:b/>
                 <w:sz w:val="24"/>
               </w:rPr>
-              <w:t>{{tenDonViHTX}}</w:t>
+              <w:t>{{</w:t>
+            </w:r>
+            <w:proofErr w:type="spellStart"/>
+            <w:r>
+              <w:rPr>
+                <w:b/>
+                <w:sz w:val="24"/>
+              </w:rPr>
+              <w:t>tenDonViHTX</w:t>
+            </w:r>
+            <w:proofErr w:type="spellEnd"/>
+            <w:r>
+              <w:rPr>
+                <w:b/>
+                <w:sz w:val="24"/>
+              </w:rPr>
+              <w:t>}}</w:t>
             </w:r>
           </w:p>
           <w:p>
@@ -61,12 +77,53 @@
                 <w:sz w:val="24"/>
               </w:rPr>
             </w:pPr>
+            <w:proofErr w:type="spellStart"/>
             <w:r>
               <w:rPr>
                 <w:b/>
                 <w:sz w:val="24"/>
               </w:rPr>
-              <w:t>Địa chỉ: {{diaChiDonViHTX}}</w:t>
+              <w:t>Địa</w:t>
+            </w:r>
+            <w:proofErr w:type="spellEnd"/>
+            <w:r>
+              <w:rPr>
+                <w:b/>
+                <w:sz w:val="24"/>
+              </w:rPr>
+              <w:t xml:space="preserve"> </w:t>
+            </w:r>
+            <w:proofErr w:type="spellStart"/>
+            <w:r>
+              <w:rPr>
+                <w:b/>
+                <w:sz w:val="24"/>
+              </w:rPr>
+              <w:t>chỉ</w:t>
+            </w:r>
+            <w:proofErr w:type="spellEnd"/>
+            <w:r>
+              <w:rPr>
+                <w:b/>
+                <w:sz w:val="24"/>
+              </w:rPr>
+              <w:t>: {{</w:t>
+            </w:r>
+            <w:proofErr w:type="spellStart"/>
+            <w:r>
+              <w:rPr>
+                <w:b/>
+                <w:sz w:val="24"/>
+              </w:rPr>
+              <w:t>diaChiDonViHTX</w:t>
+            </w:r>
+            <w:proofErr w:type="spellEnd"/>
+            <w:r>
+              <w:rPr>
+                <w:b/>
+                <w:sz w:val="24"/>
+              </w:rPr>
+              <w:t>}}</w:t>
             </w:r>
           </w:p>
           <w:p>
@@ -79,7 +136,39 @@
                 <w:b/>
                 <w:sz w:val="24"/>
               </w:rPr>
-              <w:t>Điện thoại: {{sdtDonViHTX}}</w:t>
+              <w:t xml:space="preserve">Điện </w:t>
+            </w:r>
+            <w:proofErr w:type="spellStart"/>
+            <w:r>
+              <w:rPr>
+                <w:b/>
+                <w:sz w:val="24"/>
+              </w:rPr>
+              <w:t>thoại</w:t>
+            </w:r>
+            <w:proofErr w:type="spellEnd"/>
+            <w:r>
+              <w:rPr>
+                <w:b/>
+                <w:sz w:val="24"/>
+              </w:rPr>
+              <w:t>: {{</w:t>
+            </w:r>
+            <w:proofErr w:type="spellStart"/>
+            <w:r>
+              <w:rPr>
+                <w:b/>
+                <w:sz w:val="24"/>
+              </w:rPr>
+              <w:t>sdtDonViHTX</w:t>
+            </w:r>
+            <w:proofErr w:type="spellEnd"/>
+            <w:r>
+              <w:rPr>
+                <w:b/>
+                <w:sz w:val="24"/>
+              </w:rPr>
+              <w:t>}}</w:t>
             </w:r>
           </w:p>
         </w:tc>
@@ -111,13 +200,63 @@
               <w:spacing w:after="0"/>
               <w:jc w:val="center"/>
             </w:pPr>
+            <w:proofErr w:type="spellStart"/>
             <w:r>
               <w:rPr>
                 <w:b/>
                 <w:sz w:val="24"/>
               </w:rPr>
-              <w:t>Độc lập – Tự do – Hạnh phúc</w:t>
+              <w:t>Độc</w:t>
             </w:r>
+            <w:proofErr w:type="spellEnd"/>
+            <w:r>
+              <w:rPr>
+                <w:b/>
+                <w:sz w:val="24"/>
+              </w:rPr>
+              <w:t xml:space="preserve"> </w:t>
+            </w:r>
+            <w:proofErr w:type="spellStart"/>
+            <w:r>
+              <w:rPr>
+                <w:b/>
+                <w:sz w:val="24"/>
+              </w:rPr>
+              <w:t>lập</w:t>
+            </w:r>
+            <w:proofErr w:type="spellEnd"/>
+            <w:r>
+              <w:rPr>
+                <w:b/>
+                <w:sz w:val="24"/>
+              </w:rPr>
+              <w:t xml:space="preserve"> – </w:t>
+            </w:r>
+            <w:proofErr w:type="spellStart"/>
+            <w:r>
+              <w:rPr>
+                <w:b/>
+                <w:sz w:val="24"/>
+              </w:rPr>
+              <w:t>Tự</w:t>
+            </w:r>
+            <w:proofErr w:type="spellEnd"/>
+            <w:r>
+              <w:rPr>
+                <w:b/>
+                <w:sz w:val="24"/>
+              </w:rPr>
+              <w:t xml:space="preserve"> do – Hạnh </w:t>
+            </w:r>
+            <w:proofErr w:type="spellStart"/>
+            <w:r>
+              <w:rPr>
+                <w:b/>
+                <w:sz w:val="24"/>
+              </w:rPr>
+              <w:t>phúc</w:t>
+            </w:r>
+            <w:proofErr w:type="spellEnd"/>
           </w:p>
           <w:p>
             <w:pPr>
@@ -157,19 +296,69 @@
           <w:szCs w:val="26"/>
         </w:rPr>
       </w:pPr>
-      <w:r>
-        <w:rPr>
-          <w:sz w:val="26"/>
-          <w:szCs w:val="26"/>
-        </w:rPr>
-        <w:t xml:space="preserve">Chúng tôi:  </w:t>
-      </w:r>
-      <w:r>
-        <w:rPr>
-          <w:sz w:val="26"/>
-          <w:szCs w:val="26"/>
-        </w:rPr>
-        <w:t>{{tenDonViHTX}}</w:t>
+      <w:proofErr w:type="spellStart"/>
+      <w:r>
+        <w:rPr>
+          <w:sz w:val="26"/>
+          <w:szCs w:val="26"/>
+        </w:rPr>
+        <w:t>Chúng</w:t>
+      </w:r>
+      <w:proofErr w:type="spellEnd"/>
+      <w:r>
+        <w:rPr>
+          <w:sz w:val="26"/>
+          <w:szCs w:val="26"/>
+        </w:rPr>
+        <w:t xml:space="preserve"> </w:t>
+      </w:r>
+      <w:proofErr w:type="spellStart"/>
+      <w:r>
+        <w:rPr>
+          <w:sz w:val="26"/>
+          <w:szCs w:val="26"/>
+        </w:rPr>
+        <w:t>tôi</w:t>
+      </w:r>
+      <w:proofErr w:type="spellEnd"/>
+      <w:proofErr w:type="gramStart"/>
+      <w:r>
+        <w:rPr>
+          <w:sz w:val="26"/>
+          <w:szCs w:val="26"/>
+        </w:rPr>
+        <w:t xml:space="preserve">:  </w:t>
+      </w:r>
+      <w:r>
+        <w:rPr>
+          <w:sz w:val="26"/>
+          <w:szCs w:val="26"/>
+        </w:rPr>
+        <w:t>{</w:t>
+      </w:r>
+      <w:proofErr w:type="gramEnd"/>
+      <w:r>
+        <w:rPr>
+          <w:sz w:val="26"/>
+          <w:szCs w:val="26"/>
+        </w:rPr>
+        <w:t>{</w:t>
+      </w:r>
+      <w:proofErr w:type="spellStart"/>
+      <w:r>
+        <w:rPr>
+          <w:sz w:val="26"/>
+          <w:szCs w:val="26"/>
+        </w:rPr>
+        <w:t>tenDonViHTX</w:t>
+      </w:r>
+      <w:proofErr w:type="spellEnd"/>
+      <w:r>
+        <w:rPr>
+          <w:sz w:val="26"/>
+          <w:szCs w:val="26"/>
+        </w:rPr>
+        <w:t>}}</w:t>
       </w:r>
     </w:p>
     <w:tbl>
@@ -209,19 +398,60 @@
                 <w:szCs w:val="26"/>
               </w:rPr>
             </w:pPr>
+            <w:proofErr w:type="spellStart"/>
             <w:r>
               <w:rPr>
                 <w:sz w:val="26"/>
                 <w:szCs w:val="26"/>
               </w:rPr>
-              <w:t xml:space="preserve">Đại diện: </w:t>
+              <w:t>Đại</w:t>
+            </w:r>
+            <w:proofErr w:type="spellEnd"/>
+            <w:r>
+              <w:rPr>
+                <w:sz w:val="26"/>
+                <w:szCs w:val="26"/>
+              </w:rPr>
+              <w:t xml:space="preserve"> </w:t>
+            </w:r>
+            <w:proofErr w:type="spellStart"/>
+            <w:r>
+              <w:rPr>
+                <w:sz w:val="26"/>
+                <w:szCs w:val="26"/>
+              </w:rPr>
+              <w:t>diện</w:t>
+            </w:r>
+            <w:proofErr w:type="spellEnd"/>
+            <w:r>
+              <w:rPr>
+                <w:sz w:val="26"/>
+                <w:szCs w:val="26"/>
+              </w:rPr>
+              <w:t xml:space="preserve">: </w:t>
             </w:r>
             <w:r>
               <w:rPr>
                 <w:sz w:val="26"/>
                 <w:szCs w:val="26"/>
               </w:rPr>
-              <w:t>{{nguoiDaiDienDonViHTX}}</w:t>
+              <w:t>{{</w:t>
+            </w:r>
+            <w:proofErr w:type="spellStart"/>
+            <w:r>
+              <w:rPr>
+                <w:sz w:val="26"/>
+                <w:szCs w:val="26"/>
+              </w:rPr>
+              <w:t>nguoiDaiDienDonViHTX</w:t>
+            </w:r>
+            <w:proofErr w:type="spellEnd"/>
+            <w:r>
+              <w:rPr>
+                <w:sz w:val="26"/>
+                <w:szCs w:val="26"/>
+              </w:rPr>
+              <w:t>}}</w:t>
             </w:r>
           </w:p>
         </w:tc>
@@ -243,19 +473,60 @@
                 <w:szCs w:val="26"/>
               </w:rPr>
             </w:pPr>
+            <w:proofErr w:type="spellStart"/>
             <w:r>
               <w:rPr>
                 <w:sz w:val="26"/>
                 <w:szCs w:val="26"/>
               </w:rPr>
-              <w:t xml:space="preserve">Chức vụ: </w:t>
+              <w:t>Chức</w:t>
+            </w:r>
+            <w:proofErr w:type="spellEnd"/>
+            <w:r>
+              <w:rPr>
+                <w:sz w:val="26"/>
+                <w:szCs w:val="26"/>
+              </w:rPr>
+              <w:t xml:space="preserve"> </w:t>
+            </w:r>
+            <w:proofErr w:type="spellStart"/>
+            <w:r>
+              <w:rPr>
+                <w:sz w:val="26"/>
+                <w:szCs w:val="26"/>
+              </w:rPr>
+              <w:t>vụ</w:t>
+            </w:r>
+            <w:proofErr w:type="spellEnd"/>
+            <w:r>
+              <w:rPr>
+                <w:sz w:val="26"/>
+                <w:szCs w:val="26"/>
+              </w:rPr>
+              <w:t xml:space="preserve">: </w:t>
             </w:r>
             <w:r>
               <w:rPr>
                 <w:sz w:val="26"/>
                 <w:szCs w:val="26"/>
               </w:rPr>
-              <w:t>{{chucVuNguoiDaiDienDonViHTX}}</w:t>
+              <w:t>{{</w:t>
+            </w:r>
+            <w:proofErr w:type="spellStart"/>
+            <w:r>
+              <w:rPr>
+                <w:sz w:val="26"/>
+                <w:szCs w:val="26"/>
+              </w:rPr>
+              <w:t>chucVuNguoiDaiDienDonViHTX</w:t>
+            </w:r>
+            <w:proofErr w:type="spellEnd"/>
+            <w:r>
+              <w:rPr>
+                <w:sz w:val="26"/>
+                <w:szCs w:val="26"/>
+              </w:rPr>
+              <w:t>}}</w:t>
             </w:r>
           </w:p>
         </w:tc>
@@ -269,19 +540,60 @@
           <w:szCs w:val="26"/>
         </w:rPr>
       </w:pPr>
-      <w:r>
-        <w:rPr>
-          <w:sz w:val="26"/>
-          <w:szCs w:val="26"/>
-        </w:rPr>
-        <w:t xml:space="preserve">Địa chỉ: </w:t>
-      </w:r>
-      <w:r>
-        <w:rPr>
-          <w:sz w:val="26"/>
-          <w:szCs w:val="26"/>
-        </w:rPr>
-        <w:t>{{diaChiDonViHTX}}</w:t>
+      <w:proofErr w:type="spellStart"/>
+      <w:r>
+        <w:rPr>
+          <w:sz w:val="26"/>
+          <w:szCs w:val="26"/>
+        </w:rPr>
+        <w:t>Địa</w:t>
+      </w:r>
+      <w:proofErr w:type="spellEnd"/>
+      <w:r>
+        <w:rPr>
+          <w:sz w:val="26"/>
+          <w:szCs w:val="26"/>
+        </w:rPr>
+        <w:t xml:space="preserve"> </w:t>
+      </w:r>
+      <w:proofErr w:type="spellStart"/>
+      <w:r>
+        <w:rPr>
+          <w:sz w:val="26"/>
+          <w:szCs w:val="26"/>
+        </w:rPr>
+        <w:t>chỉ</w:t>
+      </w:r>
+      <w:proofErr w:type="spellEnd"/>
+      <w:r>
+        <w:rPr>
+          <w:sz w:val="26"/>
+          <w:szCs w:val="26"/>
+        </w:rPr>
+        <w:t xml:space="preserve">: </w:t>
+      </w:r>
+      <w:r>
+        <w:rPr>
+          <w:sz w:val="26"/>
+          <w:szCs w:val="26"/>
+        </w:rPr>
+        <w:t>{{</w:t>
+      </w:r>
+      <w:proofErr w:type="spellStart"/>
+      <w:r>
+        <w:rPr>
+          <w:sz w:val="26"/>
+          <w:szCs w:val="26"/>
+        </w:rPr>
+        <w:t>diaChiDonViHTX</w:t>
+      </w:r>
+      <w:proofErr w:type="spellEnd"/>
+      <w:r>
+        <w:rPr>
+          <w:sz w:val="26"/>
+          <w:szCs w:val="26"/>
+        </w:rPr>
+        <w:t>}}</w:t>
       </w:r>
     </w:p>
     <w:p>
@@ -297,14 +609,46 @@
           <w:sz w:val="26"/>
           <w:szCs w:val="26"/>
         </w:rPr>
-        <w:t xml:space="preserve">Điện thoại: </w:t>
-      </w:r>
-      <w:r>
-        <w:rPr>
-          <w:sz w:val="26"/>
-          <w:szCs w:val="26"/>
-        </w:rPr>
-        <w:t>{{sdtDonViHTX}}</w:t>
+        <w:t xml:space="preserve">Điện </w:t>
+      </w:r>
+      <w:proofErr w:type="spellStart"/>
+      <w:r>
+        <w:rPr>
+          <w:sz w:val="26"/>
+          <w:szCs w:val="26"/>
+        </w:rPr>
+        <w:t>thoại</w:t>
+      </w:r>
+      <w:proofErr w:type="spellEnd"/>
+      <w:r>
+        <w:rPr>
+          <w:sz w:val="26"/>
+          <w:szCs w:val="26"/>
+        </w:rPr>
+        <w:t xml:space="preserve">: </w:t>
+      </w:r>
+      <w:r>
+        <w:rPr>
+          <w:sz w:val="26"/>
+          <w:szCs w:val="26"/>
+        </w:rPr>
+        <w:t>{{</w:t>
+      </w:r>
+      <w:proofErr w:type="spellStart"/>
+      <w:r>
+        <w:rPr>
+          <w:sz w:val="26"/>
+          <w:szCs w:val="26"/>
+        </w:rPr>
+        <w:t>sdtDonViHTX</w:t>
+      </w:r>
+      <w:proofErr w:type="spellEnd"/>
+      <w:r>
+        <w:rPr>
+          <w:sz w:val="26"/>
+          <w:szCs w:val="26"/>
+        </w:rPr>
+        <w:t>}}</w:t>
       </w:r>
     </w:p>
     <w:tbl>
@@ -344,13 +688,40 @@
                 <w:szCs w:val="26"/>
               </w:rPr>
             </w:pPr>
+            <w:proofErr w:type="spellStart"/>
             <w:r>
               <w:rPr>
                 <w:sz w:val="26"/>
                 <w:szCs w:val="26"/>
               </w:rPr>
-              <w:t>Giấy CNĐKKD Số :</w:t>
+              <w:t>Giấy</w:t>
             </w:r>
+            <w:proofErr w:type="spellEnd"/>
+            <w:r>
+              <w:rPr>
+                <w:sz w:val="26"/>
+                <w:szCs w:val="26"/>
+              </w:rPr>
+              <w:t xml:space="preserve"> CNĐKKD </w:t>
+            </w:r>
+            <w:proofErr w:type="spellStart"/>
+            <w:proofErr w:type="gramStart"/>
+            <w:r>
+              <w:rPr>
+                <w:sz w:val="26"/>
+                <w:szCs w:val="26"/>
+              </w:rPr>
+              <w:t>Số</w:t>
+            </w:r>
+            <w:proofErr w:type="spellEnd"/>
+            <w:r>
+              <w:rPr>
+                <w:sz w:val="26"/>
+                <w:szCs w:val="26"/>
+              </w:rPr>
+              <w:t xml:space="preserve"> :</w:t>
+            </w:r>
+            <w:proofErr w:type="gramEnd"/>
             <w:r>
               <w:rPr>
                 <w:sz w:val="26"/>
@@ -363,7 +734,23 @@
                 <w:sz w:val="26"/>
                 <w:szCs w:val="26"/>
               </w:rPr>
-              <w:t>{{soGiayPhepKDDonViHTX}}</w:t>
+              <w:t>{{</w:t>
+            </w:r>
+            <w:proofErr w:type="spellStart"/>
+            <w:r>
+              <w:rPr>
+                <w:sz w:val="26"/>
+                <w:szCs w:val="26"/>
+              </w:rPr>
+              <w:t>soGiayPhepKDDonViHTX</w:t>
+            </w:r>
+            <w:proofErr w:type="spellEnd"/>
+            <w:r>
+              <w:rPr>
+                <w:sz w:val="26"/>
+                <w:szCs w:val="26"/>
+              </w:rPr>
+              <w:t>}}</w:t>
             </w:r>
           </w:p>
         </w:tc>
@@ -385,19 +772,60 @@
                 <w:szCs w:val="26"/>
               </w:rPr>
             </w:pPr>
+            <w:proofErr w:type="spellStart"/>
             <w:r>
               <w:rPr>
                 <w:sz w:val="26"/>
                 <w:szCs w:val="26"/>
               </w:rPr>
-              <w:t xml:space="preserve">Ngày cấp: </w:t>
+              <w:t>Ngày</w:t>
+            </w:r>
+            <w:proofErr w:type="spellEnd"/>
+            <w:r>
+              <w:rPr>
+                <w:sz w:val="26"/>
+                <w:szCs w:val="26"/>
+              </w:rPr>
+              <w:t xml:space="preserve"> </w:t>
+            </w:r>
+            <w:proofErr w:type="spellStart"/>
+            <w:r>
+              <w:rPr>
+                <w:sz w:val="26"/>
+                <w:szCs w:val="26"/>
+              </w:rPr>
+              <w:t>cấp</w:t>
+            </w:r>
+            <w:proofErr w:type="spellEnd"/>
+            <w:r>
+              <w:rPr>
+                <w:sz w:val="26"/>
+                <w:szCs w:val="26"/>
+              </w:rPr>
+              <w:t xml:space="preserve">: </w:t>
             </w:r>
             <w:r>
               <w:rPr>
                 <w:sz w:val="26"/>
                 <w:szCs w:val="26"/>
               </w:rPr>
-              <w:t>{{ngayCapGiayPhepKDDonViHTX}}</w:t>
+              <w:t>{{</w:t>
+            </w:r>
+            <w:proofErr w:type="spellStart"/>
+            <w:r>
+              <w:rPr>
+                <w:sz w:val="26"/>
+                <w:szCs w:val="26"/>
+              </w:rPr>
+              <w:t>ngayCapGiayPhepKDDonViHTX</w:t>
+            </w:r>
+            <w:proofErr w:type="spellEnd"/>
+            <w:r>
+              <w:rPr>
+                <w:sz w:val="26"/>
+                <w:szCs w:val="26"/>
+              </w:rPr>
+              <w:t>}}</w:t>
             </w:r>
           </w:p>
         </w:tc>
@@ -411,12 +839,37 @@
           <w:szCs w:val="26"/>
         </w:rPr>
       </w:pPr>
-      <w:r>
-        <w:rPr>
-          <w:sz w:val="26"/>
-          <w:szCs w:val="26"/>
-        </w:rPr>
-        <w:t xml:space="preserve">Nơi cấp: </w:t>
+      <w:proofErr w:type="spellStart"/>
+      <w:r>
+        <w:rPr>
+          <w:sz w:val="26"/>
+          <w:szCs w:val="26"/>
+        </w:rPr>
+        <w:t>Nơi</w:t>
+      </w:r>
+      <w:proofErr w:type="spellEnd"/>
+      <w:r>
+        <w:rPr>
+          <w:sz w:val="26"/>
+          <w:szCs w:val="26"/>
+        </w:rPr>
+        <w:t xml:space="preserve"> </w:t>
+      </w:r>
+      <w:proofErr w:type="spellStart"/>
+      <w:r>
+        <w:rPr>
+          <w:sz w:val="26"/>
+          <w:szCs w:val="26"/>
+        </w:rPr>
+        <w:t>cấp</w:t>
+      </w:r>
+      <w:proofErr w:type="spellEnd"/>
+      <w:r>
+        <w:rPr>
+          <w:sz w:val="26"/>
+          <w:szCs w:val="26"/>
+        </w:rPr>
+        <w:t xml:space="preserve">: </w:t>
       </w:r>
       <w:r>
         <w:rPr>
@@ -425,6 +878,7 @@
         </w:rPr>
         <w:t>{{</w:t>
       </w:r>
+      <w:proofErr w:type="spellStart"/>
       <w:r>
         <w:rPr>
           <w:sz w:val="26"/>
@@ -432,6 +886,7 @@
         </w:rPr>
         <w:t>noiCapGiayPhepKDDonViHTX</w:t>
       </w:r>
+      <w:proofErr w:type="spellEnd"/>
       <w:r>
         <w:rPr>
           <w:sz w:val="26"/>
@@ -460,7 +915,23 @@
           <w:sz w:val="26"/>
           <w:szCs w:val="26"/>
         </w:rPr>
-        <w:t>{{soGiayPhepKDDonViHTX}}</w:t>
+        <w:t>{{</w:t>
+      </w:r>
+      <w:proofErr w:type="spellStart"/>
+      <w:r>
+        <w:rPr>
+          <w:sz w:val="26"/>
+          <w:szCs w:val="26"/>
+        </w:rPr>
+        <w:t>soGiayPhepKDDonViHTX</w:t>
+      </w:r>
+      <w:proofErr w:type="spellEnd"/>
+      <w:r>
+        <w:rPr>
+          <w:sz w:val="26"/>
+          <w:szCs w:val="26"/>
+        </w:rPr>
+        <w:t>}}</w:t>
       </w:r>
     </w:p>
     <w:p>
@@ -471,12 +942,69 @@
           <w:szCs w:val="26"/>
         </w:rPr>
       </w:pPr>
-      <w:r>
-        <w:rPr>
-          <w:sz w:val="26"/>
-          <w:szCs w:val="26"/>
-        </w:rPr>
-        <w:t>Xác nhận đơn vị:</w:t>
+      <w:proofErr w:type="spellStart"/>
+      <w:r>
+        <w:rPr>
+          <w:sz w:val="26"/>
+          <w:szCs w:val="26"/>
+        </w:rPr>
+        <w:t>Xác</w:t>
+      </w:r>
+      <w:proofErr w:type="spellEnd"/>
+      <w:r>
+        <w:rPr>
+          <w:sz w:val="26"/>
+          <w:szCs w:val="26"/>
+        </w:rPr>
+        <w:t xml:space="preserve"> </w:t>
+      </w:r>
+      <w:proofErr w:type="spellStart"/>
+      <w:r>
+        <w:rPr>
+          <w:sz w:val="26"/>
+          <w:szCs w:val="26"/>
+        </w:rPr>
+        <w:t>nhận</w:t>
+      </w:r>
+      <w:proofErr w:type="spellEnd"/>
+      <w:r>
+        <w:rPr>
+          <w:sz w:val="26"/>
+          <w:szCs w:val="26"/>
+        </w:rPr>
+        <w:t xml:space="preserve"> </w:t>
+      </w:r>
+      <w:proofErr w:type="spellStart"/>
+      <w:r>
+        <w:rPr>
+          <w:sz w:val="26"/>
+          <w:szCs w:val="26"/>
+        </w:rPr>
+        <w:t>đơn</w:t>
+      </w:r>
+      <w:proofErr w:type="spellEnd"/>
+      <w:r>
+        <w:rPr>
+          <w:sz w:val="26"/>
+          <w:szCs w:val="26"/>
+        </w:rPr>
+        <w:t xml:space="preserve"> </w:t>
+      </w:r>
+      <w:proofErr w:type="spellStart"/>
+      <w:r>
+        <w:rPr>
+          <w:sz w:val="26"/>
+          <w:szCs w:val="26"/>
+        </w:rPr>
+        <w:t>vị</w:t>
+      </w:r>
+      <w:proofErr w:type="spellEnd"/>
+      <w:r>
+        <w:rPr>
+          <w:sz w:val="26"/>
+          <w:szCs w:val="26"/>
+        </w:rPr>
+        <w:t>:</w:t>
       </w:r>
     </w:p>
     <w:p>
@@ -493,7 +1021,25 @@
           <w:sz w:val="26"/>
           <w:szCs w:val="26"/>
         </w:rPr>
-        <w:t>{{tenKhachHang}}</w:t>
+        <w:t>{{</w:t>
+      </w:r>
+      <w:proofErr w:type="spellStart"/>
+      <w:r>
+        <w:rPr>
+          <w:b/>
+          <w:sz w:val="26"/>
+          <w:szCs w:val="26"/>
+        </w:rPr>
+        <w:t>tenKhachHang</w:t>
+      </w:r>
+      <w:proofErr w:type="spellEnd"/>
+      <w:r>
+        <w:rPr>
+          <w:b/>
+          <w:sz w:val="26"/>
+          <w:szCs w:val="26"/>
+        </w:rPr>
+        <w:t>}}</w:t>
       </w:r>
     </w:p>
     <w:tbl>
@@ -533,12 +1079,37 @@
                 <w:szCs w:val="26"/>
               </w:rPr>
             </w:pPr>
+            <w:proofErr w:type="spellStart"/>
             <w:r>
               <w:rPr>
                 <w:sz w:val="26"/>
                 <w:szCs w:val="26"/>
               </w:rPr>
-              <w:t xml:space="preserve">Đại diện: </w:t>
+              <w:t>Đại</w:t>
+            </w:r>
+            <w:proofErr w:type="spellEnd"/>
+            <w:r>
+              <w:rPr>
+                <w:sz w:val="26"/>
+                <w:szCs w:val="26"/>
+              </w:rPr>
+              <w:t xml:space="preserve"> </w:t>
+            </w:r>
+            <w:proofErr w:type="spellStart"/>
+            <w:r>
+              <w:rPr>
+                <w:sz w:val="26"/>
+                <w:szCs w:val="26"/>
+              </w:rPr>
+              <w:t>diện</w:t>
+            </w:r>
+            <w:proofErr w:type="spellEnd"/>
+            <w:r>
+              <w:rPr>
+                <w:sz w:val="26"/>
+                <w:szCs w:val="26"/>
+              </w:rPr>
+              <w:t xml:space="preserve">: </w:t>
             </w:r>
             <w:r>
               <w:rPr>
@@ -546,7 +1117,25 @@
                 <w:sz w:val="26"/>
                 <w:szCs w:val="26"/>
               </w:rPr>
-              <w:t>{{nguoiDaiDien}}</w:t>
+              <w:t>{{</w:t>
+            </w:r>
+            <w:proofErr w:type="spellStart"/>
+            <w:r>
+              <w:rPr>
+                <w:b/>
+                <w:sz w:val="26"/>
+                <w:szCs w:val="26"/>
+              </w:rPr>
+              <w:t>nguoiDaiDien</w:t>
+            </w:r>
+            <w:proofErr w:type="spellEnd"/>
+            <w:r>
+              <w:rPr>
+                <w:b/>
+                <w:sz w:val="26"/>
+                <w:szCs w:val="26"/>
+              </w:rPr>
+              <w:t>}}</w:t>
             </w:r>
           </w:p>
         </w:tc>
@@ -568,12 +1157,37 @@
                 <w:szCs w:val="26"/>
               </w:rPr>
             </w:pPr>
+            <w:proofErr w:type="spellStart"/>
             <w:r>
               <w:rPr>
                 <w:sz w:val="26"/>
                 <w:szCs w:val="26"/>
               </w:rPr>
-              <w:t xml:space="preserve">Chức vụ: </w:t>
+              <w:t>Chức</w:t>
+            </w:r>
+            <w:proofErr w:type="spellEnd"/>
+            <w:r>
+              <w:rPr>
+                <w:sz w:val="26"/>
+                <w:szCs w:val="26"/>
+              </w:rPr>
+              <w:t xml:space="preserve"> </w:t>
+            </w:r>
+            <w:proofErr w:type="spellStart"/>
+            <w:r>
+              <w:rPr>
+                <w:sz w:val="26"/>
+                <w:szCs w:val="26"/>
+              </w:rPr>
+              <w:t>vụ</w:t>
+            </w:r>
+            <w:proofErr w:type="spellEnd"/>
+            <w:r>
+              <w:rPr>
+                <w:sz w:val="26"/>
+                <w:szCs w:val="26"/>
+              </w:rPr>
+              <w:t xml:space="preserve">: </w:t>
             </w:r>
             <w:r>
               <w:rPr>
@@ -581,7 +1195,25 @@
                 <w:sz w:val="26"/>
                 <w:szCs w:val="26"/>
               </w:rPr>
-              <w:t>{{chucVuNguoiDaiDien}}</w:t>
+              <w:t>{{</w:t>
+            </w:r>
+            <w:proofErr w:type="spellStart"/>
+            <w:r>
+              <w:rPr>
+                <w:b/>
+                <w:sz w:val="26"/>
+                <w:szCs w:val="26"/>
+              </w:rPr>
+              <w:t>chucVuNguoiDaiDien</w:t>
+            </w:r>
+            <w:proofErr w:type="spellEnd"/>
+            <w:r>
+              <w:rPr>
+                <w:b/>
+                <w:sz w:val="26"/>
+                <w:szCs w:val="26"/>
+              </w:rPr>
+              <w:t>}}</w:t>
             </w:r>
           </w:p>
         </w:tc>
@@ -595,12 +1227,53 @@
           <w:szCs w:val="26"/>
         </w:rPr>
       </w:pPr>
-      <w:r>
-        <w:rPr>
-          <w:sz w:val="26"/>
-          <w:szCs w:val="26"/>
-        </w:rPr>
-        <w:t>Địa chỉ: {{diaChiHienNay}}</w:t>
+      <w:proofErr w:type="spellStart"/>
+      <w:r>
+        <w:rPr>
+          <w:sz w:val="26"/>
+          <w:szCs w:val="26"/>
+        </w:rPr>
+        <w:t>Địa</w:t>
+      </w:r>
+      <w:proofErr w:type="spellEnd"/>
+      <w:r>
+        <w:rPr>
+          <w:sz w:val="26"/>
+          <w:szCs w:val="26"/>
+        </w:rPr>
+        <w:t xml:space="preserve"> </w:t>
+      </w:r>
+      <w:proofErr w:type="spellStart"/>
+      <w:r>
+        <w:rPr>
+          <w:sz w:val="26"/>
+          <w:szCs w:val="26"/>
+        </w:rPr>
+        <w:t>chỉ</w:t>
+      </w:r>
+      <w:proofErr w:type="spellEnd"/>
+      <w:r>
+        <w:rPr>
+          <w:sz w:val="26"/>
+          <w:szCs w:val="26"/>
+        </w:rPr>
+        <w:t>: {{</w:t>
+      </w:r>
+      <w:proofErr w:type="spellStart"/>
+      <w:r>
+        <w:rPr>
+          <w:sz w:val="26"/>
+          <w:szCs w:val="26"/>
+        </w:rPr>
+        <w:t>diaChiDoanhNghiep</w:t>
+      </w:r>
+      <w:proofErr w:type="spellEnd"/>
+      <w:r>
+        <w:rPr>
+          <w:sz w:val="26"/>
+          <w:szCs w:val="26"/>
+        </w:rPr>
+        <w:t>}}</w:t>
       </w:r>
     </w:p>
     <w:p>
@@ -616,7 +1289,23 @@
           <w:sz w:val="26"/>
           <w:szCs w:val="26"/>
         </w:rPr>
-        <w:t>MST: {{mstDoanhNghiep}}</w:t>
+        <w:t>MST: {{</w:t>
+      </w:r>
+      <w:proofErr w:type="spellStart"/>
+      <w:r>
+        <w:rPr>
+          <w:sz w:val="26"/>
+          <w:szCs w:val="26"/>
+        </w:rPr>
+        <w:t>mstDoanhNghiep</w:t>
+      </w:r>
+      <w:proofErr w:type="spellEnd"/>
+      <w:r>
+        <w:rPr>
+          <w:sz w:val="26"/>
+          <w:szCs w:val="26"/>
+        </w:rPr>
+        <w:t>}}</w:t>
       </w:r>
     </w:p>
     <w:p>
@@ -632,7 +1321,39 @@
           <w:sz w:val="26"/>
           <w:szCs w:val="26"/>
         </w:rPr>
-        <w:t>Điện thoại: {{soDienThoaiNguoiDaiDien}}</w:t>
+        <w:t xml:space="preserve">Điện </w:t>
+      </w:r>
+      <w:proofErr w:type="spellStart"/>
+      <w:r>
+        <w:rPr>
+          <w:sz w:val="26"/>
+          <w:szCs w:val="26"/>
+        </w:rPr>
+        <w:t>thoại</w:t>
+      </w:r>
+      <w:proofErr w:type="spellEnd"/>
+      <w:r>
+        <w:rPr>
+          <w:sz w:val="26"/>
+          <w:szCs w:val="26"/>
+        </w:rPr>
+        <w:t>: {{</w:t>
+      </w:r>
+      <w:proofErr w:type="spellStart"/>
+      <w:r>
+        <w:rPr>
+          <w:sz w:val="26"/>
+          <w:szCs w:val="26"/>
+        </w:rPr>
+        <w:t>soDienThoaiNguoiDaiDien</w:t>
+      </w:r>
+      <w:proofErr w:type="spellEnd"/>
+      <w:r>
+        <w:rPr>
+          <w:sz w:val="26"/>
+          <w:szCs w:val="26"/>
+        </w:rPr>
+        <w:t>}}</w:t>
       </w:r>
     </w:p>
     <w:p>
@@ -643,12 +1364,117 @@
           <w:szCs w:val="26"/>
         </w:rPr>
       </w:pPr>
-      <w:r>
-        <w:rPr>
-          <w:sz w:val="26"/>
-          <w:szCs w:val="26"/>
-        </w:rPr>
-        <w:t>Là chủ sở hữu phương tiện sau:</w:t>
+      <w:proofErr w:type="spellStart"/>
+      <w:r>
+        <w:rPr>
+          <w:sz w:val="26"/>
+          <w:szCs w:val="26"/>
+        </w:rPr>
+        <w:t>Là</w:t>
+      </w:r>
+      <w:proofErr w:type="spellEnd"/>
+      <w:r>
+        <w:rPr>
+          <w:sz w:val="26"/>
+          <w:szCs w:val="26"/>
+        </w:rPr>
+        <w:t xml:space="preserve"> </w:t>
+      </w:r>
+      <w:proofErr w:type="spellStart"/>
+      <w:r>
+        <w:rPr>
+          <w:sz w:val="26"/>
+          <w:szCs w:val="26"/>
+        </w:rPr>
+        <w:t>chủ</w:t>
+      </w:r>
+      <w:proofErr w:type="spellEnd"/>
+      <w:r>
+        <w:rPr>
+          <w:sz w:val="26"/>
+          <w:szCs w:val="26"/>
+        </w:rPr>
+        <w:t xml:space="preserve"> </w:t>
+      </w:r>
+      <w:proofErr w:type="spellStart"/>
+      <w:r>
+        <w:rPr>
+          <w:sz w:val="26"/>
+          <w:szCs w:val="26"/>
+        </w:rPr>
+        <w:t>sở</w:t>
+      </w:r>
+      <w:proofErr w:type="spellEnd"/>
+      <w:r>
+        <w:rPr>
+          <w:sz w:val="26"/>
+          <w:szCs w:val="26"/>
+        </w:rPr>
+        <w:t xml:space="preserve"> </w:t>
+      </w:r>
+      <w:proofErr w:type="spellStart"/>
+      <w:r>
+        <w:rPr>
+          <w:sz w:val="26"/>
+          <w:szCs w:val="26"/>
+        </w:rPr>
+        <w:t>hữu</w:t>
+      </w:r>
+      <w:proofErr w:type="spellEnd"/>
+      <w:r>
+        <w:rPr>
+          <w:sz w:val="26"/>
+          <w:szCs w:val="26"/>
+        </w:rPr>
+        <w:t xml:space="preserve"> </w:t>
+      </w:r>
+      <w:proofErr w:type="spellStart"/>
+      <w:r>
+        <w:rPr>
+          <w:sz w:val="26"/>
+          <w:szCs w:val="26"/>
+        </w:rPr>
+        <w:t>phương</w:t>
+      </w:r>
+      <w:proofErr w:type="spellEnd"/>
+      <w:r>
+        <w:rPr>
+          <w:sz w:val="26"/>
+          <w:szCs w:val="26"/>
+        </w:rPr>
+        <w:t xml:space="preserve"> </w:t>
+      </w:r>
+      <w:proofErr w:type="spellStart"/>
+      <w:r>
+        <w:rPr>
+          <w:sz w:val="26"/>
+          <w:szCs w:val="26"/>
+        </w:rPr>
+        <w:t>tiện</w:t>
+      </w:r>
+      <w:proofErr w:type="spellEnd"/>
+      <w:r>
+        <w:rPr>
+          <w:sz w:val="26"/>
+          <w:szCs w:val="26"/>
+        </w:rPr>
+        <w:t xml:space="preserve"> </w:t>
+      </w:r>
+      <w:proofErr w:type="spellStart"/>
+      <w:r>
+        <w:rPr>
+          <w:sz w:val="26"/>
+          <w:szCs w:val="26"/>
+        </w:rPr>
+        <w:t>sau</w:t>
+      </w:r>
+      <w:proofErr w:type="spellEnd"/>
+      <w:r>
+        <w:rPr>
+          <w:sz w:val="26"/>
+          <w:szCs w:val="26"/>
+        </w:rPr>
+        <w:t>:</w:t>
       </w:r>
     </w:p>
     <w:tbl>
@@ -727,13 +1553,23 @@
                 <w:szCs w:val="26"/>
               </w:rPr>
             </w:pPr>
+            <w:proofErr w:type="spellStart"/>
             <w:r>
               <w:rPr>
                 <w:b/>
                 <w:sz w:val="26"/>
                 <w:szCs w:val="26"/>
               </w:rPr>
-              <w:t>Biển Kiểm</w:t>
+              <w:t>Biển</w:t>
+            </w:r>
+            <w:proofErr w:type="spellEnd"/>
+            <w:r>
+              <w:rPr>
+                <w:b/>
+                <w:sz w:val="26"/>
+                <w:szCs w:val="26"/>
+              </w:rPr>
+              <w:t xml:space="preserve"> Kiểm</w:t>
             </w:r>
             <w:r>
               <w:rPr>
@@ -766,13 +1602,23 @@
                 <w:szCs w:val="26"/>
               </w:rPr>
             </w:pPr>
+            <w:proofErr w:type="spellStart"/>
             <w:r>
               <w:rPr>
                 <w:b/>
                 <w:sz w:val="26"/>
                 <w:szCs w:val="26"/>
               </w:rPr>
-              <w:t>Hiệu Xe</w:t>
+              <w:t>Hiệu</w:t>
+            </w:r>
+            <w:proofErr w:type="spellEnd"/>
+            <w:r>
+              <w:rPr>
+                <w:b/>
+                <w:sz w:val="26"/>
+                <w:szCs w:val="26"/>
+              </w:rPr>
+              <w:t xml:space="preserve"> Xe</w:t>
             </w:r>
           </w:p>
         </w:tc>
@@ -796,13 +1642,23 @@
                 <w:szCs w:val="26"/>
               </w:rPr>
             </w:pPr>
+            <w:proofErr w:type="spellStart"/>
             <w:r>
               <w:rPr>
                 <w:b/>
                 <w:sz w:val="26"/>
                 <w:szCs w:val="26"/>
               </w:rPr>
-              <w:t>Loại Phương</w:t>
+              <w:t>Loại</w:t>
+            </w:r>
+            <w:proofErr w:type="spellEnd"/>
+            <w:r>
+              <w:rPr>
+                <w:b/>
+                <w:sz w:val="26"/>
+                <w:szCs w:val="26"/>
+              </w:rPr>
+              <w:t xml:space="preserve"> Phương</w:t>
             </w:r>
             <w:r>
               <w:rPr>
@@ -811,8 +1667,17 @@
                 <w:szCs w:val="26"/>
               </w:rPr>
               <w:br/>
+            </w:r>
+            <w:proofErr w:type="spellStart"/>
+            <w:r>
+              <w:rPr>
+                <w:b/>
+                <w:sz w:val="26"/>
+                <w:szCs w:val="26"/>
+              </w:rPr>
               <w:t>Tiện</w:t>
             </w:r>
+            <w:proofErr w:type="spellEnd"/>
           </w:p>
         </w:tc>
         <w:tc>
@@ -835,13 +1700,41 @@
                 <w:szCs w:val="26"/>
               </w:rPr>
             </w:pPr>
+            <w:proofErr w:type="spellStart"/>
             <w:r>
               <w:rPr>
                 <w:b/>
                 <w:sz w:val="26"/>
                 <w:szCs w:val="26"/>
               </w:rPr>
-              <w:t>Sức Chứa /</w:t>
+              <w:t>Sức</w:t>
+            </w:r>
+            <w:proofErr w:type="spellEnd"/>
+            <w:r>
+              <w:rPr>
+                <w:b/>
+                <w:sz w:val="26"/>
+                <w:szCs w:val="26"/>
+              </w:rPr>
+              <w:t xml:space="preserve"> </w:t>
+            </w:r>
+            <w:proofErr w:type="spellStart"/>
+            <w:r>
+              <w:rPr>
+                <w:b/>
+                <w:sz w:val="26"/>
+                <w:szCs w:val="26"/>
+              </w:rPr>
+              <w:t>Chứa</w:t>
+            </w:r>
+            <w:proofErr w:type="spellEnd"/>
+            <w:r>
+              <w:rPr>
+                <w:b/>
+                <w:sz w:val="26"/>
+                <w:szCs w:val="26"/>
+              </w:rPr>
+              <w:t xml:space="preserve"> /</w:t>
             </w:r>
             <w:r>
               <w:rPr>
@@ -850,8 +1743,35 @@
                 <w:szCs w:val="26"/>
               </w:rPr>
               <w:br/>
-              <w:t>Tải Trọng</w:t>
             </w:r>
+            <w:proofErr w:type="spellStart"/>
+            <w:r>
+              <w:rPr>
+                <w:b/>
+                <w:sz w:val="26"/>
+                <w:szCs w:val="26"/>
+              </w:rPr>
+              <w:t>Tải</w:t>
+            </w:r>
+            <w:proofErr w:type="spellEnd"/>
+            <w:r>
+              <w:rPr>
+                <w:b/>
+                <w:sz w:val="26"/>
+                <w:szCs w:val="26"/>
+              </w:rPr>
+              <w:t xml:space="preserve"> </w:t>
+            </w:r>
+            <w:proofErr w:type="spellStart"/>
+            <w:r>
+              <w:rPr>
+                <w:b/>
+                <w:sz w:val="26"/>
+                <w:szCs w:val="26"/>
+              </w:rPr>
+              <w:t>Trọng</w:t>
+            </w:r>
+            <w:proofErr w:type="spellEnd"/>
           </w:p>
         </w:tc>
       </w:tr>
@@ -914,7 +1834,25 @@
                 <w:sz w:val="26"/>
                 <w:szCs w:val="26"/>
               </w:rPr>
-              <w:t>{{bienKiemSoat}}</w:t>
+              <w:t>{{</w:t>
+            </w:r>
+            <w:proofErr w:type="spellStart"/>
+            <w:r>
+              <w:rPr>
+                <w:b/>
+                <w:sz w:val="26"/>
+                <w:szCs w:val="26"/>
+              </w:rPr>
+              <w:t>bienKiemSoat</w:t>
+            </w:r>
+            <w:proofErr w:type="spellEnd"/>
+            <w:r>
+              <w:rPr>
+                <w:b/>
+                <w:sz w:val="26"/>
+                <w:szCs w:val="26"/>
+              </w:rPr>
+              <w:t>}}</w:t>
             </w:r>
           </w:p>
         </w:tc>
@@ -944,7 +1882,25 @@
                 <w:sz w:val="26"/>
                 <w:szCs w:val="26"/>
               </w:rPr>
-              <w:t>{{nhanHieuXe}}</w:t>
+              <w:t>{{</w:t>
+            </w:r>
+            <w:proofErr w:type="spellStart"/>
+            <w:r>
+              <w:rPr>
+                <w:b/>
+                <w:sz w:val="26"/>
+                <w:szCs w:val="26"/>
+              </w:rPr>
+              <w:t>nhanHieuXe</w:t>
+            </w:r>
+            <w:proofErr w:type="spellEnd"/>
+            <w:r>
+              <w:rPr>
+                <w:b/>
+                <w:sz w:val="26"/>
+                <w:szCs w:val="26"/>
+              </w:rPr>
+              <w:t>}}</w:t>
             </w:r>
           </w:p>
         </w:tc>
@@ -974,7 +1930,25 @@
                 <w:sz w:val="26"/>
                 <w:szCs w:val="26"/>
               </w:rPr>
-              <w:t>{{loaiPhuongTien}}</w:t>
+              <w:t>{{</w:t>
+            </w:r>
+            <w:proofErr w:type="spellStart"/>
+            <w:r>
+              <w:rPr>
+                <w:b/>
+                <w:sz w:val="26"/>
+                <w:szCs w:val="26"/>
+              </w:rPr>
+              <w:t>loaiPhuongTien</w:t>
+            </w:r>
+            <w:proofErr w:type="spellEnd"/>
+            <w:r>
+              <w:rPr>
+                <w:b/>
+                <w:sz w:val="26"/>
+                <w:szCs w:val="26"/>
+              </w:rPr>
+              <w:t>}}</w:t>
             </w:r>
           </w:p>
         </w:tc>
@@ -1004,7 +1978,25 @@
                 <w:sz w:val="26"/>
                 <w:szCs w:val="26"/>
               </w:rPr>
-              <w:t>{{gopTaiTrongSoCho}}</w:t>
+              <w:t>{{</w:t>
+            </w:r>
+            <w:proofErr w:type="spellStart"/>
+            <w:r>
+              <w:rPr>
+                <w:b/>
+                <w:sz w:val="26"/>
+                <w:szCs w:val="26"/>
+              </w:rPr>
+              <w:t>gopTaiTrongSoCho</w:t>
+            </w:r>
+            <w:proofErr w:type="spellEnd"/>
+            <w:r>
+              <w:rPr>
+                <w:b/>
+                <w:sz w:val="26"/>
+                <w:szCs w:val="26"/>
+              </w:rPr>
+              <w:t>}}</w:t>
             </w:r>
           </w:p>
         </w:tc>
@@ -1018,12 +2010,117 @@
           <w:szCs w:val="26"/>
         </w:rPr>
       </w:pPr>
-      <w:r>
-        <w:rPr>
-          <w:sz w:val="26"/>
-          <w:szCs w:val="26"/>
-        </w:rPr>
-        <w:t xml:space="preserve">Hiện nay {{tenKhachHang}} đang là xã viên của </w:t>
+      <w:proofErr w:type="spellStart"/>
+      <w:r>
+        <w:rPr>
+          <w:sz w:val="26"/>
+          <w:szCs w:val="26"/>
+        </w:rPr>
+        <w:t>Hiện</w:t>
+      </w:r>
+      <w:proofErr w:type="spellEnd"/>
+      <w:r>
+        <w:rPr>
+          <w:sz w:val="26"/>
+          <w:szCs w:val="26"/>
+        </w:rPr>
+        <w:t xml:space="preserve"> nay {{</w:t>
+      </w:r>
+      <w:proofErr w:type="spellStart"/>
+      <w:r>
+        <w:rPr>
+          <w:sz w:val="26"/>
+          <w:szCs w:val="26"/>
+        </w:rPr>
+        <w:t>tenKhachHang</w:t>
+      </w:r>
+      <w:proofErr w:type="spellEnd"/>
+      <w:r>
+        <w:rPr>
+          <w:sz w:val="26"/>
+          <w:szCs w:val="26"/>
+        </w:rPr>
+        <w:t xml:space="preserve">}} </w:t>
+      </w:r>
+      <w:proofErr w:type="spellStart"/>
+      <w:r>
+        <w:rPr>
+          <w:sz w:val="26"/>
+          <w:szCs w:val="26"/>
+        </w:rPr>
+        <w:t>đang</w:t>
+      </w:r>
+      <w:proofErr w:type="spellEnd"/>
+      <w:r>
+        <w:rPr>
+          <w:sz w:val="26"/>
+          <w:szCs w:val="26"/>
+        </w:rPr>
+        <w:t xml:space="preserve"> </w:t>
+      </w:r>
+      <w:proofErr w:type="spellStart"/>
+      <w:r>
+        <w:rPr>
+          <w:sz w:val="26"/>
+          <w:szCs w:val="26"/>
+        </w:rPr>
+        <w:t>là</w:t>
+      </w:r>
+      <w:proofErr w:type="spellEnd"/>
+      <w:r>
+        <w:rPr>
+          <w:sz w:val="26"/>
+          <w:szCs w:val="26"/>
+        </w:rPr>
+        <w:t xml:space="preserve"> </w:t>
+      </w:r>
+      <w:proofErr w:type="spellStart"/>
+      <w:r>
+        <w:rPr>
+          <w:sz w:val="26"/>
+          <w:szCs w:val="26"/>
+        </w:rPr>
+        <w:t>xã</w:t>
+      </w:r>
+      <w:proofErr w:type="spellEnd"/>
+      <w:r>
+        <w:rPr>
+          <w:sz w:val="26"/>
+          <w:szCs w:val="26"/>
+        </w:rPr>
+        <w:t xml:space="preserve"> </w:t>
+      </w:r>
+      <w:proofErr w:type="spellStart"/>
+      <w:r>
+        <w:rPr>
+          <w:sz w:val="26"/>
+          <w:szCs w:val="26"/>
+        </w:rPr>
+        <w:t>viên</w:t>
+      </w:r>
+      <w:proofErr w:type="spellEnd"/>
+      <w:r>
+        <w:rPr>
+          <w:sz w:val="26"/>
+          <w:szCs w:val="26"/>
+        </w:rPr>
+        <w:t xml:space="preserve"> </w:t>
+      </w:r>
+      <w:proofErr w:type="spellStart"/>
+      <w:r>
+        <w:rPr>
+          <w:sz w:val="26"/>
+          <w:szCs w:val="26"/>
+        </w:rPr>
+        <w:t>của</w:t>
+      </w:r>
+      <w:proofErr w:type="spellEnd"/>
+      <w:r>
+        <w:rPr>
+          <w:sz w:val="26"/>
+          <w:szCs w:val="26"/>
+        </w:rPr>
+        <w:t xml:space="preserve"> </w:t>
       </w:r>
       <w:r>
         <w:rPr>
@@ -1032,6 +2129,7 @@
         </w:rPr>
         <w:t>{{</w:t>
       </w:r>
+      <w:proofErr w:type="spellStart"/>
       <w:r>
         <w:rPr>
           <w:sz w:val="26"/>
@@ -1039,6 +2137,7 @@
         </w:rPr>
         <w:t>tenRutGonDonViHTX</w:t>
       </w:r>
+      <w:proofErr w:type="spellEnd"/>
       <w:r>
         <w:rPr>
           <w:sz w:val="26"/>
@@ -1051,7 +2150,487 @@
           <w:sz w:val="26"/>
           <w:szCs w:val="26"/>
         </w:rPr>
-        <w:t>. Đơn vị đã đóng đầy đủ phí quản lý Hợp Tác Xã và các loại phí khác, phương tiện này hiện đang hoạt động kinh doanh vận tải cho hợp tác xã.</w:t>
+        <w:t xml:space="preserve">. </w:t>
+      </w:r>
+      <w:proofErr w:type="spellStart"/>
+      <w:r>
+        <w:rPr>
+          <w:sz w:val="26"/>
+          <w:szCs w:val="26"/>
+        </w:rPr>
+        <w:t>Đơn</w:t>
+      </w:r>
+      <w:proofErr w:type="spellEnd"/>
+      <w:r>
+        <w:rPr>
+          <w:sz w:val="26"/>
+          <w:szCs w:val="26"/>
+        </w:rPr>
+        <w:t xml:space="preserve"> </w:t>
+      </w:r>
+      <w:proofErr w:type="spellStart"/>
+      <w:r>
+        <w:rPr>
+          <w:sz w:val="26"/>
+          <w:szCs w:val="26"/>
+        </w:rPr>
+        <w:t>vị</w:t>
+      </w:r>
+      <w:proofErr w:type="spellEnd"/>
+      <w:r>
+        <w:rPr>
+          <w:sz w:val="26"/>
+          <w:szCs w:val="26"/>
+        </w:rPr>
+        <w:t xml:space="preserve"> </w:t>
+      </w:r>
+      <w:proofErr w:type="spellStart"/>
+      <w:r>
+        <w:rPr>
+          <w:sz w:val="26"/>
+          <w:szCs w:val="26"/>
+        </w:rPr>
+        <w:t>đã</w:t>
+      </w:r>
+      <w:proofErr w:type="spellEnd"/>
+      <w:r>
+        <w:rPr>
+          <w:sz w:val="26"/>
+          <w:szCs w:val="26"/>
+        </w:rPr>
+        <w:t xml:space="preserve"> </w:t>
+      </w:r>
+      <w:proofErr w:type="spellStart"/>
+      <w:r>
+        <w:rPr>
+          <w:sz w:val="26"/>
+          <w:szCs w:val="26"/>
+        </w:rPr>
+        <w:t>đóng</w:t>
+      </w:r>
+      <w:proofErr w:type="spellEnd"/>
+      <w:r>
+        <w:rPr>
+          <w:sz w:val="26"/>
+          <w:szCs w:val="26"/>
+        </w:rPr>
+        <w:t xml:space="preserve"> </w:t>
+      </w:r>
+      <w:proofErr w:type="spellStart"/>
+      <w:r>
+        <w:rPr>
+          <w:sz w:val="26"/>
+          <w:szCs w:val="26"/>
+        </w:rPr>
+        <w:t>đầy</w:t>
+      </w:r>
+      <w:proofErr w:type="spellEnd"/>
+      <w:r>
+        <w:rPr>
+          <w:sz w:val="26"/>
+          <w:szCs w:val="26"/>
+        </w:rPr>
+        <w:t xml:space="preserve"> </w:t>
+      </w:r>
+      <w:proofErr w:type="spellStart"/>
+      <w:r>
+        <w:rPr>
+          <w:sz w:val="26"/>
+          <w:szCs w:val="26"/>
+        </w:rPr>
+        <w:t>đủ</w:t>
+      </w:r>
+      <w:proofErr w:type="spellEnd"/>
+      <w:r>
+        <w:rPr>
+          <w:sz w:val="26"/>
+          <w:szCs w:val="26"/>
+        </w:rPr>
+        <w:t xml:space="preserve"> </w:t>
+      </w:r>
+      <w:proofErr w:type="spellStart"/>
+      <w:r>
+        <w:rPr>
+          <w:sz w:val="26"/>
+          <w:szCs w:val="26"/>
+        </w:rPr>
+        <w:t>phí</w:t>
+      </w:r>
+      <w:proofErr w:type="spellEnd"/>
+      <w:r>
+        <w:rPr>
+          <w:sz w:val="26"/>
+          <w:szCs w:val="26"/>
+        </w:rPr>
+        <w:t xml:space="preserve"> </w:t>
+      </w:r>
+      <w:proofErr w:type="spellStart"/>
+      <w:r>
+        <w:rPr>
+          <w:sz w:val="26"/>
+          <w:szCs w:val="26"/>
+        </w:rPr>
+        <w:t>quản</w:t>
+      </w:r>
+      <w:proofErr w:type="spellEnd"/>
+      <w:r>
+        <w:rPr>
+          <w:sz w:val="26"/>
+          <w:szCs w:val="26"/>
+        </w:rPr>
+        <w:t xml:space="preserve"> lý </w:t>
+      </w:r>
+      <w:proofErr w:type="spellStart"/>
+      <w:r>
+        <w:rPr>
+          <w:sz w:val="26"/>
+          <w:szCs w:val="26"/>
+        </w:rPr>
+        <w:t>Hợp</w:t>
+      </w:r>
+      <w:proofErr w:type="spellEnd"/>
+      <w:r>
+        <w:rPr>
+          <w:sz w:val="26"/>
+          <w:szCs w:val="26"/>
+        </w:rPr>
+        <w:t xml:space="preserve"> </w:t>
+      </w:r>
+      <w:proofErr w:type="spellStart"/>
+      <w:r>
+        <w:rPr>
+          <w:sz w:val="26"/>
+          <w:szCs w:val="26"/>
+        </w:rPr>
+        <w:t>Tác</w:t>
+      </w:r>
+      <w:proofErr w:type="spellEnd"/>
+      <w:r>
+        <w:rPr>
+          <w:sz w:val="26"/>
+          <w:szCs w:val="26"/>
+        </w:rPr>
+        <w:t xml:space="preserve"> </w:t>
+      </w:r>
+      <w:proofErr w:type="spellStart"/>
+      <w:r>
+        <w:rPr>
+          <w:sz w:val="26"/>
+          <w:szCs w:val="26"/>
+        </w:rPr>
+        <w:t>Xã</w:t>
+      </w:r>
+      <w:proofErr w:type="spellEnd"/>
+      <w:r>
+        <w:rPr>
+          <w:sz w:val="26"/>
+          <w:szCs w:val="26"/>
+        </w:rPr>
+        <w:t xml:space="preserve"> </w:t>
+      </w:r>
+      <w:proofErr w:type="spellStart"/>
+      <w:r>
+        <w:rPr>
+          <w:sz w:val="26"/>
+          <w:szCs w:val="26"/>
+        </w:rPr>
+        <w:t>và</w:t>
+      </w:r>
+      <w:proofErr w:type="spellEnd"/>
+      <w:r>
+        <w:rPr>
+          <w:sz w:val="26"/>
+          <w:szCs w:val="26"/>
+        </w:rPr>
+        <w:t xml:space="preserve"> </w:t>
+      </w:r>
+      <w:proofErr w:type="spellStart"/>
+      <w:r>
+        <w:rPr>
+          <w:sz w:val="26"/>
+          <w:szCs w:val="26"/>
+        </w:rPr>
+        <w:t>các</w:t>
+      </w:r>
+      <w:proofErr w:type="spellEnd"/>
+      <w:r>
+        <w:rPr>
+          <w:sz w:val="26"/>
+          <w:szCs w:val="26"/>
+        </w:rPr>
+        <w:t xml:space="preserve"> </w:t>
+      </w:r>
+      <w:proofErr w:type="spellStart"/>
+      <w:r>
+        <w:rPr>
+          <w:sz w:val="26"/>
+          <w:szCs w:val="26"/>
+        </w:rPr>
+        <w:t>loại</w:t>
+      </w:r>
+      <w:proofErr w:type="spellEnd"/>
+      <w:r>
+        <w:rPr>
+          <w:sz w:val="26"/>
+          <w:szCs w:val="26"/>
+        </w:rPr>
+        <w:t xml:space="preserve"> </w:t>
+      </w:r>
+      <w:proofErr w:type="spellStart"/>
+      <w:r>
+        <w:rPr>
+          <w:sz w:val="26"/>
+          <w:szCs w:val="26"/>
+        </w:rPr>
+        <w:t>phí</w:t>
+      </w:r>
+      <w:proofErr w:type="spellEnd"/>
+      <w:r>
+        <w:rPr>
+          <w:sz w:val="26"/>
+          <w:szCs w:val="26"/>
+        </w:rPr>
+        <w:t xml:space="preserve"> </w:t>
+      </w:r>
+      <w:proofErr w:type="spellStart"/>
+      <w:r>
+        <w:rPr>
+          <w:sz w:val="26"/>
+          <w:szCs w:val="26"/>
+        </w:rPr>
+        <w:t>khác</w:t>
+      </w:r>
+      <w:proofErr w:type="spellEnd"/>
+      <w:r>
+        <w:rPr>
+          <w:sz w:val="26"/>
+          <w:szCs w:val="26"/>
+        </w:rPr>
+        <w:t xml:space="preserve">, </w:t>
+      </w:r>
+      <w:proofErr w:type="spellStart"/>
+      <w:r>
+        <w:rPr>
+          <w:sz w:val="26"/>
+          <w:szCs w:val="26"/>
+        </w:rPr>
+        <w:t>phương</w:t>
+      </w:r>
+      <w:proofErr w:type="spellEnd"/>
+      <w:r>
+        <w:rPr>
+          <w:sz w:val="26"/>
+          <w:szCs w:val="26"/>
+        </w:rPr>
+        <w:t xml:space="preserve"> </w:t>
+      </w:r>
+      <w:proofErr w:type="spellStart"/>
+      <w:r>
+        <w:rPr>
+          <w:sz w:val="26"/>
+          <w:szCs w:val="26"/>
+        </w:rPr>
+        <w:t>tiện</w:t>
+      </w:r>
+      <w:proofErr w:type="spellEnd"/>
+      <w:r>
+        <w:rPr>
+          <w:sz w:val="26"/>
+          <w:szCs w:val="26"/>
+        </w:rPr>
+        <w:t xml:space="preserve"> </w:t>
+      </w:r>
+      <w:proofErr w:type="spellStart"/>
+      <w:r>
+        <w:rPr>
+          <w:sz w:val="26"/>
+          <w:szCs w:val="26"/>
+        </w:rPr>
+        <w:t>này</w:t>
+      </w:r>
+      <w:proofErr w:type="spellEnd"/>
+      <w:r>
+        <w:rPr>
+          <w:sz w:val="26"/>
+          <w:szCs w:val="26"/>
+        </w:rPr>
+        <w:t xml:space="preserve"> </w:t>
+      </w:r>
+      <w:proofErr w:type="spellStart"/>
+      <w:r>
+        <w:rPr>
+          <w:sz w:val="26"/>
+          <w:szCs w:val="26"/>
+        </w:rPr>
+        <w:t>hiện</w:t>
+      </w:r>
+      <w:proofErr w:type="spellEnd"/>
+      <w:r>
+        <w:rPr>
+          <w:sz w:val="26"/>
+          <w:szCs w:val="26"/>
+        </w:rPr>
+        <w:t xml:space="preserve"> </w:t>
+      </w:r>
+      <w:proofErr w:type="spellStart"/>
+      <w:r>
+        <w:rPr>
+          <w:sz w:val="26"/>
+          <w:szCs w:val="26"/>
+        </w:rPr>
+        <w:t>đang</w:t>
+      </w:r>
+      <w:proofErr w:type="spellEnd"/>
+      <w:r>
+        <w:rPr>
+          <w:sz w:val="26"/>
+          <w:szCs w:val="26"/>
+        </w:rPr>
+        <w:t xml:space="preserve"> </w:t>
+      </w:r>
+      <w:proofErr w:type="spellStart"/>
+      <w:r>
+        <w:rPr>
+          <w:sz w:val="26"/>
+          <w:szCs w:val="26"/>
+        </w:rPr>
+        <w:t>hoạt</w:t>
+      </w:r>
+      <w:proofErr w:type="spellEnd"/>
+      <w:r>
+        <w:rPr>
+          <w:sz w:val="26"/>
+          <w:szCs w:val="26"/>
+        </w:rPr>
+        <w:t xml:space="preserve"> </w:t>
+      </w:r>
+      <w:proofErr w:type="spellStart"/>
+      <w:r>
+        <w:rPr>
+          <w:sz w:val="26"/>
+          <w:szCs w:val="26"/>
+        </w:rPr>
+        <w:t>động</w:t>
+      </w:r>
+      <w:proofErr w:type="spellEnd"/>
+      <w:r>
+        <w:rPr>
+          <w:sz w:val="26"/>
+          <w:szCs w:val="26"/>
+        </w:rPr>
+        <w:t xml:space="preserve"> </w:t>
+      </w:r>
+      <w:proofErr w:type="spellStart"/>
+      <w:r>
+        <w:rPr>
+          <w:sz w:val="26"/>
+          <w:szCs w:val="26"/>
+        </w:rPr>
+        <w:t>kinh</w:t>
+      </w:r>
+      <w:proofErr w:type="spellEnd"/>
+      <w:r>
+        <w:rPr>
+          <w:sz w:val="26"/>
+          <w:szCs w:val="26"/>
+        </w:rPr>
+        <w:t xml:space="preserve"> doanh </w:t>
+      </w:r>
+      <w:proofErr w:type="spellStart"/>
+      <w:r>
+        <w:rPr>
+          <w:sz w:val="26"/>
+          <w:szCs w:val="26"/>
+        </w:rPr>
+        <w:t>vận</w:t>
+      </w:r>
+      <w:proofErr w:type="spellEnd"/>
+      <w:r>
+        <w:rPr>
+          <w:sz w:val="26"/>
+          <w:szCs w:val="26"/>
+        </w:rPr>
+        <w:t xml:space="preserve"> </w:t>
+      </w:r>
+      <w:proofErr w:type="spellStart"/>
+      <w:r>
+        <w:rPr>
+          <w:sz w:val="26"/>
+          <w:szCs w:val="26"/>
+        </w:rPr>
+        <w:t>tải</w:t>
+      </w:r>
+      <w:proofErr w:type="spellEnd"/>
+      <w:r>
+        <w:rPr>
+          <w:sz w:val="26"/>
+          <w:szCs w:val="26"/>
+        </w:rPr>
+        <w:t xml:space="preserve"> </w:t>
+      </w:r>
+      <w:proofErr w:type="spellStart"/>
+      <w:r>
+        <w:rPr>
+          <w:sz w:val="26"/>
+          <w:szCs w:val="26"/>
+        </w:rPr>
+        <w:t>cho</w:t>
+      </w:r>
+      <w:proofErr w:type="spellEnd"/>
+      <w:r>
+        <w:rPr>
+          <w:sz w:val="26"/>
+          <w:szCs w:val="26"/>
+        </w:rPr>
+        <w:t xml:space="preserve"> </w:t>
+      </w:r>
+      <w:proofErr w:type="spellStart"/>
+      <w:r>
+        <w:rPr>
+          <w:sz w:val="26"/>
+          <w:szCs w:val="26"/>
+        </w:rPr>
+        <w:t>hợp</w:t>
+      </w:r>
+      <w:proofErr w:type="spellEnd"/>
+      <w:r>
+        <w:rPr>
+          <w:sz w:val="26"/>
+          <w:szCs w:val="26"/>
+        </w:rPr>
+        <w:t xml:space="preserve"> </w:t>
+      </w:r>
+      <w:proofErr w:type="spellStart"/>
+      <w:r>
+        <w:rPr>
+          <w:sz w:val="26"/>
+          <w:szCs w:val="26"/>
+        </w:rPr>
+        <w:t>tác</w:t>
+      </w:r>
+      <w:proofErr w:type="spellEnd"/>
+      <w:r>
+        <w:rPr>
+          <w:sz w:val="26"/>
+          <w:szCs w:val="26"/>
+        </w:rPr>
+        <w:t xml:space="preserve"> </w:t>
+      </w:r>
+      <w:proofErr w:type="spellStart"/>
+      <w:r>
+        <w:rPr>
+          <w:sz w:val="26"/>
+          <w:szCs w:val="26"/>
+        </w:rPr>
+        <w:t>xã</w:t>
+      </w:r>
+      <w:proofErr w:type="spellEnd"/>
+      <w:r>
+        <w:rPr>
+          <w:sz w:val="26"/>
+          <w:szCs w:val="26"/>
+        </w:rPr>
+        <w:t>.</w:t>
       </w:r>
     </w:p>
     <w:p>
@@ -1062,6 +2641,7 @@
           <w:szCs w:val="26"/>
         </w:rPr>
       </w:pPr>
+      <w:proofErr w:type="spellStart"/>
       <w:r>
         <w:rPr>
           <w:b/>
@@ -1069,8 +2649,9 @@
           <w:sz w:val="26"/>
           <w:szCs w:val="26"/>
         </w:rPr>
-        <w:t>Giấy xác nhận này có hiệu lực đến ngày {{</w:t>
-      </w:r>
+        <w:t>Giấy</w:t>
+      </w:r>
+      <w:proofErr w:type="spellEnd"/>
       <w:r>
         <w:rPr>
           <w:b/>
@@ -1078,8 +2659,9 @@
           <w:sz w:val="26"/>
           <w:szCs w:val="26"/>
         </w:rPr>
-        <w:t>ngayHetHanPhuHieu</w:t>
-      </w:r>
+        <w:t xml:space="preserve"> </w:t>
+      </w:r>
+      <w:proofErr w:type="spellStart"/>
       <w:r>
         <w:rPr>
           <w:b/>
@@ -1087,8 +2669,9 @@
           <w:sz w:val="26"/>
           <w:szCs w:val="26"/>
         </w:rPr>
-        <w:t>_dd}} tháng {{</w:t>
-      </w:r>
+        <w:t>xác</w:t>
+      </w:r>
+      <w:proofErr w:type="spellEnd"/>
       <w:r>
         <w:rPr>
           <w:b/>
@@ -1096,8 +2679,9 @@
           <w:sz w:val="26"/>
           <w:szCs w:val="26"/>
         </w:rPr>
-        <w:t>ngayHetHanPhuHieu</w:t>
-      </w:r>
+        <w:t xml:space="preserve"> </w:t>
+      </w:r>
+      <w:proofErr w:type="spellStart"/>
       <w:r>
         <w:rPr>
           <w:b/>
@@ -1105,8 +2689,9 @@
           <w:sz w:val="26"/>
           <w:szCs w:val="26"/>
         </w:rPr>
-        <w:t>_MM}} năm {{</w:t>
-      </w:r>
+        <w:t>nhận</w:t>
+      </w:r>
+      <w:proofErr w:type="spellEnd"/>
       <w:r>
         <w:rPr>
           <w:b/>
@@ -1114,8 +2699,9 @@
           <w:sz w:val="26"/>
           <w:szCs w:val="26"/>
         </w:rPr>
-        <w:t>ngayHetHanPhuHieu</w:t>
-      </w:r>
+        <w:t xml:space="preserve"> </w:t>
+      </w:r>
+      <w:proofErr w:type="spellStart"/>
       <w:r>
         <w:rPr>
           <w:b/>
@@ -1123,7 +2709,244 @@
           <w:sz w:val="26"/>
           <w:szCs w:val="26"/>
         </w:rPr>
-        <w:t>_yyyy}}.</w:t>
+        <w:t>này</w:t>
+      </w:r>
+      <w:proofErr w:type="spellEnd"/>
+      <w:r>
+        <w:rPr>
+          <w:b/>
+          <w:i/>
+          <w:sz w:val="26"/>
+          <w:szCs w:val="26"/>
+        </w:rPr>
+        <w:t xml:space="preserve"> </w:t>
+      </w:r>
+      <w:proofErr w:type="spellStart"/>
+      <w:r>
+        <w:rPr>
+          <w:b/>
+          <w:i/>
+          <w:sz w:val="26"/>
+          <w:szCs w:val="26"/>
+        </w:rPr>
+        <w:t>có</w:t>
+      </w:r>
+      <w:proofErr w:type="spellEnd"/>
+      <w:r>
+        <w:rPr>
+          <w:b/>
+          <w:i/>
+          <w:sz w:val="26"/>
+          <w:szCs w:val="26"/>
+        </w:rPr>
+        <w:t xml:space="preserve"> </w:t>
+      </w:r>
+      <w:proofErr w:type="spellStart"/>
+      <w:r>
+        <w:rPr>
+          <w:b/>
+          <w:i/>
+          <w:sz w:val="26"/>
+          <w:szCs w:val="26"/>
+        </w:rPr>
+        <w:t>hiệu</w:t>
+      </w:r>
+      <w:proofErr w:type="spellEnd"/>
+      <w:r>
+        <w:rPr>
+          <w:b/>
+          <w:i/>
+          <w:sz w:val="26"/>
+          <w:szCs w:val="26"/>
+        </w:rPr>
+        <w:t xml:space="preserve"> </w:t>
+      </w:r>
+      <w:proofErr w:type="spellStart"/>
+      <w:r>
+        <w:rPr>
+          <w:b/>
+          <w:i/>
+          <w:sz w:val="26"/>
+          <w:szCs w:val="26"/>
+        </w:rPr>
+        <w:t>lực</w:t>
+      </w:r>
+      <w:proofErr w:type="spellEnd"/>
+      <w:r>
+        <w:rPr>
+          <w:b/>
+          <w:i/>
+          <w:sz w:val="26"/>
+          <w:szCs w:val="26"/>
+        </w:rPr>
+        <w:t xml:space="preserve"> </w:t>
+      </w:r>
+      <w:proofErr w:type="spellStart"/>
+      <w:r>
+        <w:rPr>
+          <w:b/>
+          <w:i/>
+          <w:sz w:val="26"/>
+          <w:szCs w:val="26"/>
+        </w:rPr>
+        <w:t>đến</w:t>
+      </w:r>
+      <w:proofErr w:type="spellEnd"/>
+      <w:r>
+        <w:rPr>
+          <w:b/>
+          <w:i/>
+          <w:sz w:val="26"/>
+          <w:szCs w:val="26"/>
+        </w:rPr>
+        <w:t xml:space="preserve"> </w:t>
+      </w:r>
+      <w:proofErr w:type="spellStart"/>
+      <w:r>
+        <w:rPr>
+          <w:b/>
+          <w:i/>
+          <w:sz w:val="26"/>
+          <w:szCs w:val="26"/>
+        </w:rPr>
+        <w:t>ngày</w:t>
+      </w:r>
+      <w:proofErr w:type="spellEnd"/>
+      <w:r>
+        <w:rPr>
+          <w:b/>
+          <w:i/>
+          <w:sz w:val="26"/>
+          <w:szCs w:val="26"/>
+        </w:rPr>
+        <w:t xml:space="preserve"> {{</w:t>
+      </w:r>
+      <w:proofErr w:type="spellStart"/>
+      <w:r>
+        <w:rPr>
+          <w:b/>
+          <w:i/>
+          <w:sz w:val="26"/>
+          <w:szCs w:val="26"/>
+        </w:rPr>
+        <w:t>ngayHetHanPhuHieu</w:t>
+      </w:r>
+      <w:r>
+        <w:rPr>
+          <w:b/>
+          <w:i/>
+          <w:sz w:val="26"/>
+          <w:szCs w:val="26"/>
+        </w:rPr>
+        <w:t>_dd</w:t>
+      </w:r>
+      <w:proofErr w:type="spellEnd"/>
+      <w:r>
+        <w:rPr>
+          <w:b/>
+          <w:i/>
+          <w:sz w:val="26"/>
+          <w:szCs w:val="26"/>
+        </w:rPr>
+        <w:t xml:space="preserve">}} </w:t>
+      </w:r>
+      <w:proofErr w:type="spellStart"/>
+      <w:r>
+        <w:rPr>
+          <w:b/>
+          <w:i/>
+          <w:sz w:val="26"/>
+          <w:szCs w:val="26"/>
+        </w:rPr>
+        <w:t>tháng</w:t>
+      </w:r>
+      <w:proofErr w:type="spellEnd"/>
+      <w:r>
+        <w:rPr>
+          <w:b/>
+          <w:i/>
+          <w:sz w:val="26"/>
+          <w:szCs w:val="26"/>
+        </w:rPr>
+        <w:t xml:space="preserve"> {{</w:t>
+      </w:r>
+      <w:proofErr w:type="spellStart"/>
+      <w:r>
+        <w:rPr>
+          <w:b/>
+          <w:i/>
+          <w:sz w:val="26"/>
+          <w:szCs w:val="26"/>
+        </w:rPr>
+        <w:t>ngayHetHanPhuHieu</w:t>
+      </w:r>
+      <w:r>
+        <w:rPr>
+          <w:b/>
+          <w:i/>
+          <w:sz w:val="26"/>
+          <w:szCs w:val="26"/>
+        </w:rPr>
+        <w:t>_MM</w:t>
+      </w:r>
+      <w:proofErr w:type="spellEnd"/>
+      <w:r>
+        <w:rPr>
+          <w:b/>
+          <w:i/>
+          <w:sz w:val="26"/>
+          <w:szCs w:val="26"/>
+        </w:rPr>
+        <w:t xml:space="preserve">}} </w:t>
+      </w:r>
+      <w:proofErr w:type="spellStart"/>
+      <w:r>
+        <w:rPr>
+          <w:b/>
+          <w:i/>
+          <w:sz w:val="26"/>
+          <w:szCs w:val="26"/>
+        </w:rPr>
+        <w:t>năm</w:t>
+      </w:r>
+      <w:proofErr w:type="spellEnd"/>
+      <w:r>
+        <w:rPr>
+          <w:b/>
+          <w:i/>
+          <w:sz w:val="26"/>
+          <w:szCs w:val="26"/>
+        </w:rPr>
+        <w:t xml:space="preserve"> {{</w:t>
+      </w:r>
+      <w:proofErr w:type="spellStart"/>
+      <w:r>
+        <w:rPr>
+          <w:b/>
+          <w:i/>
+          <w:sz w:val="26"/>
+          <w:szCs w:val="26"/>
+        </w:rPr>
+        <w:t>ngayHetHanPhuHieu</w:t>
+      </w:r>
+      <w:r>
+        <w:rPr>
+          <w:b/>
+          <w:i/>
+          <w:sz w:val="26"/>
+          <w:szCs w:val="26"/>
+        </w:rPr>
+        <w:t>_yyyy</w:t>
+      </w:r>
+      <w:proofErr w:type="spellEnd"/>
+      <w:r>
+        <w:rPr>
+          <w:b/>
+          <w:i/>
+          <w:sz w:val="26"/>
+          <w:szCs w:val="26"/>
+        </w:rPr>
+        <w:t>}}.</w:t>
       </w:r>
     </w:p>
     <w:p>
@@ -1134,12 +2957,341 @@
           <w:szCs w:val="26"/>
         </w:rPr>
       </w:pPr>
-      <w:r>
-        <w:rPr>
-          <w:sz w:val="26"/>
-          <w:szCs w:val="26"/>
-        </w:rPr>
-        <w:t>Kính mong Quý cơ quan chức năng tạo mọi điều kiện thuận lợi để các phương tiện hoạt động thuận lợi.</w:t>
+      <w:proofErr w:type="spellStart"/>
+      <w:r>
+        <w:rPr>
+          <w:sz w:val="26"/>
+          <w:szCs w:val="26"/>
+        </w:rPr>
+        <w:t>Kính</w:t>
+      </w:r>
+      <w:proofErr w:type="spellEnd"/>
+      <w:r>
+        <w:rPr>
+          <w:sz w:val="26"/>
+          <w:szCs w:val="26"/>
+        </w:rPr>
+        <w:t xml:space="preserve"> </w:t>
+      </w:r>
+      <w:proofErr w:type="spellStart"/>
+      <w:r>
+        <w:rPr>
+          <w:sz w:val="26"/>
+          <w:szCs w:val="26"/>
+        </w:rPr>
+        <w:t>mong</w:t>
+      </w:r>
+      <w:proofErr w:type="spellEnd"/>
+      <w:r>
+        <w:rPr>
+          <w:sz w:val="26"/>
+          <w:szCs w:val="26"/>
+        </w:rPr>
+        <w:t xml:space="preserve"> </w:t>
+      </w:r>
+      <w:proofErr w:type="spellStart"/>
+      <w:r>
+        <w:rPr>
+          <w:sz w:val="26"/>
+          <w:szCs w:val="26"/>
+        </w:rPr>
+        <w:t>Quý</w:t>
+      </w:r>
+      <w:proofErr w:type="spellEnd"/>
+      <w:r>
+        <w:rPr>
+          <w:sz w:val="26"/>
+          <w:szCs w:val="26"/>
+        </w:rPr>
+        <w:t xml:space="preserve"> </w:t>
+      </w:r>
+      <w:proofErr w:type="spellStart"/>
+      <w:r>
+        <w:rPr>
+          <w:sz w:val="26"/>
+          <w:szCs w:val="26"/>
+        </w:rPr>
+        <w:t>cơ</w:t>
+      </w:r>
+      <w:proofErr w:type="spellEnd"/>
+      <w:r>
+        <w:rPr>
+          <w:sz w:val="26"/>
+          <w:szCs w:val="26"/>
+        </w:rPr>
+        <w:t xml:space="preserve"> </w:t>
+      </w:r>
+      <w:proofErr w:type="spellStart"/>
+      <w:r>
+        <w:rPr>
+          <w:sz w:val="26"/>
+          <w:szCs w:val="26"/>
+        </w:rPr>
+        <w:t>quan</w:t>
+      </w:r>
+      <w:proofErr w:type="spellEnd"/>
+      <w:r>
+        <w:rPr>
+          <w:sz w:val="26"/>
+          <w:szCs w:val="26"/>
+        </w:rPr>
+        <w:t xml:space="preserve"> </w:t>
+      </w:r>
+      <w:proofErr w:type="spellStart"/>
+      <w:r>
+        <w:rPr>
+          <w:sz w:val="26"/>
+          <w:szCs w:val="26"/>
+        </w:rPr>
+        <w:t>chức</w:t>
+      </w:r>
+      <w:proofErr w:type="spellEnd"/>
+      <w:r>
+        <w:rPr>
+          <w:sz w:val="26"/>
+          <w:szCs w:val="26"/>
+        </w:rPr>
+        <w:t xml:space="preserve"> </w:t>
+      </w:r>
+      <w:proofErr w:type="spellStart"/>
+      <w:r>
+        <w:rPr>
+          <w:sz w:val="26"/>
+          <w:szCs w:val="26"/>
+        </w:rPr>
+        <w:t>năng</w:t>
+      </w:r>
+      <w:proofErr w:type="spellEnd"/>
+      <w:r>
+        <w:rPr>
+          <w:sz w:val="26"/>
+          <w:szCs w:val="26"/>
+        </w:rPr>
+        <w:t xml:space="preserve"> </w:t>
+      </w:r>
+      <w:proofErr w:type="spellStart"/>
+      <w:r>
+        <w:rPr>
+          <w:sz w:val="26"/>
+          <w:szCs w:val="26"/>
+        </w:rPr>
+        <w:t>tạo</w:t>
+      </w:r>
+      <w:proofErr w:type="spellEnd"/>
+      <w:r>
+        <w:rPr>
+          <w:sz w:val="26"/>
+          <w:szCs w:val="26"/>
+        </w:rPr>
+        <w:t xml:space="preserve"> </w:t>
+      </w:r>
+      <w:proofErr w:type="spellStart"/>
+      <w:r>
+        <w:rPr>
+          <w:sz w:val="26"/>
+          <w:szCs w:val="26"/>
+        </w:rPr>
+        <w:t>mọi</w:t>
+      </w:r>
+      <w:proofErr w:type="spellEnd"/>
+      <w:r>
+        <w:rPr>
+          <w:sz w:val="26"/>
+          <w:szCs w:val="26"/>
+        </w:rPr>
+        <w:t xml:space="preserve"> </w:t>
+      </w:r>
+      <w:proofErr w:type="spellStart"/>
+      <w:r>
+        <w:rPr>
+          <w:sz w:val="26"/>
+          <w:szCs w:val="26"/>
+        </w:rPr>
+        <w:t>điều</w:t>
+      </w:r>
+      <w:proofErr w:type="spellEnd"/>
+      <w:r>
+        <w:rPr>
+          <w:sz w:val="26"/>
+          <w:szCs w:val="26"/>
+        </w:rPr>
+        <w:t xml:space="preserve"> </w:t>
+      </w:r>
+      <w:proofErr w:type="spellStart"/>
+      <w:r>
+        <w:rPr>
+          <w:sz w:val="26"/>
+          <w:szCs w:val="26"/>
+        </w:rPr>
+        <w:t>kiện</w:t>
+      </w:r>
+      <w:proofErr w:type="spellEnd"/>
+      <w:r>
+        <w:rPr>
+          <w:sz w:val="26"/>
+          <w:szCs w:val="26"/>
+        </w:rPr>
+        <w:t xml:space="preserve"> </w:t>
+      </w:r>
+      <w:proofErr w:type="spellStart"/>
+      <w:r>
+        <w:rPr>
+          <w:sz w:val="26"/>
+          <w:szCs w:val="26"/>
+        </w:rPr>
+        <w:t>thuận</w:t>
+      </w:r>
+      <w:proofErr w:type="spellEnd"/>
+      <w:r>
+        <w:rPr>
+          <w:sz w:val="26"/>
+          <w:szCs w:val="26"/>
+        </w:rPr>
+        <w:t xml:space="preserve"> </w:t>
+      </w:r>
+      <w:proofErr w:type="spellStart"/>
+      <w:r>
+        <w:rPr>
+          <w:sz w:val="26"/>
+          <w:szCs w:val="26"/>
+        </w:rPr>
+        <w:t>lợi</w:t>
+      </w:r>
+      <w:proofErr w:type="spellEnd"/>
+      <w:r>
+        <w:rPr>
+          <w:sz w:val="26"/>
+          <w:szCs w:val="26"/>
+        </w:rPr>
+        <w:t xml:space="preserve"> </w:t>
+      </w:r>
+      <w:proofErr w:type="spellStart"/>
+      <w:r>
+        <w:rPr>
+          <w:sz w:val="26"/>
+          <w:szCs w:val="26"/>
+        </w:rPr>
+        <w:t>để</w:t>
+      </w:r>
+      <w:proofErr w:type="spellEnd"/>
+      <w:r>
+        <w:rPr>
+          <w:sz w:val="26"/>
+          <w:szCs w:val="26"/>
+        </w:rPr>
+        <w:t xml:space="preserve"> </w:t>
+      </w:r>
+      <w:proofErr w:type="spellStart"/>
+      <w:r>
+        <w:rPr>
+          <w:sz w:val="26"/>
+          <w:szCs w:val="26"/>
+        </w:rPr>
+        <w:t>các</w:t>
+      </w:r>
+      <w:proofErr w:type="spellEnd"/>
+      <w:r>
+        <w:rPr>
+          <w:sz w:val="26"/>
+          <w:szCs w:val="26"/>
+        </w:rPr>
+        <w:t xml:space="preserve"> </w:t>
+      </w:r>
+      <w:proofErr w:type="spellStart"/>
+      <w:r>
+        <w:rPr>
+          <w:sz w:val="26"/>
+          <w:szCs w:val="26"/>
+        </w:rPr>
+        <w:t>phương</w:t>
+      </w:r>
+      <w:proofErr w:type="spellEnd"/>
+      <w:r>
+        <w:rPr>
+          <w:sz w:val="26"/>
+          <w:szCs w:val="26"/>
+        </w:rPr>
+        <w:t xml:space="preserve"> </w:t>
+      </w:r>
+      <w:proofErr w:type="spellStart"/>
+      <w:r>
+        <w:rPr>
+          <w:sz w:val="26"/>
+          <w:szCs w:val="26"/>
+        </w:rPr>
+        <w:t>tiện</w:t>
+      </w:r>
+      <w:proofErr w:type="spellEnd"/>
+      <w:r>
+        <w:rPr>
+          <w:sz w:val="26"/>
+          <w:szCs w:val="26"/>
+        </w:rPr>
+        <w:t xml:space="preserve"> </w:t>
+      </w:r>
+      <w:proofErr w:type="spellStart"/>
+      <w:r>
+        <w:rPr>
+          <w:sz w:val="26"/>
+          <w:szCs w:val="26"/>
+        </w:rPr>
+        <w:t>hoạt</w:t>
+      </w:r>
+      <w:proofErr w:type="spellEnd"/>
+      <w:r>
+        <w:rPr>
+          <w:sz w:val="26"/>
+          <w:szCs w:val="26"/>
+        </w:rPr>
+        <w:t xml:space="preserve"> </w:t>
+      </w:r>
+      <w:proofErr w:type="spellStart"/>
+      <w:r>
+        <w:rPr>
+          <w:sz w:val="26"/>
+          <w:szCs w:val="26"/>
+        </w:rPr>
+        <w:t>động</w:t>
+      </w:r>
+      <w:proofErr w:type="spellEnd"/>
+      <w:r>
+        <w:rPr>
+          <w:sz w:val="26"/>
+          <w:szCs w:val="26"/>
+        </w:rPr>
+        <w:t xml:space="preserve"> </w:t>
+      </w:r>
+      <w:proofErr w:type="spellStart"/>
+      <w:r>
+        <w:rPr>
+          <w:sz w:val="26"/>
+          <w:szCs w:val="26"/>
+        </w:rPr>
+        <w:t>thuận</w:t>
+      </w:r>
+      <w:proofErr w:type="spellEnd"/>
+      <w:r>
+        <w:rPr>
+          <w:sz w:val="26"/>
+          <w:szCs w:val="26"/>
+        </w:rPr>
+        <w:t xml:space="preserve"> </w:t>
+      </w:r>
+      <w:proofErr w:type="spellStart"/>
+      <w:r>
+        <w:rPr>
+          <w:sz w:val="26"/>
+          <w:szCs w:val="26"/>
+        </w:rPr>
+        <w:t>lợi</w:t>
+      </w:r>
+      <w:proofErr w:type="spellEnd"/>
+      <w:r>
+        <w:rPr>
+          <w:sz w:val="26"/>
+          <w:szCs w:val="26"/>
+        </w:rPr>
+        <w:t>.</w:t>
       </w:r>
     </w:p>
     <w:tbl>
@@ -1195,7 +3347,87 @@
                 <w:i/>
                 <w:sz w:val="24"/>
               </w:rPr>
-              <w:t>{{ngayTraHoSoPhuHieu_dd}} tháng {{ngayTraHoSoPhuHieu_MM}} năm {{ngayTraHoSoPhuHieu_yyyy}}</w:t>
+              <w:t>{{</w:t>
+            </w:r>
+            <w:proofErr w:type="spellStart"/>
+            <w:r>
+              <w:rPr>
+                <w:i/>
+                <w:sz w:val="24"/>
+              </w:rPr>
+              <w:t>ngayTraHoSoPhuHieu_dd</w:t>
+            </w:r>
+            <w:proofErr w:type="spellEnd"/>
+            <w:r>
+              <w:rPr>
+                <w:i/>
+                <w:sz w:val="24"/>
+              </w:rPr>
+              <w:t xml:space="preserve">}} </w:t>
+            </w:r>
+            <w:proofErr w:type="spellStart"/>
+            <w:r>
+              <w:rPr>
+                <w:i/>
+                <w:sz w:val="24"/>
+              </w:rPr>
+              <w:t>tháng</w:t>
+            </w:r>
+            <w:proofErr w:type="spellEnd"/>
+            <w:r>
+              <w:rPr>
+                <w:i/>
+                <w:sz w:val="24"/>
+              </w:rPr>
+              <w:t xml:space="preserve"> {{</w:t>
+            </w:r>
+            <w:proofErr w:type="spellStart"/>
+            <w:r>
+              <w:rPr>
+                <w:i/>
+                <w:sz w:val="24"/>
+              </w:rPr>
+              <w:t>ngayTraHoSoPhuHieu_MM</w:t>
+            </w:r>
+            <w:proofErr w:type="spellEnd"/>
+            <w:r>
+              <w:rPr>
+                <w:i/>
+                <w:sz w:val="24"/>
+              </w:rPr>
+              <w:t xml:space="preserve">}} </w:t>
+            </w:r>
+            <w:proofErr w:type="spellStart"/>
+            <w:r>
+              <w:rPr>
+                <w:i/>
+                <w:sz w:val="24"/>
+              </w:rPr>
+              <w:t>năm</w:t>
+            </w:r>
+            <w:proofErr w:type="spellEnd"/>
+            <w:r>
+              <w:rPr>
+                <w:i/>
+                <w:sz w:val="24"/>
+              </w:rPr>
+              <w:t xml:space="preserve"> {{</w:t>
+            </w:r>
+            <w:proofErr w:type="spellStart"/>
+            <w:r>
+              <w:rPr>
+                <w:i/>
+                <w:sz w:val="24"/>
+              </w:rPr>
+              <w:t>ngayTraHoSoPhuHieu_yyyy</w:t>
+            </w:r>
+            <w:proofErr w:type="spellEnd"/>
+            <w:r>
+              <w:rPr>
+                <w:i/>
+                <w:sz w:val="24"/>
+              </w:rPr>
+              <w:t>}}</w:t>
             </w:r>
           </w:p>
           <w:p>
@@ -1266,7 +3498,23 @@
                 <w:b/>
                 <w:sz w:val="26"/>
               </w:rPr>
-              <w:t>{{nguoiDaiDienDonViHTX}}</w:t>
+              <w:t>{{</w:t>
+            </w:r>
+            <w:proofErr w:type="spellStart"/>
+            <w:r>
+              <w:rPr>
+                <w:b/>
+                <w:sz w:val="26"/>
+              </w:rPr>
+              <w:t>nguoiDaiDienDonViHTX</w:t>
+            </w:r>
+            <w:proofErr w:type="spellEnd"/>
+            <w:r>
+              <w:rPr>
+                <w:b/>
+                <w:sz w:val="26"/>
+              </w:rPr>
+              <w:t>}}</w:t>
             </w:r>
           </w:p>
         </w:tc>
@@ -1293,7 +3541,7 @@
 </file>
 
 <file path=word/numbering.xml><?xml version="1.0" encoding="utf-8"?>
-<w:numbering xmlns:wpc="http://schemas.microsoft.com/office/word/2010/wordprocessingCanvas" xmlns:cx="http://schemas.microsoft.com/office/drawing/2014/chartex" xmlns:cx1="http://schemas.microsoft.com/office/drawing/2015/9/8/chartex" xmlns:cx2="http://schemas.microsoft.com/office/drawing/2015/10/21/chartex" xmlns:cx3="http://schemas.microsoft.com/office/drawing/2016/5/9/chartex" xmlns:cx4="http://schemas.microsoft.com/office/drawing/2016/5/10/chartex" xmlns:cx5="http://schemas.microsoft.com/office/drawing/2016/5/11/chartex" xmlns:cx6="http://schemas.microsoft.com/office/drawing/2016/5/12/chartex" xmlns:cx7="http://schemas.microsoft.com/office/drawing/2016/5/13/chartex" xmlns:cx8="http://schemas.microsoft.com/office/drawing/2016/5/14/chartex" xmlns:mc="http://schemas.openxmlformats.org/markup-compatibility/2006" xmlns:aink="http://schemas.microsoft.com/office/drawing/2016/ink" xmlns:am3d="http://schemas.microsoft.com/office/drawing/2017/model3d" xmlns:o="urn:schemas-microsoft-com:office:office" xmlns:oel="http://schemas.microsoft.com/office/2019/extlst" xmlns:r="http://schemas.openxmlformats.org/officeDocument/2006/relationships" xmlns:m="http://schemas.openxmlformats.org/officeDocument/2006/math" xmlns:v="urn:schemas-microsoft-com:vml" xmlns:wp14="http://schemas.microsoft.com/office/word/2010/wordprocessingDrawing" xmlns:wp="http://schemas.openxmlformats.org/drawingml/2006/wordprocessingDrawing" xmlns:w10="urn:schemas-microsoft-com:office:word" xmlns:w="http://schemas.openxmlformats.org/wordprocessingml/2006/main" xmlns:w14="http://schemas.microsoft.com/office/word/2010/wordml" xmlns:w15="http://schemas.microsoft.com/office/word/2012/wordml" xmlns:w16cex="http://schemas.microsoft.com/office/word/2018/wordml/cex" xmlns:w16cid="http://schemas.microsoft.com/office/word/2016/wordml/cid" xmlns:w16="http://schemas.microsoft.com/office/word/2018/wordml" xmlns:w16du="http://schemas.microsoft.com/office/word/2023/wordml/word16du" xmlns:w16sdtdh="http://schemas.microsoft.com/office/word/2020/wordml/sdtdatahash" xmlns:w16sdtfl="http://schemas.microsoft.com/office/word/2024/wordml/sdtformatlock" xmlns:w16se="http://schemas.microsoft.com/office/word/2015/wordml/symex" xmlns:wpg="http://schemas.microsoft.com/office/word/2010/wordprocessingGroup" xmlns:wpi="http://schemas.microsoft.com/office/word/2010/wordprocessingInk" xmlns:wne="http://schemas.microsoft.com/office/word/2006/wordml" xmlns:wps="http://schemas.microsoft.com/office/word/2010/wordprocessingShape" mc:Ignorable="w14 w15 w16se w16cid w16 w16cex w16sdtdh w16sdtfl w16du wp14">
+<w:numbering xmlns:wpc="http://schemas.microsoft.com/office/word/2010/wordprocessingCanvas" xmlns:cx="http://schemas.microsoft.com/office/drawing/2014/chartex" xmlns:cx1="http://schemas.microsoft.com/office/drawing/2015/9/8/chartex" xmlns:cx2="http://schemas.microsoft.com/office/drawing/2015/10/21/chartex" xmlns:cx3="http://schemas.microsoft.com/office/drawing/2016/5/9/chartex" xmlns:cx4="http://schemas.microsoft.com/office/drawing/2016/5/10/chartex" xmlns:cx5="http://schemas.microsoft.com/office/drawing/2016/5/11/chartex" xmlns:cx6="http://schemas.microsoft.com/office/drawing/2016/5/12/chartex" xmlns:cx7="http://schemas.microsoft.com/office/drawing/2016/5/13/chartex" xmlns:cx8="http://schemas.microsoft.com/office/drawing/2016/5/14/chartex" xmlns:mc="http://schemas.openxmlformats.org/markup-compatibility/2006" xmlns:aink="http://schemas.microsoft.com/office/drawing/2016/ink" xmlns:am3d="http://schemas.microsoft.com/office/drawing/2017/model3d" xmlns:o="urn:schemas-microsoft-com:office:office" xmlns:oel="http://schemas.microsoft.com/office/2019/extlst" xmlns:r="http://schemas.openxmlformats.org/officeDocument/2006/relationships" xmlns:m="http://schemas.openxmlformats.org/officeDocument/2006/math" xmlns:v="urn:schemas-microsoft-com:vml" xmlns:wp14="http://schemas.microsoft.com/office/word/2010/wordprocessingDrawing" xmlns:wp="http://schemas.openxmlformats.org/drawingml/2006/wordprocessingDrawing" xmlns:w10="urn:schemas-microsoft-com:office:word" xmlns:w="http://schemas.openxmlformats.org/wordprocessingml/2006/main" xmlns:w14="http://schemas.microsoft.com/office/word/2010/wordml" xmlns:w15="http://schemas.microsoft.com/office/word/2012/wordml" xmlns:w16cex="http://schemas.microsoft.com/office/word/2018/wordml/cex" xmlns:w16cid="http://schemas.microsoft.com/office/word/2016/wordml/cid" xmlns:w16="http://schemas.microsoft.com/office/word/2018/wordml" xmlns:w16sdtdh="http://schemas.microsoft.com/office/word/2020/wordml/sdtdatahash" xmlns:w16se="http://schemas.microsoft.com/office/word/2015/wordml/symex" xmlns:wpg="http://schemas.microsoft.com/office/word/2010/wordprocessingGroup" xmlns:wpi="http://schemas.microsoft.com/office/word/2010/wordprocessingInk" xmlns:wne="http://schemas.microsoft.com/office/word/2006/wordml" xmlns:wps="http://schemas.microsoft.com/office/word/2010/wordprocessingShape" mc:Ignorable="w14 w15 w16se w16cid w16 w16cex w16sdtdh wp14">
   <w:abstractNum w:abstractNumId="0" w15:restartNumberingAfterBreak="0">
     <w:nsid w:val="FFFFFF7C"/>
     <w:multiLevelType w:val="singleLevel"/>
@@ -1496,7 +3744,7 @@
 </file>
 
 <file path=word/styles.xml><?xml version="1.0" encoding="utf-8"?>
-<w:styles xmlns:mc="http://schemas.openxmlformats.org/markup-compatibility/2006" xmlns:r="http://schemas.openxmlformats.org/officeDocument/2006/relationships" xmlns:w="http://schemas.openxmlformats.org/wordprocessingml/2006/main" xmlns:w14="http://schemas.microsoft.com/office/word/2010/wordml" xmlns:w15="http://schemas.microsoft.com/office/word/2012/wordml" xmlns:w16cex="http://schemas.microsoft.com/office/word/2018/wordml/cex" xmlns:w16cid="http://schemas.microsoft.com/office/word/2016/wordml/cid" xmlns:w16="http://schemas.microsoft.com/office/word/2018/wordml" xmlns:w16du="http://schemas.microsoft.com/office/word/2023/wordml/word16du" xmlns:w16sdtdh="http://schemas.microsoft.com/office/word/2020/wordml/sdtdatahash" xmlns:w16sdtfl="http://schemas.microsoft.com/office/word/2024/wordml/sdtformatlock" xmlns:w16se="http://schemas.microsoft.com/office/word/2015/wordml/symex" mc:Ignorable="w14 w15 w16se w16cid w16 w16cex w16sdtdh w16sdtfl w16du">
+<w:styles xmlns:mc="http://schemas.openxmlformats.org/markup-compatibility/2006" xmlns:r="http://schemas.openxmlformats.org/officeDocument/2006/relationships" xmlns:w="http://schemas.openxmlformats.org/wordprocessingml/2006/main" xmlns:w14="http://schemas.microsoft.com/office/word/2010/wordml" xmlns:w15="http://schemas.microsoft.com/office/word/2012/wordml" xmlns:w16cex="http://schemas.microsoft.com/office/word/2018/wordml/cex" xmlns:w16cid="http://schemas.microsoft.com/office/word/2016/wordml/cid" xmlns:w16="http://schemas.microsoft.com/office/word/2018/wordml" xmlns:w16sdtdh="http://schemas.microsoft.com/office/word/2020/wordml/sdtdatahash" xmlns:w16se="http://schemas.microsoft.com/office/word/2015/wordml/symex" mc:Ignorable="w14 w15 w16se w16cid w16 w16cex w16sdtdh">
   <w:docDefaults>
     <w:rPrDefault>
       <w:rPr>
@@ -2102,7 +4350,6 @@
   <w:style w:type="character" w:default="1" w:styleId="DefaultParagraphFont">
     <w:name w:val="Default Paragraph Font"/>
     <w:uiPriority w:val="1"/>
-    <w:semiHidden/>
     <w:unhideWhenUsed/>
   </w:style>
   <w:style w:type="table" w:default="1" w:styleId="TableNormal">

--- a/templates/cong_ty_xac_nhan_xa_vien.docx
+++ b/templates/cong_ty_xac_nhan_xa_vien.docx
@@ -1,6 +1,6 @@
 
 <file path=word/document.xml><?xml version="1.0" encoding="utf-8"?>
-<w:document xmlns:wpc="http://schemas.microsoft.com/office/word/2010/wordprocessingCanvas" xmlns:cx="http://schemas.microsoft.com/office/drawing/2014/chartex" xmlns:cx1="http://schemas.microsoft.com/office/drawing/2015/9/8/chartex" xmlns:cx2="http://schemas.microsoft.com/office/drawing/2015/10/21/chartex" xmlns:cx3="http://schemas.microsoft.com/office/drawing/2016/5/9/chartex" xmlns:cx4="http://schemas.microsoft.com/office/drawing/2016/5/10/chartex" xmlns:cx5="http://schemas.microsoft.com/office/drawing/2016/5/11/chartex" xmlns:cx6="http://schemas.microsoft.com/office/drawing/2016/5/12/chartex" xmlns:cx7="http://schemas.microsoft.com/office/drawing/2016/5/13/chartex" xmlns:cx8="http://schemas.microsoft.com/office/drawing/2016/5/14/chartex" xmlns:mc="http://schemas.openxmlformats.org/markup-compatibility/2006" xmlns:aink="http://schemas.microsoft.com/office/drawing/2016/ink" xmlns:am3d="http://schemas.microsoft.com/office/drawing/2017/model3d" xmlns:o="urn:schemas-microsoft-com:office:office" xmlns:oel="http://schemas.microsoft.com/office/2019/extlst" xmlns:r="http://schemas.openxmlformats.org/officeDocument/2006/relationships" xmlns:m="http://schemas.openxmlformats.org/officeDocument/2006/math" xmlns:v="urn:schemas-microsoft-com:vml" xmlns:wp14="http://schemas.microsoft.com/office/word/2010/wordprocessingDrawing" xmlns:wp="http://schemas.openxmlformats.org/drawingml/2006/wordprocessingDrawing" xmlns:w10="urn:schemas-microsoft-com:office:word" xmlns:w="http://schemas.openxmlformats.org/wordprocessingml/2006/main" xmlns:w14="http://schemas.microsoft.com/office/word/2010/wordml" xmlns:w15="http://schemas.microsoft.com/office/word/2012/wordml" xmlns:w16cex="http://schemas.microsoft.com/office/word/2018/wordml/cex" xmlns:w16cid="http://schemas.microsoft.com/office/word/2016/wordml/cid" xmlns:w16="http://schemas.microsoft.com/office/word/2018/wordml" xmlns:w16sdtdh="http://schemas.microsoft.com/office/word/2020/wordml/sdtdatahash" xmlns:w16se="http://schemas.microsoft.com/office/word/2015/wordml/symex" xmlns:wpg="http://schemas.microsoft.com/office/word/2010/wordprocessingGroup" xmlns:wpi="http://schemas.microsoft.com/office/word/2010/wordprocessingInk" xmlns:wne="http://schemas.microsoft.com/office/word/2006/wordml" xmlns:wps="http://schemas.microsoft.com/office/word/2010/wordprocessingShape" mc:Ignorable="w14 w15 w16se w16cid w16 w16cex w16sdtdh wp14">
+<w:document xmlns:wpc="http://schemas.microsoft.com/office/word/2010/wordprocessingCanvas" xmlns:cx="http://schemas.microsoft.com/office/drawing/2014/chartex" xmlns:cx1="http://schemas.microsoft.com/office/drawing/2015/9/8/chartex" xmlns:cx2="http://schemas.microsoft.com/office/drawing/2015/10/21/chartex" xmlns:cx3="http://schemas.microsoft.com/office/drawing/2016/5/9/chartex" xmlns:cx4="http://schemas.microsoft.com/office/drawing/2016/5/10/chartex" xmlns:cx5="http://schemas.microsoft.com/office/drawing/2016/5/11/chartex" xmlns:cx6="http://schemas.microsoft.com/office/drawing/2016/5/12/chartex" xmlns:cx7="http://schemas.microsoft.com/office/drawing/2016/5/13/chartex" xmlns:cx8="http://schemas.microsoft.com/office/drawing/2016/5/14/chartex" xmlns:mc="http://schemas.openxmlformats.org/markup-compatibility/2006" xmlns:aink="http://schemas.microsoft.com/office/drawing/2016/ink" xmlns:am3d="http://schemas.microsoft.com/office/drawing/2017/model3d" xmlns:o="urn:schemas-microsoft-com:office:office" xmlns:oel="http://schemas.microsoft.com/office/2019/extlst" xmlns:r="http://schemas.openxmlformats.org/officeDocument/2006/relationships" xmlns:m="http://schemas.openxmlformats.org/officeDocument/2006/math" xmlns:v="urn:schemas-microsoft-com:vml" xmlns:wp14="http://schemas.microsoft.com/office/word/2010/wordprocessingDrawing" xmlns:wp="http://schemas.openxmlformats.org/drawingml/2006/wordprocessingDrawing" xmlns:w10="urn:schemas-microsoft-com:office:word" xmlns:w="http://schemas.openxmlformats.org/wordprocessingml/2006/main" xmlns:w14="http://schemas.microsoft.com/office/word/2010/wordml" xmlns:w15="http://schemas.microsoft.com/office/word/2012/wordml" xmlns:w16cex="http://schemas.microsoft.com/office/word/2018/wordml/cex" xmlns:w16cid="http://schemas.microsoft.com/office/word/2016/wordml/cid" xmlns:w16="http://schemas.microsoft.com/office/word/2018/wordml" xmlns:w16du="http://schemas.microsoft.com/office/word/2023/wordml/word16du" xmlns:w16sdtdh="http://schemas.microsoft.com/office/word/2020/wordml/sdtdatahash" xmlns:w16sdtfl="http://schemas.microsoft.com/office/word/2024/wordml/sdtformatlock" xmlns:w16se="http://schemas.microsoft.com/office/word/2015/wordml/symex" xmlns:wpg="http://schemas.microsoft.com/office/word/2010/wordprocessingGroup" xmlns:wpi="http://schemas.microsoft.com/office/word/2010/wordprocessingInk" xmlns:wne="http://schemas.microsoft.com/office/word/2006/wordml" xmlns:wps="http://schemas.microsoft.com/office/word/2010/wordprocessingShape" mc:Ignorable="w14 w15 w16se w16cid w16 w16cex w16sdtdh w16sdtfl w16du wp14">
   <w:body>
     <w:tbl>
       <w:tblPr>
@@ -49,23 +49,7 @@
                 <w:b/>
                 <w:sz w:val="24"/>
               </w:rPr>
-              <w:t>{{</w:t>
-            </w:r>
-            <w:proofErr w:type="spellStart"/>
-            <w:r>
-              <w:rPr>
-                <w:b/>
-                <w:sz w:val="24"/>
-              </w:rPr>
-              <w:t>tenDonViHTX</w:t>
-            </w:r>
-            <w:proofErr w:type="spellEnd"/>
-            <w:r>
-              <w:rPr>
-                <w:b/>
-                <w:sz w:val="24"/>
-              </w:rPr>
-              <w:t>}}</w:t>
+              <w:t>{{tenDonViHTX}}</w:t>
             </w:r>
           </w:p>
           <w:p>
@@ -77,53 +61,12 @@
                 <w:sz w:val="24"/>
               </w:rPr>
             </w:pPr>
-            <w:proofErr w:type="spellStart"/>
             <w:r>
               <w:rPr>
                 <w:b/>
                 <w:sz w:val="24"/>
               </w:rPr>
-              <w:t>Địa</w:t>
-            </w:r>
-            <w:proofErr w:type="spellEnd"/>
-            <w:r>
-              <w:rPr>
-                <w:b/>
-                <w:sz w:val="24"/>
-              </w:rPr>
-              <w:t xml:space="preserve"> </w:t>
-            </w:r>
-            <w:proofErr w:type="spellStart"/>
-            <w:r>
-              <w:rPr>
-                <w:b/>
-                <w:sz w:val="24"/>
-              </w:rPr>
-              <w:t>chỉ</w:t>
-            </w:r>
-            <w:proofErr w:type="spellEnd"/>
-            <w:r>
-              <w:rPr>
-                <w:b/>
-                <w:sz w:val="24"/>
-              </w:rPr>
-              <w:t>: {{</w:t>
-            </w:r>
-            <w:proofErr w:type="spellStart"/>
-            <w:r>
-              <w:rPr>
-                <w:b/>
-                <w:sz w:val="24"/>
-              </w:rPr>
-              <w:t>diaChiDonViHTX</w:t>
-            </w:r>
-            <w:proofErr w:type="spellEnd"/>
-            <w:r>
-              <w:rPr>
-                <w:b/>
-                <w:sz w:val="24"/>
-              </w:rPr>
-              <w:t>}}</w:t>
+              <w:t>Địa chỉ: {{diaChiDonViHTX}}</w:t>
             </w:r>
           </w:p>
           <w:p>
@@ -136,39 +79,7 @@
                 <w:b/>
                 <w:sz w:val="24"/>
               </w:rPr>
-              <w:t xml:space="preserve">Điện </w:t>
-            </w:r>
-            <w:proofErr w:type="spellStart"/>
-            <w:r>
-              <w:rPr>
-                <w:b/>
-                <w:sz w:val="24"/>
-              </w:rPr>
-              <w:t>thoại</w:t>
-            </w:r>
-            <w:proofErr w:type="spellEnd"/>
-            <w:r>
-              <w:rPr>
-                <w:b/>
-                <w:sz w:val="24"/>
-              </w:rPr>
-              <w:t>: {{</w:t>
-            </w:r>
-            <w:proofErr w:type="spellStart"/>
-            <w:r>
-              <w:rPr>
-                <w:b/>
-                <w:sz w:val="24"/>
-              </w:rPr>
-              <w:t>sdtDonViHTX</w:t>
-            </w:r>
-            <w:proofErr w:type="spellEnd"/>
-            <w:r>
-              <w:rPr>
-                <w:b/>
-                <w:sz w:val="24"/>
-              </w:rPr>
-              <w:t>}}</w:t>
+              <w:t>Điện thoại: {{sdtDonViHTX}}</w:t>
             </w:r>
           </w:p>
         </w:tc>
@@ -200,63 +111,13 @@
               <w:spacing w:after="0"/>
               <w:jc w:val="center"/>
             </w:pPr>
-            <w:proofErr w:type="spellStart"/>
             <w:r>
               <w:rPr>
                 <w:b/>
                 <w:sz w:val="24"/>
               </w:rPr>
-              <w:t>Độc</w:t>
+              <w:t>Độc lập – Tự do – Hạnh phúc</w:t>
             </w:r>
-            <w:proofErr w:type="spellEnd"/>
-            <w:r>
-              <w:rPr>
-                <w:b/>
-                <w:sz w:val="24"/>
-              </w:rPr>
-              <w:t xml:space="preserve"> </w:t>
-            </w:r>
-            <w:proofErr w:type="spellStart"/>
-            <w:r>
-              <w:rPr>
-                <w:b/>
-                <w:sz w:val="24"/>
-              </w:rPr>
-              <w:t>lập</w:t>
-            </w:r>
-            <w:proofErr w:type="spellEnd"/>
-            <w:r>
-              <w:rPr>
-                <w:b/>
-                <w:sz w:val="24"/>
-              </w:rPr>
-              <w:t xml:space="preserve"> – </w:t>
-            </w:r>
-            <w:proofErr w:type="spellStart"/>
-            <w:r>
-              <w:rPr>
-                <w:b/>
-                <w:sz w:val="24"/>
-              </w:rPr>
-              <w:t>Tự</w:t>
-            </w:r>
-            <w:proofErr w:type="spellEnd"/>
-            <w:r>
-              <w:rPr>
-                <w:b/>
-                <w:sz w:val="24"/>
-              </w:rPr>
-              <w:t xml:space="preserve"> do – Hạnh </w:t>
-            </w:r>
-            <w:proofErr w:type="spellStart"/>
-            <w:r>
-              <w:rPr>
-                <w:b/>
-                <w:sz w:val="24"/>
-              </w:rPr>
-              <w:t>phúc</w:t>
-            </w:r>
-            <w:proofErr w:type="spellEnd"/>
           </w:p>
           <w:p>
             <w:pPr>
@@ -296,69 +157,19 @@
           <w:szCs w:val="26"/>
         </w:rPr>
       </w:pPr>
-      <w:proofErr w:type="spellStart"/>
       <w:r>
         <w:rPr>
           <w:sz w:val="26"/>
           <w:szCs w:val="26"/>
         </w:rPr>
-        <w:t>Chúng</w:t>
-      </w:r>
-      <w:proofErr w:type="spellEnd"/>
-      <w:r>
-        <w:rPr>
-          <w:sz w:val="26"/>
-          <w:szCs w:val="26"/>
-        </w:rPr>
-        <w:t xml:space="preserve"> </w:t>
-      </w:r>
-      <w:proofErr w:type="spellStart"/>
-      <w:r>
-        <w:rPr>
-          <w:sz w:val="26"/>
-          <w:szCs w:val="26"/>
-        </w:rPr>
-        <w:t>tôi</w:t>
-      </w:r>
-      <w:proofErr w:type="spellEnd"/>
-      <w:proofErr w:type="gramStart"/>
-      <w:r>
-        <w:rPr>
-          <w:sz w:val="26"/>
-          <w:szCs w:val="26"/>
-        </w:rPr>
-        <w:t xml:space="preserve">:  </w:t>
+        <w:t xml:space="preserve">Chúng tôi:  </w:t>
       </w:r>
       <w:r>
         <w:rPr>
           <w:sz w:val="26"/>
           <w:szCs w:val="26"/>
         </w:rPr>
-        <w:t>{</w:t>
-      </w:r>
-      <w:proofErr w:type="gramEnd"/>
-      <w:r>
-        <w:rPr>
-          <w:sz w:val="26"/>
-          <w:szCs w:val="26"/>
-        </w:rPr>
-        <w:t>{</w:t>
-      </w:r>
-      <w:proofErr w:type="spellStart"/>
-      <w:r>
-        <w:rPr>
-          <w:sz w:val="26"/>
-          <w:szCs w:val="26"/>
-        </w:rPr>
-        <w:t>tenDonViHTX</w:t>
-      </w:r>
-      <w:proofErr w:type="spellEnd"/>
-      <w:r>
-        <w:rPr>
-          <w:sz w:val="26"/>
-          <w:szCs w:val="26"/>
-        </w:rPr>
-        <w:t>}}</w:t>
+        <w:t>{{tenDonViHTX}}</w:t>
       </w:r>
     </w:p>
     <w:tbl>
@@ -398,37 +209,12 @@
                 <w:szCs w:val="26"/>
               </w:rPr>
             </w:pPr>
-            <w:proofErr w:type="spellStart"/>
             <w:r>
               <w:rPr>
                 <w:sz w:val="26"/>
                 <w:szCs w:val="26"/>
               </w:rPr>
-              <w:t>Đại</w:t>
-            </w:r>
-            <w:proofErr w:type="spellEnd"/>
-            <w:r>
-              <w:rPr>
-                <w:sz w:val="26"/>
-                <w:szCs w:val="26"/>
-              </w:rPr>
-              <w:t xml:space="preserve"> </w:t>
-            </w:r>
-            <w:proofErr w:type="spellStart"/>
-            <w:r>
-              <w:rPr>
-                <w:sz w:val="26"/>
-                <w:szCs w:val="26"/>
-              </w:rPr>
-              <w:t>diện</w:t>
-            </w:r>
-            <w:proofErr w:type="spellEnd"/>
-            <w:r>
-              <w:rPr>
-                <w:sz w:val="26"/>
-                <w:szCs w:val="26"/>
-              </w:rPr>
-              <w:t xml:space="preserve">: </w:t>
+              <w:t xml:space="preserve">Đại diện: </w:t>
             </w:r>
             <w:r>
               <w:rPr>
@@ -437,15 +223,13 @@
               </w:rPr>
               <w:t>{{</w:t>
             </w:r>
-            <w:proofErr w:type="spellStart"/>
             <w:r>
               <w:rPr>
                 <w:sz w:val="26"/>
                 <w:szCs w:val="26"/>
               </w:rPr>
-              <w:t>nguoiDaiDienDonViHTX</w:t>
+              <w:t>nguoiDaiDienKyTen</w:t>
             </w:r>
-            <w:proofErr w:type="spellEnd"/>
             <w:r>
               <w:rPr>
                 <w:sz w:val="26"/>
@@ -473,60 +257,19 @@
                 <w:szCs w:val="26"/>
               </w:rPr>
             </w:pPr>
-            <w:proofErr w:type="spellStart"/>
             <w:r>
               <w:rPr>
                 <w:sz w:val="26"/>
                 <w:szCs w:val="26"/>
               </w:rPr>
-              <w:t>Chức</w:t>
-            </w:r>
-            <w:proofErr w:type="spellEnd"/>
-            <w:r>
-              <w:rPr>
-                <w:sz w:val="26"/>
-                <w:szCs w:val="26"/>
-              </w:rPr>
-              <w:t xml:space="preserve"> </w:t>
-            </w:r>
-            <w:proofErr w:type="spellStart"/>
-            <w:r>
-              <w:rPr>
-                <w:sz w:val="26"/>
-                <w:szCs w:val="26"/>
-              </w:rPr>
-              <w:t>vụ</w:t>
-            </w:r>
-            <w:proofErr w:type="spellEnd"/>
-            <w:r>
-              <w:rPr>
-                <w:sz w:val="26"/>
-                <w:szCs w:val="26"/>
-              </w:rPr>
-              <w:t xml:space="preserve">: </w:t>
+              <w:t xml:space="preserve">Chức vụ: </w:t>
             </w:r>
             <w:r>
               <w:rPr>
                 <w:sz w:val="26"/>
                 <w:szCs w:val="26"/>
               </w:rPr>
-              <w:t>{{</w:t>
-            </w:r>
-            <w:proofErr w:type="spellStart"/>
-            <w:r>
-              <w:rPr>
-                <w:sz w:val="26"/>
-                <w:szCs w:val="26"/>
-              </w:rPr>
-              <w:t>chucVuNguoiDaiDienDonViHTX</w:t>
-            </w:r>
-            <w:proofErr w:type="spellEnd"/>
-            <w:r>
-              <w:rPr>
-                <w:sz w:val="26"/>
-                <w:szCs w:val="26"/>
-              </w:rPr>
-              <w:t>}}</w:t>
+              <w:t>{{chucVuNguoiDaiDienDonViHTX}}</w:t>
             </w:r>
           </w:p>
         </w:tc>
@@ -540,60 +283,19 @@
           <w:szCs w:val="26"/>
         </w:rPr>
       </w:pPr>
-      <w:proofErr w:type="spellStart"/>
       <w:r>
         <w:rPr>
           <w:sz w:val="26"/>
           <w:szCs w:val="26"/>
         </w:rPr>
-        <w:t>Địa</w:t>
-      </w:r>
-      <w:proofErr w:type="spellEnd"/>
-      <w:r>
-        <w:rPr>
-          <w:sz w:val="26"/>
-          <w:szCs w:val="26"/>
-        </w:rPr>
-        <w:t xml:space="preserve"> </w:t>
-      </w:r>
-      <w:proofErr w:type="spellStart"/>
-      <w:r>
-        <w:rPr>
-          <w:sz w:val="26"/>
-          <w:szCs w:val="26"/>
-        </w:rPr>
-        <w:t>chỉ</w:t>
-      </w:r>
-      <w:proofErr w:type="spellEnd"/>
-      <w:r>
-        <w:rPr>
-          <w:sz w:val="26"/>
-          <w:szCs w:val="26"/>
-        </w:rPr>
-        <w:t xml:space="preserve">: </w:t>
+        <w:t xml:space="preserve">Địa chỉ: </w:t>
       </w:r>
       <w:r>
         <w:rPr>
           <w:sz w:val="26"/>
           <w:szCs w:val="26"/>
         </w:rPr>
-        <w:t>{{</w:t>
-      </w:r>
-      <w:proofErr w:type="spellStart"/>
-      <w:r>
-        <w:rPr>
-          <w:sz w:val="26"/>
-          <w:szCs w:val="26"/>
-        </w:rPr>
-        <w:t>diaChiDonViHTX</w:t>
-      </w:r>
-      <w:proofErr w:type="spellEnd"/>
-      <w:r>
-        <w:rPr>
-          <w:sz w:val="26"/>
-          <w:szCs w:val="26"/>
-        </w:rPr>
-        <w:t>}}</w:t>
+        <w:t>{{diaChiDonViHTX}}</w:t>
       </w:r>
     </w:p>
     <w:p>
@@ -609,46 +311,14 @@
           <w:sz w:val="26"/>
           <w:szCs w:val="26"/>
         </w:rPr>
-        <w:t xml:space="preserve">Điện </w:t>
-      </w:r>
-      <w:proofErr w:type="spellStart"/>
-      <w:r>
-        <w:rPr>
-          <w:sz w:val="26"/>
-          <w:szCs w:val="26"/>
-        </w:rPr>
-        <w:t>thoại</w:t>
-      </w:r>
-      <w:proofErr w:type="spellEnd"/>
-      <w:r>
-        <w:rPr>
-          <w:sz w:val="26"/>
-          <w:szCs w:val="26"/>
-        </w:rPr>
-        <w:t xml:space="preserve">: </w:t>
+        <w:t xml:space="preserve">Điện thoại: </w:t>
       </w:r>
       <w:r>
         <w:rPr>
           <w:sz w:val="26"/>
           <w:szCs w:val="26"/>
         </w:rPr>
-        <w:t>{{</w:t>
-      </w:r>
-      <w:proofErr w:type="spellStart"/>
-      <w:r>
-        <w:rPr>
-          <w:sz w:val="26"/>
-          <w:szCs w:val="26"/>
-        </w:rPr>
-        <w:t>sdtDonViHTX</w:t>
-      </w:r>
-      <w:proofErr w:type="spellEnd"/>
-      <w:r>
-        <w:rPr>
-          <w:sz w:val="26"/>
-          <w:szCs w:val="26"/>
-        </w:rPr>
-        <w:t>}}</w:t>
+        <w:t>{{sdtDonViHTX}}</w:t>
       </w:r>
     </w:p>
     <w:tbl>
@@ -688,40 +358,13 @@
                 <w:szCs w:val="26"/>
               </w:rPr>
             </w:pPr>
-            <w:proofErr w:type="spellStart"/>
             <w:r>
               <w:rPr>
                 <w:sz w:val="26"/>
                 <w:szCs w:val="26"/>
               </w:rPr>
-              <w:t>Giấy</w:t>
+              <w:t>Giấy CNĐKKD Số :</w:t>
             </w:r>
-            <w:proofErr w:type="spellEnd"/>
-            <w:r>
-              <w:rPr>
-                <w:sz w:val="26"/>
-                <w:szCs w:val="26"/>
-              </w:rPr>
-              <w:t xml:space="preserve"> CNĐKKD </w:t>
-            </w:r>
-            <w:proofErr w:type="spellStart"/>
-            <w:proofErr w:type="gramStart"/>
-            <w:r>
-              <w:rPr>
-                <w:sz w:val="26"/>
-                <w:szCs w:val="26"/>
-              </w:rPr>
-              <w:t>Số</w:t>
-            </w:r>
-            <w:proofErr w:type="spellEnd"/>
-            <w:r>
-              <w:rPr>
-                <w:sz w:val="26"/>
-                <w:szCs w:val="26"/>
-              </w:rPr>
-              <w:t xml:space="preserve"> :</w:t>
-            </w:r>
-            <w:proofErr w:type="gramEnd"/>
             <w:r>
               <w:rPr>
                 <w:sz w:val="26"/>
@@ -734,23 +377,7 @@
                 <w:sz w:val="26"/>
                 <w:szCs w:val="26"/>
               </w:rPr>
-              <w:t>{{</w:t>
-            </w:r>
-            <w:proofErr w:type="spellStart"/>
-            <w:r>
-              <w:rPr>
-                <w:sz w:val="26"/>
-                <w:szCs w:val="26"/>
-              </w:rPr>
-              <w:t>soGiayPhepKDDonViHTX</w:t>
-            </w:r>
-            <w:proofErr w:type="spellEnd"/>
-            <w:r>
-              <w:rPr>
-                <w:sz w:val="26"/>
-                <w:szCs w:val="26"/>
-              </w:rPr>
-              <w:t>}}</w:t>
+              <w:t>{{soGiayPhepKDDonViHTX}}</w:t>
             </w:r>
           </w:p>
         </w:tc>
@@ -772,60 +399,19 @@
                 <w:szCs w:val="26"/>
               </w:rPr>
             </w:pPr>
-            <w:proofErr w:type="spellStart"/>
             <w:r>
               <w:rPr>
                 <w:sz w:val="26"/>
                 <w:szCs w:val="26"/>
               </w:rPr>
-              <w:t>Ngày</w:t>
-            </w:r>
-            <w:proofErr w:type="spellEnd"/>
-            <w:r>
-              <w:rPr>
-                <w:sz w:val="26"/>
-                <w:szCs w:val="26"/>
-              </w:rPr>
-              <w:t xml:space="preserve"> </w:t>
-            </w:r>
-            <w:proofErr w:type="spellStart"/>
-            <w:r>
-              <w:rPr>
-                <w:sz w:val="26"/>
-                <w:szCs w:val="26"/>
-              </w:rPr>
-              <w:t>cấp</w:t>
-            </w:r>
-            <w:proofErr w:type="spellEnd"/>
-            <w:r>
-              <w:rPr>
-                <w:sz w:val="26"/>
-                <w:szCs w:val="26"/>
-              </w:rPr>
-              <w:t xml:space="preserve">: </w:t>
+              <w:t xml:space="preserve">Ngày cấp: </w:t>
             </w:r>
             <w:r>
               <w:rPr>
                 <w:sz w:val="26"/>
                 <w:szCs w:val="26"/>
               </w:rPr>
-              <w:t>{{</w:t>
-            </w:r>
-            <w:proofErr w:type="spellStart"/>
-            <w:r>
-              <w:rPr>
-                <w:sz w:val="26"/>
-                <w:szCs w:val="26"/>
-              </w:rPr>
-              <w:t>ngayCapGiayPhepKDDonViHTX</w:t>
-            </w:r>
-            <w:proofErr w:type="spellEnd"/>
-            <w:r>
-              <w:rPr>
-                <w:sz w:val="26"/>
-                <w:szCs w:val="26"/>
-              </w:rPr>
-              <w:t>}}</w:t>
+              <w:t>{{ngayCapGiayPhepKDDonViHTX}}</w:t>
             </w:r>
           </w:p>
         </w:tc>
@@ -839,37 +425,12 @@
           <w:szCs w:val="26"/>
         </w:rPr>
       </w:pPr>
-      <w:proofErr w:type="spellStart"/>
       <w:r>
         <w:rPr>
           <w:sz w:val="26"/>
           <w:szCs w:val="26"/>
         </w:rPr>
-        <w:t>Nơi</w:t>
-      </w:r>
-      <w:proofErr w:type="spellEnd"/>
-      <w:r>
-        <w:rPr>
-          <w:sz w:val="26"/>
-          <w:szCs w:val="26"/>
-        </w:rPr>
-        <w:t xml:space="preserve"> </w:t>
-      </w:r>
-      <w:proofErr w:type="spellStart"/>
-      <w:r>
-        <w:rPr>
-          <w:sz w:val="26"/>
-          <w:szCs w:val="26"/>
-        </w:rPr>
-        <w:t>cấp</w:t>
-      </w:r>
-      <w:proofErr w:type="spellEnd"/>
-      <w:r>
-        <w:rPr>
-          <w:sz w:val="26"/>
-          <w:szCs w:val="26"/>
-        </w:rPr>
-        <w:t xml:space="preserve">: </w:t>
+        <w:t xml:space="preserve">Nơi cấp: </w:t>
       </w:r>
       <w:r>
         <w:rPr>
@@ -878,7 +439,6 @@
         </w:rPr>
         <w:t>{{</w:t>
       </w:r>
-      <w:proofErr w:type="spellStart"/>
       <w:r>
         <w:rPr>
           <w:sz w:val="26"/>
@@ -886,7 +446,6 @@
         </w:rPr>
         <w:t>noiCapGiayPhepKDDonViHTX</w:t>
       </w:r>
-      <w:proofErr w:type="spellEnd"/>
       <w:r>
         <w:rPr>
           <w:sz w:val="26"/>
@@ -915,23 +474,7 @@
           <w:sz w:val="26"/>
           <w:szCs w:val="26"/>
         </w:rPr>
-        <w:t>{{</w:t>
-      </w:r>
-      <w:proofErr w:type="spellStart"/>
-      <w:r>
-        <w:rPr>
-          <w:sz w:val="26"/>
-          <w:szCs w:val="26"/>
-        </w:rPr>
-        <w:t>soGiayPhepKDDonViHTX</w:t>
-      </w:r>
-      <w:proofErr w:type="spellEnd"/>
-      <w:r>
-        <w:rPr>
-          <w:sz w:val="26"/>
-          <w:szCs w:val="26"/>
-        </w:rPr>
-        <w:t>}}</w:t>
+        <w:t>{{soGiayPhepKDDonViHTX}}</w:t>
       </w:r>
     </w:p>
     <w:p>
@@ -942,69 +485,12 @@
           <w:szCs w:val="26"/>
         </w:rPr>
       </w:pPr>
-      <w:proofErr w:type="spellStart"/>
       <w:r>
         <w:rPr>
           <w:sz w:val="26"/>
           <w:szCs w:val="26"/>
         </w:rPr>
-        <w:t>Xác</w:t>
-      </w:r>
-      <w:proofErr w:type="spellEnd"/>
-      <w:r>
-        <w:rPr>
-          <w:sz w:val="26"/>
-          <w:szCs w:val="26"/>
-        </w:rPr>
-        <w:t xml:space="preserve"> </w:t>
-      </w:r>
-      <w:proofErr w:type="spellStart"/>
-      <w:r>
-        <w:rPr>
-          <w:sz w:val="26"/>
-          <w:szCs w:val="26"/>
-        </w:rPr>
-        <w:t>nhận</w:t>
-      </w:r>
-      <w:proofErr w:type="spellEnd"/>
-      <w:r>
-        <w:rPr>
-          <w:sz w:val="26"/>
-          <w:szCs w:val="26"/>
-        </w:rPr>
-        <w:t xml:space="preserve"> </w:t>
-      </w:r>
-      <w:proofErr w:type="spellStart"/>
-      <w:r>
-        <w:rPr>
-          <w:sz w:val="26"/>
-          <w:szCs w:val="26"/>
-        </w:rPr>
-        <w:t>đơn</w:t>
-      </w:r>
-      <w:proofErr w:type="spellEnd"/>
-      <w:r>
-        <w:rPr>
-          <w:sz w:val="26"/>
-          <w:szCs w:val="26"/>
-        </w:rPr>
-        <w:t xml:space="preserve"> </w:t>
-      </w:r>
-      <w:proofErr w:type="spellStart"/>
-      <w:r>
-        <w:rPr>
-          <w:sz w:val="26"/>
-          <w:szCs w:val="26"/>
-        </w:rPr>
-        <w:t>vị</w:t>
-      </w:r>
-      <w:proofErr w:type="spellEnd"/>
-      <w:r>
-        <w:rPr>
-          <w:sz w:val="26"/>
-          <w:szCs w:val="26"/>
-        </w:rPr>
-        <w:t>:</w:t>
+        <w:t>Xác nhận đơn vị:</w:t>
       </w:r>
     </w:p>
     <w:p>
@@ -1021,25 +507,7 @@
           <w:sz w:val="26"/>
           <w:szCs w:val="26"/>
         </w:rPr>
-        <w:t>{{</w:t>
-      </w:r>
-      <w:proofErr w:type="spellStart"/>
-      <w:r>
-        <w:rPr>
-          <w:b/>
-          <w:sz w:val="26"/>
-          <w:szCs w:val="26"/>
-        </w:rPr>
-        <w:t>tenKhachHang</w:t>
-      </w:r>
-      <w:proofErr w:type="spellEnd"/>
-      <w:r>
-        <w:rPr>
-          <w:b/>
-          <w:sz w:val="26"/>
-          <w:szCs w:val="26"/>
-        </w:rPr>
-        <w:t>}}</w:t>
+        <w:t>{{tenKhachHang}}</w:t>
       </w:r>
     </w:p>
     <w:tbl>
@@ -1079,37 +547,12 @@
                 <w:szCs w:val="26"/>
               </w:rPr>
             </w:pPr>
-            <w:proofErr w:type="spellStart"/>
             <w:r>
               <w:rPr>
                 <w:sz w:val="26"/>
                 <w:szCs w:val="26"/>
               </w:rPr>
-              <w:t>Đại</w:t>
-            </w:r>
-            <w:proofErr w:type="spellEnd"/>
-            <w:r>
-              <w:rPr>
-                <w:sz w:val="26"/>
-                <w:szCs w:val="26"/>
-              </w:rPr>
-              <w:t xml:space="preserve"> </w:t>
-            </w:r>
-            <w:proofErr w:type="spellStart"/>
-            <w:r>
-              <w:rPr>
-                <w:sz w:val="26"/>
-                <w:szCs w:val="26"/>
-              </w:rPr>
-              <w:t>diện</w:t>
-            </w:r>
-            <w:proofErr w:type="spellEnd"/>
-            <w:r>
-              <w:rPr>
-                <w:sz w:val="26"/>
-                <w:szCs w:val="26"/>
-              </w:rPr>
-              <w:t xml:space="preserve">: </w:t>
+              <w:t xml:space="preserve">Đại diện: </w:t>
             </w:r>
             <w:r>
               <w:rPr>
@@ -1117,25 +560,7 @@
                 <w:sz w:val="26"/>
                 <w:szCs w:val="26"/>
               </w:rPr>
-              <w:t>{{</w:t>
-            </w:r>
-            <w:proofErr w:type="spellStart"/>
-            <w:r>
-              <w:rPr>
-                <w:b/>
-                <w:sz w:val="26"/>
-                <w:szCs w:val="26"/>
-              </w:rPr>
-              <w:t>nguoiDaiDien</w:t>
-            </w:r>
-            <w:proofErr w:type="spellEnd"/>
-            <w:r>
-              <w:rPr>
-                <w:b/>
-                <w:sz w:val="26"/>
-                <w:szCs w:val="26"/>
-              </w:rPr>
-              <w:t>}}</w:t>
+              <w:t>{{nguoiDaiDien}}</w:t>
             </w:r>
           </w:p>
         </w:tc>
@@ -1157,37 +582,12 @@
                 <w:szCs w:val="26"/>
               </w:rPr>
             </w:pPr>
-            <w:proofErr w:type="spellStart"/>
             <w:r>
               <w:rPr>
                 <w:sz w:val="26"/>
                 <w:szCs w:val="26"/>
               </w:rPr>
-              <w:t>Chức</w:t>
-            </w:r>
-            <w:proofErr w:type="spellEnd"/>
-            <w:r>
-              <w:rPr>
-                <w:sz w:val="26"/>
-                <w:szCs w:val="26"/>
-              </w:rPr>
-              <w:t xml:space="preserve"> </w:t>
-            </w:r>
-            <w:proofErr w:type="spellStart"/>
-            <w:r>
-              <w:rPr>
-                <w:sz w:val="26"/>
-                <w:szCs w:val="26"/>
-              </w:rPr>
-              <w:t>vụ</w:t>
-            </w:r>
-            <w:proofErr w:type="spellEnd"/>
-            <w:r>
-              <w:rPr>
-                <w:sz w:val="26"/>
-                <w:szCs w:val="26"/>
-              </w:rPr>
-              <w:t xml:space="preserve">: </w:t>
+              <w:t xml:space="preserve">Chức vụ: </w:t>
             </w:r>
             <w:r>
               <w:rPr>
@@ -1195,25 +595,7 @@
                 <w:sz w:val="26"/>
                 <w:szCs w:val="26"/>
               </w:rPr>
-              <w:t>{{</w:t>
-            </w:r>
-            <w:proofErr w:type="spellStart"/>
-            <w:r>
-              <w:rPr>
-                <w:b/>
-                <w:sz w:val="26"/>
-                <w:szCs w:val="26"/>
-              </w:rPr>
-              <w:t>chucVuNguoiDaiDien</w:t>
-            </w:r>
-            <w:proofErr w:type="spellEnd"/>
-            <w:r>
-              <w:rPr>
-                <w:b/>
-                <w:sz w:val="26"/>
-                <w:szCs w:val="26"/>
-              </w:rPr>
-              <w:t>}}</w:t>
+              <w:t>{{chucVuNguoiDaiDien}}</w:t>
             </w:r>
           </w:p>
         </w:tc>
@@ -1227,39 +609,13 @@
           <w:szCs w:val="26"/>
         </w:rPr>
       </w:pPr>
-      <w:proofErr w:type="spellStart"/>
       <w:r>
         <w:rPr>
           <w:sz w:val="26"/>
           <w:szCs w:val="26"/>
         </w:rPr>
-        <w:t>Địa</w:t>
+        <w:t>Địa chỉ: {{</w:t>
       </w:r>
-      <w:proofErr w:type="spellEnd"/>
-      <w:r>
-        <w:rPr>
-          <w:sz w:val="26"/>
-          <w:szCs w:val="26"/>
-        </w:rPr>
-        <w:t xml:space="preserve"> </w:t>
-      </w:r>
-      <w:proofErr w:type="spellStart"/>
-      <w:r>
-        <w:rPr>
-          <w:sz w:val="26"/>
-          <w:szCs w:val="26"/>
-        </w:rPr>
-        <w:t>chỉ</w:t>
-      </w:r>
-      <w:proofErr w:type="spellEnd"/>
-      <w:r>
-        <w:rPr>
-          <w:sz w:val="26"/>
-          <w:szCs w:val="26"/>
-        </w:rPr>
-        <w:t>: {{</w:t>
-      </w:r>
-      <w:proofErr w:type="spellStart"/>
       <w:r>
         <w:rPr>
           <w:sz w:val="26"/>
@@ -1267,7 +623,6 @@
         </w:rPr>
         <w:t>diaChiDoanhNghiep</w:t>
       </w:r>
-      <w:proofErr w:type="spellEnd"/>
       <w:r>
         <w:rPr>
           <w:sz w:val="26"/>
@@ -1289,23 +644,7 @@
           <w:sz w:val="26"/>
           <w:szCs w:val="26"/>
         </w:rPr>
-        <w:t>MST: {{</w:t>
-      </w:r>
-      <w:proofErr w:type="spellStart"/>
-      <w:r>
-        <w:rPr>
-          <w:sz w:val="26"/>
-          <w:szCs w:val="26"/>
-        </w:rPr>
-        <w:t>mstDoanhNghiep</w:t>
-      </w:r>
-      <w:proofErr w:type="spellEnd"/>
-      <w:r>
-        <w:rPr>
-          <w:sz w:val="26"/>
-          <w:szCs w:val="26"/>
-        </w:rPr>
-        <w:t>}}</w:t>
+        <w:t>MST: {{mstDoanhNghiep}}</w:t>
       </w:r>
     </w:p>
     <w:p>
@@ -1321,39 +660,7 @@
           <w:sz w:val="26"/>
           <w:szCs w:val="26"/>
         </w:rPr>
-        <w:t xml:space="preserve">Điện </w:t>
-      </w:r>
-      <w:proofErr w:type="spellStart"/>
-      <w:r>
-        <w:rPr>
-          <w:sz w:val="26"/>
-          <w:szCs w:val="26"/>
-        </w:rPr>
-        <w:t>thoại</w:t>
-      </w:r>
-      <w:proofErr w:type="spellEnd"/>
-      <w:r>
-        <w:rPr>
-          <w:sz w:val="26"/>
-          <w:szCs w:val="26"/>
-        </w:rPr>
-        <w:t>: {{</w:t>
-      </w:r>
-      <w:proofErr w:type="spellStart"/>
-      <w:r>
-        <w:rPr>
-          <w:sz w:val="26"/>
-          <w:szCs w:val="26"/>
-        </w:rPr>
-        <w:t>soDienThoaiNguoiDaiDien</w:t>
-      </w:r>
-      <w:proofErr w:type="spellEnd"/>
-      <w:r>
-        <w:rPr>
-          <w:sz w:val="26"/>
-          <w:szCs w:val="26"/>
-        </w:rPr>
-        <w:t>}}</w:t>
+        <w:t>Điện thoại: {{soDienThoaiNguoiDaiDien}}</w:t>
       </w:r>
     </w:p>
     <w:p>
@@ -1364,117 +671,12 @@
           <w:szCs w:val="26"/>
         </w:rPr>
       </w:pPr>
-      <w:proofErr w:type="spellStart"/>
       <w:r>
         <w:rPr>
           <w:sz w:val="26"/>
           <w:szCs w:val="26"/>
         </w:rPr>
-        <w:t>Là</w:t>
-      </w:r>
-      <w:proofErr w:type="spellEnd"/>
-      <w:r>
-        <w:rPr>
-          <w:sz w:val="26"/>
-          <w:szCs w:val="26"/>
-        </w:rPr>
-        <w:t xml:space="preserve"> </w:t>
-      </w:r>
-      <w:proofErr w:type="spellStart"/>
-      <w:r>
-        <w:rPr>
-          <w:sz w:val="26"/>
-          <w:szCs w:val="26"/>
-        </w:rPr>
-        <w:t>chủ</w:t>
-      </w:r>
-      <w:proofErr w:type="spellEnd"/>
-      <w:r>
-        <w:rPr>
-          <w:sz w:val="26"/>
-          <w:szCs w:val="26"/>
-        </w:rPr>
-        <w:t xml:space="preserve"> </w:t>
-      </w:r>
-      <w:proofErr w:type="spellStart"/>
-      <w:r>
-        <w:rPr>
-          <w:sz w:val="26"/>
-          <w:szCs w:val="26"/>
-        </w:rPr>
-        <w:t>sở</w:t>
-      </w:r>
-      <w:proofErr w:type="spellEnd"/>
-      <w:r>
-        <w:rPr>
-          <w:sz w:val="26"/>
-          <w:szCs w:val="26"/>
-        </w:rPr>
-        <w:t xml:space="preserve"> </w:t>
-      </w:r>
-      <w:proofErr w:type="spellStart"/>
-      <w:r>
-        <w:rPr>
-          <w:sz w:val="26"/>
-          <w:szCs w:val="26"/>
-        </w:rPr>
-        <w:t>hữu</w:t>
-      </w:r>
-      <w:proofErr w:type="spellEnd"/>
-      <w:r>
-        <w:rPr>
-          <w:sz w:val="26"/>
-          <w:szCs w:val="26"/>
-        </w:rPr>
-        <w:t xml:space="preserve"> </w:t>
-      </w:r>
-      <w:proofErr w:type="spellStart"/>
-      <w:r>
-        <w:rPr>
-          <w:sz w:val="26"/>
-          <w:szCs w:val="26"/>
-        </w:rPr>
-        <w:t>phương</w:t>
-      </w:r>
-      <w:proofErr w:type="spellEnd"/>
-      <w:r>
-        <w:rPr>
-          <w:sz w:val="26"/>
-          <w:szCs w:val="26"/>
-        </w:rPr>
-        <w:t xml:space="preserve"> </w:t>
-      </w:r>
-      <w:proofErr w:type="spellStart"/>
-      <w:r>
-        <w:rPr>
-          <w:sz w:val="26"/>
-          <w:szCs w:val="26"/>
-        </w:rPr>
-        <w:t>tiện</w:t>
-      </w:r>
-      <w:proofErr w:type="spellEnd"/>
-      <w:r>
-        <w:rPr>
-          <w:sz w:val="26"/>
-          <w:szCs w:val="26"/>
-        </w:rPr>
-        <w:t xml:space="preserve"> </w:t>
-      </w:r>
-      <w:proofErr w:type="spellStart"/>
-      <w:r>
-        <w:rPr>
-          <w:sz w:val="26"/>
-          <w:szCs w:val="26"/>
-        </w:rPr>
-        <w:t>sau</w:t>
-      </w:r>
-      <w:proofErr w:type="spellEnd"/>
-      <w:r>
-        <w:rPr>
-          <w:sz w:val="26"/>
-          <w:szCs w:val="26"/>
-        </w:rPr>
-        <w:t>:</w:t>
+        <w:t>Là chủ sở hữu phương tiện sau:</w:t>
       </w:r>
     </w:p>
     <w:tbl>
@@ -1553,23 +755,13 @@
                 <w:szCs w:val="26"/>
               </w:rPr>
             </w:pPr>
-            <w:proofErr w:type="spellStart"/>
             <w:r>
               <w:rPr>
                 <w:b/>
                 <w:sz w:val="26"/>
                 <w:szCs w:val="26"/>
               </w:rPr>
-              <w:t>Biển</w:t>
-            </w:r>
-            <w:proofErr w:type="spellEnd"/>
-            <w:r>
-              <w:rPr>
-                <w:b/>
-                <w:sz w:val="26"/>
-                <w:szCs w:val="26"/>
-              </w:rPr>
-              <w:t xml:space="preserve"> Kiểm</w:t>
+              <w:t>Biển Kiểm</w:t>
             </w:r>
             <w:r>
               <w:rPr>
@@ -1602,23 +794,13 @@
                 <w:szCs w:val="26"/>
               </w:rPr>
             </w:pPr>
-            <w:proofErr w:type="spellStart"/>
             <w:r>
               <w:rPr>
                 <w:b/>
                 <w:sz w:val="26"/>
                 <w:szCs w:val="26"/>
               </w:rPr>
-              <w:t>Hiệu</w:t>
-            </w:r>
-            <w:proofErr w:type="spellEnd"/>
-            <w:r>
-              <w:rPr>
-                <w:b/>
-                <w:sz w:val="26"/>
-                <w:szCs w:val="26"/>
-              </w:rPr>
-              <w:t xml:space="preserve"> Xe</w:t>
+              <w:t>Hiệu Xe</w:t>
             </w:r>
           </w:p>
         </w:tc>
@@ -1642,23 +824,13 @@
                 <w:szCs w:val="26"/>
               </w:rPr>
             </w:pPr>
-            <w:proofErr w:type="spellStart"/>
             <w:r>
               <w:rPr>
                 <w:b/>
                 <w:sz w:val="26"/>
                 <w:szCs w:val="26"/>
               </w:rPr>
-              <w:t>Loại</w:t>
-            </w:r>
-            <w:proofErr w:type="spellEnd"/>
-            <w:r>
-              <w:rPr>
-                <w:b/>
-                <w:sz w:val="26"/>
-                <w:szCs w:val="26"/>
-              </w:rPr>
-              <w:t xml:space="preserve"> Phương</w:t>
+              <w:t>Loại Phương</w:t>
             </w:r>
             <w:r>
               <w:rPr>
@@ -1667,17 +839,8 @@
                 <w:szCs w:val="26"/>
               </w:rPr>
               <w:br/>
-            </w:r>
-            <w:proofErr w:type="spellStart"/>
-            <w:r>
-              <w:rPr>
-                <w:b/>
-                <w:sz w:val="26"/>
-                <w:szCs w:val="26"/>
-              </w:rPr>
               <w:t>Tiện</w:t>
             </w:r>
-            <w:proofErr w:type="spellEnd"/>
           </w:p>
         </w:tc>
         <w:tc>
@@ -1700,41 +863,13 @@
                 <w:szCs w:val="26"/>
               </w:rPr>
             </w:pPr>
-            <w:proofErr w:type="spellStart"/>
             <w:r>
               <w:rPr>
                 <w:b/>
                 <w:sz w:val="26"/>
                 <w:szCs w:val="26"/>
               </w:rPr>
-              <w:t>Sức</w:t>
-            </w:r>
-            <w:proofErr w:type="spellEnd"/>
-            <w:r>
-              <w:rPr>
-                <w:b/>
-                <w:sz w:val="26"/>
-                <w:szCs w:val="26"/>
-              </w:rPr>
-              <w:t xml:space="preserve"> </w:t>
-            </w:r>
-            <w:proofErr w:type="spellStart"/>
-            <w:r>
-              <w:rPr>
-                <w:b/>
-                <w:sz w:val="26"/>
-                <w:szCs w:val="26"/>
-              </w:rPr>
-              <w:t>Chứa</w:t>
-            </w:r>
-            <w:proofErr w:type="spellEnd"/>
-            <w:r>
-              <w:rPr>
-                <w:b/>
-                <w:sz w:val="26"/>
-                <w:szCs w:val="26"/>
-              </w:rPr>
-              <w:t xml:space="preserve"> /</w:t>
+              <w:t>Sức Chứa /</w:t>
             </w:r>
             <w:r>
               <w:rPr>
@@ -1743,35 +878,8 @@
                 <w:szCs w:val="26"/>
               </w:rPr>
               <w:br/>
+              <w:t>Tải Trọng</w:t>
             </w:r>
-            <w:proofErr w:type="spellStart"/>
-            <w:r>
-              <w:rPr>
-                <w:b/>
-                <w:sz w:val="26"/>
-                <w:szCs w:val="26"/>
-              </w:rPr>
-              <w:t>Tải</w:t>
-            </w:r>
-            <w:proofErr w:type="spellEnd"/>
-            <w:r>
-              <w:rPr>
-                <w:b/>
-                <w:sz w:val="26"/>
-                <w:szCs w:val="26"/>
-              </w:rPr>
-              <w:t xml:space="preserve"> </w:t>
-            </w:r>
-            <w:proofErr w:type="spellStart"/>
-            <w:r>
-              <w:rPr>
-                <w:b/>
-                <w:sz w:val="26"/>
-                <w:szCs w:val="26"/>
-              </w:rPr>
-              <w:t>Trọng</w:t>
-            </w:r>
-            <w:proofErr w:type="spellEnd"/>
           </w:p>
         </w:tc>
       </w:tr>
@@ -1834,25 +942,7 @@
                 <w:sz w:val="26"/>
                 <w:szCs w:val="26"/>
               </w:rPr>
-              <w:t>{{</w:t>
-            </w:r>
-            <w:proofErr w:type="spellStart"/>
-            <w:r>
-              <w:rPr>
-                <w:b/>
-                <w:sz w:val="26"/>
-                <w:szCs w:val="26"/>
-              </w:rPr>
-              <w:t>bienKiemSoat</w:t>
-            </w:r>
-            <w:proofErr w:type="spellEnd"/>
-            <w:r>
-              <w:rPr>
-                <w:b/>
-                <w:sz w:val="26"/>
-                <w:szCs w:val="26"/>
-              </w:rPr>
-              <w:t>}}</w:t>
+              <w:t>{{bienKiemSoat}}</w:t>
             </w:r>
           </w:p>
         </w:tc>
@@ -1882,25 +972,7 @@
                 <w:sz w:val="26"/>
                 <w:szCs w:val="26"/>
               </w:rPr>
-              <w:t>{{</w:t>
-            </w:r>
-            <w:proofErr w:type="spellStart"/>
-            <w:r>
-              <w:rPr>
-                <w:b/>
-                <w:sz w:val="26"/>
-                <w:szCs w:val="26"/>
-              </w:rPr>
-              <w:t>nhanHieuXe</w:t>
-            </w:r>
-            <w:proofErr w:type="spellEnd"/>
-            <w:r>
-              <w:rPr>
-                <w:b/>
-                <w:sz w:val="26"/>
-                <w:szCs w:val="26"/>
-              </w:rPr>
-              <w:t>}}</w:t>
+              <w:t>{{nhanHieuXe}}</w:t>
             </w:r>
           </w:p>
         </w:tc>
@@ -1930,25 +1002,7 @@
                 <w:sz w:val="26"/>
                 <w:szCs w:val="26"/>
               </w:rPr>
-              <w:t>{{</w:t>
-            </w:r>
-            <w:proofErr w:type="spellStart"/>
-            <w:r>
-              <w:rPr>
-                <w:b/>
-                <w:sz w:val="26"/>
-                <w:szCs w:val="26"/>
-              </w:rPr>
-              <w:t>loaiPhuongTien</w:t>
-            </w:r>
-            <w:proofErr w:type="spellEnd"/>
-            <w:r>
-              <w:rPr>
-                <w:b/>
-                <w:sz w:val="26"/>
-                <w:szCs w:val="26"/>
-              </w:rPr>
-              <w:t>}}</w:t>
+              <w:t>{{loaiPhuongTien}}</w:t>
             </w:r>
           </w:p>
         </w:tc>
@@ -1978,25 +1032,7 @@
                 <w:sz w:val="26"/>
                 <w:szCs w:val="26"/>
               </w:rPr>
-              <w:t>{{</w:t>
-            </w:r>
-            <w:proofErr w:type="spellStart"/>
-            <w:r>
-              <w:rPr>
-                <w:b/>
-                <w:sz w:val="26"/>
-                <w:szCs w:val="26"/>
-              </w:rPr>
-              <w:t>gopTaiTrongSoCho</w:t>
-            </w:r>
-            <w:proofErr w:type="spellEnd"/>
-            <w:r>
-              <w:rPr>
-                <w:b/>
-                <w:sz w:val="26"/>
-                <w:szCs w:val="26"/>
-              </w:rPr>
-              <w:t>}}</w:t>
+              <w:t>{{gopTaiTrongSoCho}}</w:t>
             </w:r>
           </w:p>
         </w:tc>
@@ -2010,117 +1046,12 @@
           <w:szCs w:val="26"/>
         </w:rPr>
       </w:pPr>
-      <w:proofErr w:type="spellStart"/>
       <w:r>
         <w:rPr>
           <w:sz w:val="26"/>
           <w:szCs w:val="26"/>
         </w:rPr>
-        <w:t>Hiện</w:t>
-      </w:r>
-      <w:proofErr w:type="spellEnd"/>
-      <w:r>
-        <w:rPr>
-          <w:sz w:val="26"/>
-          <w:szCs w:val="26"/>
-        </w:rPr>
-        <w:t xml:space="preserve"> nay {{</w:t>
-      </w:r>
-      <w:proofErr w:type="spellStart"/>
-      <w:r>
-        <w:rPr>
-          <w:sz w:val="26"/>
-          <w:szCs w:val="26"/>
-        </w:rPr>
-        <w:t>tenKhachHang</w:t>
-      </w:r>
-      <w:proofErr w:type="spellEnd"/>
-      <w:r>
-        <w:rPr>
-          <w:sz w:val="26"/>
-          <w:szCs w:val="26"/>
-        </w:rPr>
-        <w:t xml:space="preserve">}} </w:t>
-      </w:r>
-      <w:proofErr w:type="spellStart"/>
-      <w:r>
-        <w:rPr>
-          <w:sz w:val="26"/>
-          <w:szCs w:val="26"/>
-        </w:rPr>
-        <w:t>đang</w:t>
-      </w:r>
-      <w:proofErr w:type="spellEnd"/>
-      <w:r>
-        <w:rPr>
-          <w:sz w:val="26"/>
-          <w:szCs w:val="26"/>
-        </w:rPr>
-        <w:t xml:space="preserve"> </w:t>
-      </w:r>
-      <w:proofErr w:type="spellStart"/>
-      <w:r>
-        <w:rPr>
-          <w:sz w:val="26"/>
-          <w:szCs w:val="26"/>
-        </w:rPr>
-        <w:t>là</w:t>
-      </w:r>
-      <w:proofErr w:type="spellEnd"/>
-      <w:r>
-        <w:rPr>
-          <w:sz w:val="26"/>
-          <w:szCs w:val="26"/>
-        </w:rPr>
-        <w:t xml:space="preserve"> </w:t>
-      </w:r>
-      <w:proofErr w:type="spellStart"/>
-      <w:r>
-        <w:rPr>
-          <w:sz w:val="26"/>
-          <w:szCs w:val="26"/>
-        </w:rPr>
-        <w:t>xã</w:t>
-      </w:r>
-      <w:proofErr w:type="spellEnd"/>
-      <w:r>
-        <w:rPr>
-          <w:sz w:val="26"/>
-          <w:szCs w:val="26"/>
-        </w:rPr>
-        <w:t xml:space="preserve"> </w:t>
-      </w:r>
-      <w:proofErr w:type="spellStart"/>
-      <w:r>
-        <w:rPr>
-          <w:sz w:val="26"/>
-          <w:szCs w:val="26"/>
-        </w:rPr>
-        <w:t>viên</w:t>
-      </w:r>
-      <w:proofErr w:type="spellEnd"/>
-      <w:r>
-        <w:rPr>
-          <w:sz w:val="26"/>
-          <w:szCs w:val="26"/>
-        </w:rPr>
-        <w:t xml:space="preserve"> </w:t>
-      </w:r>
-      <w:proofErr w:type="spellStart"/>
-      <w:r>
-        <w:rPr>
-          <w:sz w:val="26"/>
-          <w:szCs w:val="26"/>
-        </w:rPr>
-        <w:t>của</w:t>
-      </w:r>
-      <w:proofErr w:type="spellEnd"/>
-      <w:r>
-        <w:rPr>
-          <w:sz w:val="26"/>
-          <w:szCs w:val="26"/>
-        </w:rPr>
-        <w:t xml:space="preserve"> </w:t>
+        <w:t xml:space="preserve">Hiện nay {{tenKhachHang}} đang là xã viên của </w:t>
       </w:r>
       <w:r>
         <w:rPr>
@@ -2129,7 +1060,6 @@
         </w:rPr>
         <w:t>{{</w:t>
       </w:r>
-      <w:proofErr w:type="spellStart"/>
       <w:r>
         <w:rPr>
           <w:sz w:val="26"/>
@@ -2137,7 +1067,6 @@
         </w:rPr>
         <w:t>tenRutGonDonViHTX</w:t>
       </w:r>
-      <w:proofErr w:type="spellEnd"/>
       <w:r>
         <w:rPr>
           <w:sz w:val="26"/>
@@ -2150,487 +1079,7 @@
           <w:sz w:val="26"/>
           <w:szCs w:val="26"/>
         </w:rPr>
-        <w:t xml:space="preserve">. </w:t>
-      </w:r>
-      <w:proofErr w:type="spellStart"/>
-      <w:r>
-        <w:rPr>
-          <w:sz w:val="26"/>
-          <w:szCs w:val="26"/>
-        </w:rPr>
-        <w:t>Đơn</w:t>
-      </w:r>
-      <w:proofErr w:type="spellEnd"/>
-      <w:r>
-        <w:rPr>
-          <w:sz w:val="26"/>
-          <w:szCs w:val="26"/>
-        </w:rPr>
-        <w:t xml:space="preserve"> </w:t>
-      </w:r>
-      <w:proofErr w:type="spellStart"/>
-      <w:r>
-        <w:rPr>
-          <w:sz w:val="26"/>
-          <w:szCs w:val="26"/>
-        </w:rPr>
-        <w:t>vị</w:t>
-      </w:r>
-      <w:proofErr w:type="spellEnd"/>
-      <w:r>
-        <w:rPr>
-          <w:sz w:val="26"/>
-          <w:szCs w:val="26"/>
-        </w:rPr>
-        <w:t xml:space="preserve"> </w:t>
-      </w:r>
-      <w:proofErr w:type="spellStart"/>
-      <w:r>
-        <w:rPr>
-          <w:sz w:val="26"/>
-          <w:szCs w:val="26"/>
-        </w:rPr>
-        <w:t>đã</w:t>
-      </w:r>
-      <w:proofErr w:type="spellEnd"/>
-      <w:r>
-        <w:rPr>
-          <w:sz w:val="26"/>
-          <w:szCs w:val="26"/>
-        </w:rPr>
-        <w:t xml:space="preserve"> </w:t>
-      </w:r>
-      <w:proofErr w:type="spellStart"/>
-      <w:r>
-        <w:rPr>
-          <w:sz w:val="26"/>
-          <w:szCs w:val="26"/>
-        </w:rPr>
-        <w:t>đóng</w:t>
-      </w:r>
-      <w:proofErr w:type="spellEnd"/>
-      <w:r>
-        <w:rPr>
-          <w:sz w:val="26"/>
-          <w:szCs w:val="26"/>
-        </w:rPr>
-        <w:t xml:space="preserve"> </w:t>
-      </w:r>
-      <w:proofErr w:type="spellStart"/>
-      <w:r>
-        <w:rPr>
-          <w:sz w:val="26"/>
-          <w:szCs w:val="26"/>
-        </w:rPr>
-        <w:t>đầy</w:t>
-      </w:r>
-      <w:proofErr w:type="spellEnd"/>
-      <w:r>
-        <w:rPr>
-          <w:sz w:val="26"/>
-          <w:szCs w:val="26"/>
-        </w:rPr>
-        <w:t xml:space="preserve"> </w:t>
-      </w:r>
-      <w:proofErr w:type="spellStart"/>
-      <w:r>
-        <w:rPr>
-          <w:sz w:val="26"/>
-          <w:szCs w:val="26"/>
-        </w:rPr>
-        <w:t>đủ</w:t>
-      </w:r>
-      <w:proofErr w:type="spellEnd"/>
-      <w:r>
-        <w:rPr>
-          <w:sz w:val="26"/>
-          <w:szCs w:val="26"/>
-        </w:rPr>
-        <w:t xml:space="preserve"> </w:t>
-      </w:r>
-      <w:proofErr w:type="spellStart"/>
-      <w:r>
-        <w:rPr>
-          <w:sz w:val="26"/>
-          <w:szCs w:val="26"/>
-        </w:rPr>
-        <w:t>phí</w:t>
-      </w:r>
-      <w:proofErr w:type="spellEnd"/>
-      <w:r>
-        <w:rPr>
-          <w:sz w:val="26"/>
-          <w:szCs w:val="26"/>
-        </w:rPr>
-        <w:t xml:space="preserve"> </w:t>
-      </w:r>
-      <w:proofErr w:type="spellStart"/>
-      <w:r>
-        <w:rPr>
-          <w:sz w:val="26"/>
-          <w:szCs w:val="26"/>
-        </w:rPr>
-        <w:t>quản</w:t>
-      </w:r>
-      <w:proofErr w:type="spellEnd"/>
-      <w:r>
-        <w:rPr>
-          <w:sz w:val="26"/>
-          <w:szCs w:val="26"/>
-        </w:rPr>
-        <w:t xml:space="preserve"> lý </w:t>
-      </w:r>
-      <w:proofErr w:type="spellStart"/>
-      <w:r>
-        <w:rPr>
-          <w:sz w:val="26"/>
-          <w:szCs w:val="26"/>
-        </w:rPr>
-        <w:t>Hợp</w:t>
-      </w:r>
-      <w:proofErr w:type="spellEnd"/>
-      <w:r>
-        <w:rPr>
-          <w:sz w:val="26"/>
-          <w:szCs w:val="26"/>
-        </w:rPr>
-        <w:t xml:space="preserve"> </w:t>
-      </w:r>
-      <w:proofErr w:type="spellStart"/>
-      <w:r>
-        <w:rPr>
-          <w:sz w:val="26"/>
-          <w:szCs w:val="26"/>
-        </w:rPr>
-        <w:t>Tác</w:t>
-      </w:r>
-      <w:proofErr w:type="spellEnd"/>
-      <w:r>
-        <w:rPr>
-          <w:sz w:val="26"/>
-          <w:szCs w:val="26"/>
-        </w:rPr>
-        <w:t xml:space="preserve"> </w:t>
-      </w:r>
-      <w:proofErr w:type="spellStart"/>
-      <w:r>
-        <w:rPr>
-          <w:sz w:val="26"/>
-          <w:szCs w:val="26"/>
-        </w:rPr>
-        <w:t>Xã</w:t>
-      </w:r>
-      <w:proofErr w:type="spellEnd"/>
-      <w:r>
-        <w:rPr>
-          <w:sz w:val="26"/>
-          <w:szCs w:val="26"/>
-        </w:rPr>
-        <w:t xml:space="preserve"> </w:t>
-      </w:r>
-      <w:proofErr w:type="spellStart"/>
-      <w:r>
-        <w:rPr>
-          <w:sz w:val="26"/>
-          <w:szCs w:val="26"/>
-        </w:rPr>
-        <w:t>và</w:t>
-      </w:r>
-      <w:proofErr w:type="spellEnd"/>
-      <w:r>
-        <w:rPr>
-          <w:sz w:val="26"/>
-          <w:szCs w:val="26"/>
-        </w:rPr>
-        <w:t xml:space="preserve"> </w:t>
-      </w:r>
-      <w:proofErr w:type="spellStart"/>
-      <w:r>
-        <w:rPr>
-          <w:sz w:val="26"/>
-          <w:szCs w:val="26"/>
-        </w:rPr>
-        <w:t>các</w:t>
-      </w:r>
-      <w:proofErr w:type="spellEnd"/>
-      <w:r>
-        <w:rPr>
-          <w:sz w:val="26"/>
-          <w:szCs w:val="26"/>
-        </w:rPr>
-        <w:t xml:space="preserve"> </w:t>
-      </w:r>
-      <w:proofErr w:type="spellStart"/>
-      <w:r>
-        <w:rPr>
-          <w:sz w:val="26"/>
-          <w:szCs w:val="26"/>
-        </w:rPr>
-        <w:t>loại</w:t>
-      </w:r>
-      <w:proofErr w:type="spellEnd"/>
-      <w:r>
-        <w:rPr>
-          <w:sz w:val="26"/>
-          <w:szCs w:val="26"/>
-        </w:rPr>
-        <w:t xml:space="preserve"> </w:t>
-      </w:r>
-      <w:proofErr w:type="spellStart"/>
-      <w:r>
-        <w:rPr>
-          <w:sz w:val="26"/>
-          <w:szCs w:val="26"/>
-        </w:rPr>
-        <w:t>phí</w:t>
-      </w:r>
-      <w:proofErr w:type="spellEnd"/>
-      <w:r>
-        <w:rPr>
-          <w:sz w:val="26"/>
-          <w:szCs w:val="26"/>
-        </w:rPr>
-        <w:t xml:space="preserve"> </w:t>
-      </w:r>
-      <w:proofErr w:type="spellStart"/>
-      <w:r>
-        <w:rPr>
-          <w:sz w:val="26"/>
-          <w:szCs w:val="26"/>
-        </w:rPr>
-        <w:t>khác</w:t>
-      </w:r>
-      <w:proofErr w:type="spellEnd"/>
-      <w:r>
-        <w:rPr>
-          <w:sz w:val="26"/>
-          <w:szCs w:val="26"/>
-        </w:rPr>
-        <w:t xml:space="preserve">, </w:t>
-      </w:r>
-      <w:proofErr w:type="spellStart"/>
-      <w:r>
-        <w:rPr>
-          <w:sz w:val="26"/>
-          <w:szCs w:val="26"/>
-        </w:rPr>
-        <w:t>phương</w:t>
-      </w:r>
-      <w:proofErr w:type="spellEnd"/>
-      <w:r>
-        <w:rPr>
-          <w:sz w:val="26"/>
-          <w:szCs w:val="26"/>
-        </w:rPr>
-        <w:t xml:space="preserve"> </w:t>
-      </w:r>
-      <w:proofErr w:type="spellStart"/>
-      <w:r>
-        <w:rPr>
-          <w:sz w:val="26"/>
-          <w:szCs w:val="26"/>
-        </w:rPr>
-        <w:t>tiện</w:t>
-      </w:r>
-      <w:proofErr w:type="spellEnd"/>
-      <w:r>
-        <w:rPr>
-          <w:sz w:val="26"/>
-          <w:szCs w:val="26"/>
-        </w:rPr>
-        <w:t xml:space="preserve"> </w:t>
-      </w:r>
-      <w:proofErr w:type="spellStart"/>
-      <w:r>
-        <w:rPr>
-          <w:sz w:val="26"/>
-          <w:szCs w:val="26"/>
-        </w:rPr>
-        <w:t>này</w:t>
-      </w:r>
-      <w:proofErr w:type="spellEnd"/>
-      <w:r>
-        <w:rPr>
-          <w:sz w:val="26"/>
-          <w:szCs w:val="26"/>
-        </w:rPr>
-        <w:t xml:space="preserve"> </w:t>
-      </w:r>
-      <w:proofErr w:type="spellStart"/>
-      <w:r>
-        <w:rPr>
-          <w:sz w:val="26"/>
-          <w:szCs w:val="26"/>
-        </w:rPr>
-        <w:t>hiện</w:t>
-      </w:r>
-      <w:proofErr w:type="spellEnd"/>
-      <w:r>
-        <w:rPr>
-          <w:sz w:val="26"/>
-          <w:szCs w:val="26"/>
-        </w:rPr>
-        <w:t xml:space="preserve"> </w:t>
-      </w:r>
-      <w:proofErr w:type="spellStart"/>
-      <w:r>
-        <w:rPr>
-          <w:sz w:val="26"/>
-          <w:szCs w:val="26"/>
-        </w:rPr>
-        <w:t>đang</w:t>
-      </w:r>
-      <w:proofErr w:type="spellEnd"/>
-      <w:r>
-        <w:rPr>
-          <w:sz w:val="26"/>
-          <w:szCs w:val="26"/>
-        </w:rPr>
-        <w:t xml:space="preserve"> </w:t>
-      </w:r>
-      <w:proofErr w:type="spellStart"/>
-      <w:r>
-        <w:rPr>
-          <w:sz w:val="26"/>
-          <w:szCs w:val="26"/>
-        </w:rPr>
-        <w:t>hoạt</w:t>
-      </w:r>
-      <w:proofErr w:type="spellEnd"/>
-      <w:r>
-        <w:rPr>
-          <w:sz w:val="26"/>
-          <w:szCs w:val="26"/>
-        </w:rPr>
-        <w:t xml:space="preserve"> </w:t>
-      </w:r>
-      <w:proofErr w:type="spellStart"/>
-      <w:r>
-        <w:rPr>
-          <w:sz w:val="26"/>
-          <w:szCs w:val="26"/>
-        </w:rPr>
-        <w:t>động</w:t>
-      </w:r>
-      <w:proofErr w:type="spellEnd"/>
-      <w:r>
-        <w:rPr>
-          <w:sz w:val="26"/>
-          <w:szCs w:val="26"/>
-        </w:rPr>
-        <w:t xml:space="preserve"> </w:t>
-      </w:r>
-      <w:proofErr w:type="spellStart"/>
-      <w:r>
-        <w:rPr>
-          <w:sz w:val="26"/>
-          <w:szCs w:val="26"/>
-        </w:rPr>
-        <w:t>kinh</w:t>
-      </w:r>
-      <w:proofErr w:type="spellEnd"/>
-      <w:r>
-        <w:rPr>
-          <w:sz w:val="26"/>
-          <w:szCs w:val="26"/>
-        </w:rPr>
-        <w:t xml:space="preserve"> doanh </w:t>
-      </w:r>
-      <w:proofErr w:type="spellStart"/>
-      <w:r>
-        <w:rPr>
-          <w:sz w:val="26"/>
-          <w:szCs w:val="26"/>
-        </w:rPr>
-        <w:t>vận</w:t>
-      </w:r>
-      <w:proofErr w:type="spellEnd"/>
-      <w:r>
-        <w:rPr>
-          <w:sz w:val="26"/>
-          <w:szCs w:val="26"/>
-        </w:rPr>
-        <w:t xml:space="preserve"> </w:t>
-      </w:r>
-      <w:proofErr w:type="spellStart"/>
-      <w:r>
-        <w:rPr>
-          <w:sz w:val="26"/>
-          <w:szCs w:val="26"/>
-        </w:rPr>
-        <w:t>tải</w:t>
-      </w:r>
-      <w:proofErr w:type="spellEnd"/>
-      <w:r>
-        <w:rPr>
-          <w:sz w:val="26"/>
-          <w:szCs w:val="26"/>
-        </w:rPr>
-        <w:t xml:space="preserve"> </w:t>
-      </w:r>
-      <w:proofErr w:type="spellStart"/>
-      <w:r>
-        <w:rPr>
-          <w:sz w:val="26"/>
-          <w:szCs w:val="26"/>
-        </w:rPr>
-        <w:t>cho</w:t>
-      </w:r>
-      <w:proofErr w:type="spellEnd"/>
-      <w:r>
-        <w:rPr>
-          <w:sz w:val="26"/>
-          <w:szCs w:val="26"/>
-        </w:rPr>
-        <w:t xml:space="preserve"> </w:t>
-      </w:r>
-      <w:proofErr w:type="spellStart"/>
-      <w:r>
-        <w:rPr>
-          <w:sz w:val="26"/>
-          <w:szCs w:val="26"/>
-        </w:rPr>
-        <w:t>hợp</w:t>
-      </w:r>
-      <w:proofErr w:type="spellEnd"/>
-      <w:r>
-        <w:rPr>
-          <w:sz w:val="26"/>
-          <w:szCs w:val="26"/>
-        </w:rPr>
-        <w:t xml:space="preserve"> </w:t>
-      </w:r>
-      <w:proofErr w:type="spellStart"/>
-      <w:r>
-        <w:rPr>
-          <w:sz w:val="26"/>
-          <w:szCs w:val="26"/>
-        </w:rPr>
-        <w:t>tác</w:t>
-      </w:r>
-      <w:proofErr w:type="spellEnd"/>
-      <w:r>
-        <w:rPr>
-          <w:sz w:val="26"/>
-          <w:szCs w:val="26"/>
-        </w:rPr>
-        <w:t xml:space="preserve"> </w:t>
-      </w:r>
-      <w:proofErr w:type="spellStart"/>
-      <w:r>
-        <w:rPr>
-          <w:sz w:val="26"/>
-          <w:szCs w:val="26"/>
-        </w:rPr>
-        <w:t>xã</w:t>
-      </w:r>
-      <w:proofErr w:type="spellEnd"/>
-      <w:r>
-        <w:rPr>
-          <w:sz w:val="26"/>
-          <w:szCs w:val="26"/>
-        </w:rPr>
-        <w:t>.</w:t>
+        <w:t>. Đơn vị đã đóng đầy đủ phí quản lý Hợp Tác Xã và các loại phí khác, phương tiện này hiện đang hoạt động kinh doanh vận tải cho hợp tác xã.</w:t>
       </w:r>
     </w:p>
     <w:p>
@@ -2641,7 +1090,6 @@
           <w:szCs w:val="26"/>
         </w:rPr>
       </w:pPr>
-      <w:proofErr w:type="spellStart"/>
       <w:r>
         <w:rPr>
           <w:b/>
@@ -2649,179 +1097,8 @@
           <w:sz w:val="26"/>
           <w:szCs w:val="26"/>
         </w:rPr>
-        <w:t>Giấy</w:t>
+        <w:t>Giấy xác nhận này có hiệu lực đến ngày {{</w:t>
       </w:r>
-      <w:proofErr w:type="spellEnd"/>
-      <w:r>
-        <w:rPr>
-          <w:b/>
-          <w:i/>
-          <w:sz w:val="26"/>
-          <w:szCs w:val="26"/>
-        </w:rPr>
-        <w:t xml:space="preserve"> </w:t>
-      </w:r>
-      <w:proofErr w:type="spellStart"/>
-      <w:r>
-        <w:rPr>
-          <w:b/>
-          <w:i/>
-          <w:sz w:val="26"/>
-          <w:szCs w:val="26"/>
-        </w:rPr>
-        <w:t>xác</w:t>
-      </w:r>
-      <w:proofErr w:type="spellEnd"/>
-      <w:r>
-        <w:rPr>
-          <w:b/>
-          <w:i/>
-          <w:sz w:val="26"/>
-          <w:szCs w:val="26"/>
-        </w:rPr>
-        <w:t xml:space="preserve"> </w:t>
-      </w:r>
-      <w:proofErr w:type="spellStart"/>
-      <w:r>
-        <w:rPr>
-          <w:b/>
-          <w:i/>
-          <w:sz w:val="26"/>
-          <w:szCs w:val="26"/>
-        </w:rPr>
-        <w:t>nhận</w:t>
-      </w:r>
-      <w:proofErr w:type="spellEnd"/>
-      <w:r>
-        <w:rPr>
-          <w:b/>
-          <w:i/>
-          <w:sz w:val="26"/>
-          <w:szCs w:val="26"/>
-        </w:rPr>
-        <w:t xml:space="preserve"> </w:t>
-      </w:r>
-      <w:proofErr w:type="spellStart"/>
-      <w:r>
-        <w:rPr>
-          <w:b/>
-          <w:i/>
-          <w:sz w:val="26"/>
-          <w:szCs w:val="26"/>
-        </w:rPr>
-        <w:t>này</w:t>
-      </w:r>
-      <w:proofErr w:type="spellEnd"/>
-      <w:r>
-        <w:rPr>
-          <w:b/>
-          <w:i/>
-          <w:sz w:val="26"/>
-          <w:szCs w:val="26"/>
-        </w:rPr>
-        <w:t xml:space="preserve"> </w:t>
-      </w:r>
-      <w:proofErr w:type="spellStart"/>
-      <w:r>
-        <w:rPr>
-          <w:b/>
-          <w:i/>
-          <w:sz w:val="26"/>
-          <w:szCs w:val="26"/>
-        </w:rPr>
-        <w:t>có</w:t>
-      </w:r>
-      <w:proofErr w:type="spellEnd"/>
-      <w:r>
-        <w:rPr>
-          <w:b/>
-          <w:i/>
-          <w:sz w:val="26"/>
-          <w:szCs w:val="26"/>
-        </w:rPr>
-        <w:t xml:space="preserve"> </w:t>
-      </w:r>
-      <w:proofErr w:type="spellStart"/>
-      <w:r>
-        <w:rPr>
-          <w:b/>
-          <w:i/>
-          <w:sz w:val="26"/>
-          <w:szCs w:val="26"/>
-        </w:rPr>
-        <w:t>hiệu</w:t>
-      </w:r>
-      <w:proofErr w:type="spellEnd"/>
-      <w:r>
-        <w:rPr>
-          <w:b/>
-          <w:i/>
-          <w:sz w:val="26"/>
-          <w:szCs w:val="26"/>
-        </w:rPr>
-        <w:t xml:space="preserve"> </w:t>
-      </w:r>
-      <w:proofErr w:type="spellStart"/>
-      <w:r>
-        <w:rPr>
-          <w:b/>
-          <w:i/>
-          <w:sz w:val="26"/>
-          <w:szCs w:val="26"/>
-        </w:rPr>
-        <w:t>lực</w:t>
-      </w:r>
-      <w:proofErr w:type="spellEnd"/>
-      <w:r>
-        <w:rPr>
-          <w:b/>
-          <w:i/>
-          <w:sz w:val="26"/>
-          <w:szCs w:val="26"/>
-        </w:rPr>
-        <w:t xml:space="preserve"> </w:t>
-      </w:r>
-      <w:proofErr w:type="spellStart"/>
-      <w:r>
-        <w:rPr>
-          <w:b/>
-          <w:i/>
-          <w:sz w:val="26"/>
-          <w:szCs w:val="26"/>
-        </w:rPr>
-        <w:t>đến</w:t>
-      </w:r>
-      <w:proofErr w:type="spellEnd"/>
-      <w:r>
-        <w:rPr>
-          <w:b/>
-          <w:i/>
-          <w:sz w:val="26"/>
-          <w:szCs w:val="26"/>
-        </w:rPr>
-        <w:t xml:space="preserve"> </w:t>
-      </w:r>
-      <w:proofErr w:type="spellStart"/>
-      <w:r>
-        <w:rPr>
-          <w:b/>
-          <w:i/>
-          <w:sz w:val="26"/>
-          <w:szCs w:val="26"/>
-        </w:rPr>
-        <w:t>ngày</w:t>
-      </w:r>
-      <w:proofErr w:type="spellEnd"/>
-      <w:r>
-        <w:rPr>
-          <w:b/>
-          <w:i/>
-          <w:sz w:val="26"/>
-          <w:szCs w:val="26"/>
-        </w:rPr>
-        <w:t xml:space="preserve"> {{</w:t>
-      </w:r>
-      <w:proofErr w:type="spellStart"/>
       <w:r>
         <w:rPr>
           <w:b/>
@@ -2838,39 +1115,8 @@
           <w:sz w:val="26"/>
           <w:szCs w:val="26"/>
         </w:rPr>
-        <w:t>_dd</w:t>
+        <w:t>_dd}} tháng {{</w:t>
       </w:r>
-      <w:proofErr w:type="spellEnd"/>
-      <w:r>
-        <w:rPr>
-          <w:b/>
-          <w:i/>
-          <w:sz w:val="26"/>
-          <w:szCs w:val="26"/>
-        </w:rPr>
-        <w:t xml:space="preserve">}} </w:t>
-      </w:r>
-      <w:proofErr w:type="spellStart"/>
-      <w:r>
-        <w:rPr>
-          <w:b/>
-          <w:i/>
-          <w:sz w:val="26"/>
-          <w:szCs w:val="26"/>
-        </w:rPr>
-        <w:t>tháng</w:t>
-      </w:r>
-      <w:proofErr w:type="spellEnd"/>
-      <w:r>
-        <w:rPr>
-          <w:b/>
-          <w:i/>
-          <w:sz w:val="26"/>
-          <w:szCs w:val="26"/>
-        </w:rPr>
-        <w:t xml:space="preserve"> {{</w:t>
-      </w:r>
-      <w:proofErr w:type="spellStart"/>
       <w:r>
         <w:rPr>
           <w:b/>
@@ -2887,39 +1133,8 @@
           <w:sz w:val="26"/>
           <w:szCs w:val="26"/>
         </w:rPr>
-        <w:t>_MM</w:t>
+        <w:t>_MM}} năm {{</w:t>
       </w:r>
-      <w:proofErr w:type="spellEnd"/>
-      <w:r>
-        <w:rPr>
-          <w:b/>
-          <w:i/>
-          <w:sz w:val="26"/>
-          <w:szCs w:val="26"/>
-        </w:rPr>
-        <w:t xml:space="preserve">}} </w:t>
-      </w:r>
-      <w:proofErr w:type="spellStart"/>
-      <w:r>
-        <w:rPr>
-          <w:b/>
-          <w:i/>
-          <w:sz w:val="26"/>
-          <w:szCs w:val="26"/>
-        </w:rPr>
-        <w:t>năm</w:t>
-      </w:r>
-      <w:proofErr w:type="spellEnd"/>
-      <w:r>
-        <w:rPr>
-          <w:b/>
-          <w:i/>
-          <w:sz w:val="26"/>
-          <w:szCs w:val="26"/>
-        </w:rPr>
-        <w:t xml:space="preserve"> {{</w:t>
-      </w:r>
-      <w:proofErr w:type="spellStart"/>
       <w:r>
         <w:rPr>
           <w:b/>
@@ -2936,17 +1151,7 @@
           <w:sz w:val="26"/>
           <w:szCs w:val="26"/>
         </w:rPr>
-        <w:t>_yyyy</w:t>
-      </w:r>
-      <w:proofErr w:type="spellEnd"/>
-      <w:r>
-        <w:rPr>
-          <w:b/>
-          <w:i/>
-          <w:sz w:val="26"/>
-          <w:szCs w:val="26"/>
-        </w:rPr>
-        <w:t>}}.</w:t>
+        <w:t>_yyyy}}.</w:t>
       </w:r>
     </w:p>
     <w:p>
@@ -2957,341 +1162,12 @@
           <w:szCs w:val="26"/>
         </w:rPr>
       </w:pPr>
-      <w:proofErr w:type="spellStart"/>
       <w:r>
         <w:rPr>
           <w:sz w:val="26"/>
           <w:szCs w:val="26"/>
         </w:rPr>
-        <w:t>Kính</w:t>
-      </w:r>
-      <w:proofErr w:type="spellEnd"/>
-      <w:r>
-        <w:rPr>
-          <w:sz w:val="26"/>
-          <w:szCs w:val="26"/>
-        </w:rPr>
-        <w:t xml:space="preserve"> </w:t>
-      </w:r>
-      <w:proofErr w:type="spellStart"/>
-      <w:r>
-        <w:rPr>
-          <w:sz w:val="26"/>
-          <w:szCs w:val="26"/>
-        </w:rPr>
-        <w:t>mong</w:t>
-      </w:r>
-      <w:proofErr w:type="spellEnd"/>
-      <w:r>
-        <w:rPr>
-          <w:sz w:val="26"/>
-          <w:szCs w:val="26"/>
-        </w:rPr>
-        <w:t xml:space="preserve"> </w:t>
-      </w:r>
-      <w:proofErr w:type="spellStart"/>
-      <w:r>
-        <w:rPr>
-          <w:sz w:val="26"/>
-          <w:szCs w:val="26"/>
-        </w:rPr>
-        <w:t>Quý</w:t>
-      </w:r>
-      <w:proofErr w:type="spellEnd"/>
-      <w:r>
-        <w:rPr>
-          <w:sz w:val="26"/>
-          <w:szCs w:val="26"/>
-        </w:rPr>
-        <w:t xml:space="preserve"> </w:t>
-      </w:r>
-      <w:proofErr w:type="spellStart"/>
-      <w:r>
-        <w:rPr>
-          <w:sz w:val="26"/>
-          <w:szCs w:val="26"/>
-        </w:rPr>
-        <w:t>cơ</w:t>
-      </w:r>
-      <w:proofErr w:type="spellEnd"/>
-      <w:r>
-        <w:rPr>
-          <w:sz w:val="26"/>
-          <w:szCs w:val="26"/>
-        </w:rPr>
-        <w:t xml:space="preserve"> </w:t>
-      </w:r>
-      <w:proofErr w:type="spellStart"/>
-      <w:r>
-        <w:rPr>
-          <w:sz w:val="26"/>
-          <w:szCs w:val="26"/>
-        </w:rPr>
-        <w:t>quan</w:t>
-      </w:r>
-      <w:proofErr w:type="spellEnd"/>
-      <w:r>
-        <w:rPr>
-          <w:sz w:val="26"/>
-          <w:szCs w:val="26"/>
-        </w:rPr>
-        <w:t xml:space="preserve"> </w:t>
-      </w:r>
-      <w:proofErr w:type="spellStart"/>
-      <w:r>
-        <w:rPr>
-          <w:sz w:val="26"/>
-          <w:szCs w:val="26"/>
-        </w:rPr>
-        <w:t>chức</w:t>
-      </w:r>
-      <w:proofErr w:type="spellEnd"/>
-      <w:r>
-        <w:rPr>
-          <w:sz w:val="26"/>
-          <w:szCs w:val="26"/>
-        </w:rPr>
-        <w:t xml:space="preserve"> </w:t>
-      </w:r>
-      <w:proofErr w:type="spellStart"/>
-      <w:r>
-        <w:rPr>
-          <w:sz w:val="26"/>
-          <w:szCs w:val="26"/>
-        </w:rPr>
-        <w:t>năng</w:t>
-      </w:r>
-      <w:proofErr w:type="spellEnd"/>
-      <w:r>
-        <w:rPr>
-          <w:sz w:val="26"/>
-          <w:szCs w:val="26"/>
-        </w:rPr>
-        <w:t xml:space="preserve"> </w:t>
-      </w:r>
-      <w:proofErr w:type="spellStart"/>
-      <w:r>
-        <w:rPr>
-          <w:sz w:val="26"/>
-          <w:szCs w:val="26"/>
-        </w:rPr>
-        <w:t>tạo</w:t>
-      </w:r>
-      <w:proofErr w:type="spellEnd"/>
-      <w:r>
-        <w:rPr>
-          <w:sz w:val="26"/>
-          <w:szCs w:val="26"/>
-        </w:rPr>
-        <w:t xml:space="preserve"> </w:t>
-      </w:r>
-      <w:proofErr w:type="spellStart"/>
-      <w:r>
-        <w:rPr>
-          <w:sz w:val="26"/>
-          <w:szCs w:val="26"/>
-        </w:rPr>
-        <w:t>mọi</w:t>
-      </w:r>
-      <w:proofErr w:type="spellEnd"/>
-      <w:r>
-        <w:rPr>
-          <w:sz w:val="26"/>
-          <w:szCs w:val="26"/>
-        </w:rPr>
-        <w:t xml:space="preserve"> </w:t>
-      </w:r>
-      <w:proofErr w:type="spellStart"/>
-      <w:r>
-        <w:rPr>
-          <w:sz w:val="26"/>
-          <w:szCs w:val="26"/>
-        </w:rPr>
-        <w:t>điều</w:t>
-      </w:r>
-      <w:proofErr w:type="spellEnd"/>
-      <w:r>
-        <w:rPr>
-          <w:sz w:val="26"/>
-          <w:szCs w:val="26"/>
-        </w:rPr>
-        <w:t xml:space="preserve"> </w:t>
-      </w:r>
-      <w:proofErr w:type="spellStart"/>
-      <w:r>
-        <w:rPr>
-          <w:sz w:val="26"/>
-          <w:szCs w:val="26"/>
-        </w:rPr>
-        <w:t>kiện</w:t>
-      </w:r>
-      <w:proofErr w:type="spellEnd"/>
-      <w:r>
-        <w:rPr>
-          <w:sz w:val="26"/>
-          <w:szCs w:val="26"/>
-        </w:rPr>
-        <w:t xml:space="preserve"> </w:t>
-      </w:r>
-      <w:proofErr w:type="spellStart"/>
-      <w:r>
-        <w:rPr>
-          <w:sz w:val="26"/>
-          <w:szCs w:val="26"/>
-        </w:rPr>
-        <w:t>thuận</w:t>
-      </w:r>
-      <w:proofErr w:type="spellEnd"/>
-      <w:r>
-        <w:rPr>
-          <w:sz w:val="26"/>
-          <w:szCs w:val="26"/>
-        </w:rPr>
-        <w:t xml:space="preserve"> </w:t>
-      </w:r>
-      <w:proofErr w:type="spellStart"/>
-      <w:r>
-        <w:rPr>
-          <w:sz w:val="26"/>
-          <w:szCs w:val="26"/>
-        </w:rPr>
-        <w:t>lợi</w:t>
-      </w:r>
-      <w:proofErr w:type="spellEnd"/>
-      <w:r>
-        <w:rPr>
-          <w:sz w:val="26"/>
-          <w:szCs w:val="26"/>
-        </w:rPr>
-        <w:t xml:space="preserve"> </w:t>
-      </w:r>
-      <w:proofErr w:type="spellStart"/>
-      <w:r>
-        <w:rPr>
-          <w:sz w:val="26"/>
-          <w:szCs w:val="26"/>
-        </w:rPr>
-        <w:t>để</w:t>
-      </w:r>
-      <w:proofErr w:type="spellEnd"/>
-      <w:r>
-        <w:rPr>
-          <w:sz w:val="26"/>
-          <w:szCs w:val="26"/>
-        </w:rPr>
-        <w:t xml:space="preserve"> </w:t>
-      </w:r>
-      <w:proofErr w:type="spellStart"/>
-      <w:r>
-        <w:rPr>
-          <w:sz w:val="26"/>
-          <w:szCs w:val="26"/>
-        </w:rPr>
-        <w:t>các</w:t>
-      </w:r>
-      <w:proofErr w:type="spellEnd"/>
-      <w:r>
-        <w:rPr>
-          <w:sz w:val="26"/>
-          <w:szCs w:val="26"/>
-        </w:rPr>
-        <w:t xml:space="preserve"> </w:t>
-      </w:r>
-      <w:proofErr w:type="spellStart"/>
-      <w:r>
-        <w:rPr>
-          <w:sz w:val="26"/>
-          <w:szCs w:val="26"/>
-        </w:rPr>
-        <w:t>phương</w:t>
-      </w:r>
-      <w:proofErr w:type="spellEnd"/>
-      <w:r>
-        <w:rPr>
-          <w:sz w:val="26"/>
-          <w:szCs w:val="26"/>
-        </w:rPr>
-        <w:t xml:space="preserve"> </w:t>
-      </w:r>
-      <w:proofErr w:type="spellStart"/>
-      <w:r>
-        <w:rPr>
-          <w:sz w:val="26"/>
-          <w:szCs w:val="26"/>
-        </w:rPr>
-        <w:t>tiện</w:t>
-      </w:r>
-      <w:proofErr w:type="spellEnd"/>
-      <w:r>
-        <w:rPr>
-          <w:sz w:val="26"/>
-          <w:szCs w:val="26"/>
-        </w:rPr>
-        <w:t xml:space="preserve"> </w:t>
-      </w:r>
-      <w:proofErr w:type="spellStart"/>
-      <w:r>
-        <w:rPr>
-          <w:sz w:val="26"/>
-          <w:szCs w:val="26"/>
-        </w:rPr>
-        <w:t>hoạt</w:t>
-      </w:r>
-      <w:proofErr w:type="spellEnd"/>
-      <w:r>
-        <w:rPr>
-          <w:sz w:val="26"/>
-          <w:szCs w:val="26"/>
-        </w:rPr>
-        <w:t xml:space="preserve"> </w:t>
-      </w:r>
-      <w:proofErr w:type="spellStart"/>
-      <w:r>
-        <w:rPr>
-          <w:sz w:val="26"/>
-          <w:szCs w:val="26"/>
-        </w:rPr>
-        <w:t>động</w:t>
-      </w:r>
-      <w:proofErr w:type="spellEnd"/>
-      <w:r>
-        <w:rPr>
-          <w:sz w:val="26"/>
-          <w:szCs w:val="26"/>
-        </w:rPr>
-        <w:t xml:space="preserve"> </w:t>
-      </w:r>
-      <w:proofErr w:type="spellStart"/>
-      <w:r>
-        <w:rPr>
-          <w:sz w:val="26"/>
-          <w:szCs w:val="26"/>
-        </w:rPr>
-        <w:t>thuận</w:t>
-      </w:r>
-      <w:proofErr w:type="spellEnd"/>
-      <w:r>
-        <w:rPr>
-          <w:sz w:val="26"/>
-          <w:szCs w:val="26"/>
-        </w:rPr>
-        <w:t xml:space="preserve"> </w:t>
-      </w:r>
-      <w:proofErr w:type="spellStart"/>
-      <w:r>
-        <w:rPr>
-          <w:sz w:val="26"/>
-          <w:szCs w:val="26"/>
-        </w:rPr>
-        <w:t>lợi</w:t>
-      </w:r>
-      <w:proofErr w:type="spellEnd"/>
-      <w:r>
-        <w:rPr>
-          <w:sz w:val="26"/>
-          <w:szCs w:val="26"/>
-        </w:rPr>
-        <w:t>.</w:t>
+        <w:t>Kính mong Quý cơ quan chức năng tạo mọi điều kiện thuận lợi để các phương tiện hoạt động thuận lợi.</w:t>
       </w:r>
     </w:p>
     <w:tbl>
@@ -3340,94 +1216,35 @@
                 <w:i/>
                 <w:sz w:val="24"/>
               </w:rPr>
-              <w:t xml:space="preserve">TP.HCM, </w:t>
+              <w:t>{{</w:t>
             </w:r>
             <w:r>
               <w:rPr>
                 <w:i/>
                 <w:sz w:val="24"/>
               </w:rPr>
-              <w:t>{{</w:t>
+              <w:t>tinhThanh</w:t>
             </w:r>
-            <w:proofErr w:type="spellStart"/>
-            <w:r>
-              <w:rPr>
-                <w:i/>
-                <w:sz w:val="24"/>
-              </w:rPr>
-              <w:t>ngayTraHoSoPhuHieu_dd</w:t>
-            </w:r>
-            <w:proofErr w:type="spellEnd"/>
-            <w:r>
-              <w:rPr>
-                <w:i/>
-                <w:sz w:val="24"/>
-              </w:rPr>
-              <w:t xml:space="preserve">}} </w:t>
-            </w:r>
-            <w:proofErr w:type="spellStart"/>
-            <w:r>
-              <w:rPr>
-                <w:i/>
-                <w:sz w:val="24"/>
-              </w:rPr>
-              <w:t>tháng</w:t>
-            </w:r>
-            <w:proofErr w:type="spellEnd"/>
-            <w:r>
-              <w:rPr>
-                <w:i/>
-                <w:sz w:val="24"/>
-              </w:rPr>
-              <w:t xml:space="preserve"> {{</w:t>
-            </w:r>
-            <w:proofErr w:type="spellStart"/>
-            <w:r>
-              <w:rPr>
-                <w:i/>
-                <w:sz w:val="24"/>
-              </w:rPr>
-              <w:t>ngayTraHoSoPhuHieu_MM</w:t>
-            </w:r>
-            <w:proofErr w:type="spellEnd"/>
-            <w:r>
-              <w:rPr>
-                <w:i/>
-                <w:sz w:val="24"/>
-              </w:rPr>
-              <w:t xml:space="preserve">}} </w:t>
-            </w:r>
-            <w:proofErr w:type="spellStart"/>
-            <w:r>
-              <w:rPr>
-                <w:i/>
-                <w:sz w:val="24"/>
-              </w:rPr>
-              <w:t>năm</w:t>
-            </w:r>
-            <w:proofErr w:type="spellEnd"/>
-            <w:r>
-              <w:rPr>
-                <w:i/>
-                <w:sz w:val="24"/>
-              </w:rPr>
-              <w:t xml:space="preserve"> {{</w:t>
-            </w:r>
-            <w:proofErr w:type="spellStart"/>
-            <w:r>
-              <w:rPr>
-                <w:i/>
-                <w:sz w:val="24"/>
-              </w:rPr>
-              <w:t>ngayTraHoSoPhuHieu_yyyy</w:t>
-            </w:r>
-            <w:proofErr w:type="spellEnd"/>
             <w:r>
               <w:rPr>
                 <w:i/>
                 <w:sz w:val="24"/>
               </w:rPr>
               <w:t>}}</w:t>
+            </w:r>
+            <w:r>
+              <w:rPr>
+                <w:i/>
+                <w:sz w:val="24"/>
+              </w:rPr>
+              <w:t xml:space="preserve">, </w:t>
+            </w:r>
+            <w:r>
+              <w:rPr>
+                <w:i/>
+                <w:sz w:val="24"/>
+              </w:rPr>
+              <w:t>{{ngayTraHoSoPhuHieu_dd}} tháng {{ngayTraHoSoPhuHieu_MM}} năm {{ngayTraHoSoPhuHieu_yyyy}}</w:t>
             </w:r>
           </w:p>
           <w:p>
@@ -3498,17 +1315,16 @@
                 <w:b/>
                 <w:sz w:val="26"/>
               </w:rPr>
+              <w:lastRenderedPageBreak/>
               <w:t>{{</w:t>
             </w:r>
-            <w:proofErr w:type="spellStart"/>
             <w:r>
               <w:rPr>
                 <w:b/>
                 <w:sz w:val="26"/>
               </w:rPr>
-              <w:t>nguoiDaiDienDonViHTX</w:t>
+              <w:t>nguoiDaiDienKyTen</w:t>
             </w:r>
-            <w:proofErr w:type="spellEnd"/>
             <w:r>
               <w:rPr>
                 <w:b/>
@@ -3541,7 +1357,7 @@
 </file>
 
 <file path=word/numbering.xml><?xml version="1.0" encoding="utf-8"?>
-<w:numbering xmlns:wpc="http://schemas.microsoft.com/office/word/2010/wordprocessingCanvas" xmlns:cx="http://schemas.microsoft.com/office/drawing/2014/chartex" xmlns:cx1="http://schemas.microsoft.com/office/drawing/2015/9/8/chartex" xmlns:cx2="http://schemas.microsoft.com/office/drawing/2015/10/21/chartex" xmlns:cx3="http://schemas.microsoft.com/office/drawing/2016/5/9/chartex" xmlns:cx4="http://schemas.microsoft.com/office/drawing/2016/5/10/chartex" xmlns:cx5="http://schemas.microsoft.com/office/drawing/2016/5/11/chartex" xmlns:cx6="http://schemas.microsoft.com/office/drawing/2016/5/12/chartex" xmlns:cx7="http://schemas.microsoft.com/office/drawing/2016/5/13/chartex" xmlns:cx8="http://schemas.microsoft.com/office/drawing/2016/5/14/chartex" xmlns:mc="http://schemas.openxmlformats.org/markup-compatibility/2006" xmlns:aink="http://schemas.microsoft.com/office/drawing/2016/ink" xmlns:am3d="http://schemas.microsoft.com/office/drawing/2017/model3d" xmlns:o="urn:schemas-microsoft-com:office:office" xmlns:oel="http://schemas.microsoft.com/office/2019/extlst" xmlns:r="http://schemas.openxmlformats.org/officeDocument/2006/relationships" xmlns:m="http://schemas.openxmlformats.org/officeDocument/2006/math" xmlns:v="urn:schemas-microsoft-com:vml" xmlns:wp14="http://schemas.microsoft.com/office/word/2010/wordprocessingDrawing" xmlns:wp="http://schemas.openxmlformats.org/drawingml/2006/wordprocessingDrawing" xmlns:w10="urn:schemas-microsoft-com:office:word" xmlns:w="http://schemas.openxmlformats.org/wordprocessingml/2006/main" xmlns:w14="http://schemas.microsoft.com/office/word/2010/wordml" xmlns:w15="http://schemas.microsoft.com/office/word/2012/wordml" xmlns:w16cex="http://schemas.microsoft.com/office/word/2018/wordml/cex" xmlns:w16cid="http://schemas.microsoft.com/office/word/2016/wordml/cid" xmlns:w16="http://schemas.microsoft.com/office/word/2018/wordml" xmlns:w16sdtdh="http://schemas.microsoft.com/office/word/2020/wordml/sdtdatahash" xmlns:w16se="http://schemas.microsoft.com/office/word/2015/wordml/symex" xmlns:wpg="http://schemas.microsoft.com/office/word/2010/wordprocessingGroup" xmlns:wpi="http://schemas.microsoft.com/office/word/2010/wordprocessingInk" xmlns:wne="http://schemas.microsoft.com/office/word/2006/wordml" xmlns:wps="http://schemas.microsoft.com/office/word/2010/wordprocessingShape" mc:Ignorable="w14 w15 w16se w16cid w16 w16cex w16sdtdh wp14">
+<w:numbering xmlns:wpc="http://schemas.microsoft.com/office/word/2010/wordprocessingCanvas" xmlns:cx="http://schemas.microsoft.com/office/drawing/2014/chartex" xmlns:cx1="http://schemas.microsoft.com/office/drawing/2015/9/8/chartex" xmlns:cx2="http://schemas.microsoft.com/office/drawing/2015/10/21/chartex" xmlns:cx3="http://schemas.microsoft.com/office/drawing/2016/5/9/chartex" xmlns:cx4="http://schemas.microsoft.com/office/drawing/2016/5/10/chartex" xmlns:cx5="http://schemas.microsoft.com/office/drawing/2016/5/11/chartex" xmlns:cx6="http://schemas.microsoft.com/office/drawing/2016/5/12/chartex" xmlns:cx7="http://schemas.microsoft.com/office/drawing/2016/5/13/chartex" xmlns:cx8="http://schemas.microsoft.com/office/drawing/2016/5/14/chartex" xmlns:mc="http://schemas.openxmlformats.org/markup-compatibility/2006" xmlns:aink="http://schemas.microsoft.com/office/drawing/2016/ink" xmlns:am3d="http://schemas.microsoft.com/office/drawing/2017/model3d" xmlns:o="urn:schemas-microsoft-com:office:office" xmlns:oel="http://schemas.microsoft.com/office/2019/extlst" xmlns:r="http://schemas.openxmlformats.org/officeDocument/2006/relationships" xmlns:m="http://schemas.openxmlformats.org/officeDocument/2006/math" xmlns:v="urn:schemas-microsoft-com:vml" xmlns:wp14="http://schemas.microsoft.com/office/word/2010/wordprocessingDrawing" xmlns:wp="http://schemas.openxmlformats.org/drawingml/2006/wordprocessingDrawing" xmlns:w10="urn:schemas-microsoft-com:office:word" xmlns:w="http://schemas.openxmlformats.org/wordprocessingml/2006/main" xmlns:w14="http://schemas.microsoft.com/office/word/2010/wordml" xmlns:w15="http://schemas.microsoft.com/office/word/2012/wordml" xmlns:w16cex="http://schemas.microsoft.com/office/word/2018/wordml/cex" xmlns:w16cid="http://schemas.microsoft.com/office/word/2016/wordml/cid" xmlns:w16="http://schemas.microsoft.com/office/word/2018/wordml" xmlns:w16du="http://schemas.microsoft.com/office/word/2023/wordml/word16du" xmlns:w16sdtdh="http://schemas.microsoft.com/office/word/2020/wordml/sdtdatahash" xmlns:w16sdtfl="http://schemas.microsoft.com/office/word/2024/wordml/sdtformatlock" xmlns:w16se="http://schemas.microsoft.com/office/word/2015/wordml/symex" xmlns:wpg="http://schemas.microsoft.com/office/word/2010/wordprocessingGroup" xmlns:wpi="http://schemas.microsoft.com/office/word/2010/wordprocessingInk" xmlns:wne="http://schemas.microsoft.com/office/word/2006/wordml" xmlns:wps="http://schemas.microsoft.com/office/word/2010/wordprocessingShape" mc:Ignorable="w14 w15 w16se w16cid w16 w16cex w16sdtdh w16sdtfl w16du wp14">
   <w:abstractNum w:abstractNumId="0" w15:restartNumberingAfterBreak="0">
     <w:nsid w:val="FFFFFF7C"/>
     <w:multiLevelType w:val="singleLevel"/>
@@ -3744,7 +1560,7 @@
 </file>
 
 <file path=word/styles.xml><?xml version="1.0" encoding="utf-8"?>
-<w:styles xmlns:mc="http://schemas.openxmlformats.org/markup-compatibility/2006" xmlns:r="http://schemas.openxmlformats.org/officeDocument/2006/relationships" xmlns:w="http://schemas.openxmlformats.org/wordprocessingml/2006/main" xmlns:w14="http://schemas.microsoft.com/office/word/2010/wordml" xmlns:w15="http://schemas.microsoft.com/office/word/2012/wordml" xmlns:w16cex="http://schemas.microsoft.com/office/word/2018/wordml/cex" xmlns:w16cid="http://schemas.microsoft.com/office/word/2016/wordml/cid" xmlns:w16="http://schemas.microsoft.com/office/word/2018/wordml" xmlns:w16sdtdh="http://schemas.microsoft.com/office/word/2020/wordml/sdtdatahash" xmlns:w16se="http://schemas.microsoft.com/office/word/2015/wordml/symex" mc:Ignorable="w14 w15 w16se w16cid w16 w16cex w16sdtdh">
+<w:styles xmlns:mc="http://schemas.openxmlformats.org/markup-compatibility/2006" xmlns:r="http://schemas.openxmlformats.org/officeDocument/2006/relationships" xmlns:w="http://schemas.openxmlformats.org/wordprocessingml/2006/main" xmlns:w14="http://schemas.microsoft.com/office/word/2010/wordml" xmlns:w15="http://schemas.microsoft.com/office/word/2012/wordml" xmlns:w16cex="http://schemas.microsoft.com/office/word/2018/wordml/cex" xmlns:w16cid="http://schemas.microsoft.com/office/word/2016/wordml/cid" xmlns:w16="http://schemas.microsoft.com/office/word/2018/wordml" xmlns:w16du="http://schemas.microsoft.com/office/word/2023/wordml/word16du" xmlns:w16sdtdh="http://schemas.microsoft.com/office/word/2020/wordml/sdtdatahash" xmlns:w16sdtfl="http://schemas.microsoft.com/office/word/2024/wordml/sdtformatlock" xmlns:w16se="http://schemas.microsoft.com/office/word/2015/wordml/symex" mc:Ignorable="w14 w15 w16se w16cid w16 w16cex w16sdtdh w16sdtfl w16du">
   <w:docDefaults>
     <w:rPrDefault>
       <w:rPr>
@@ -4350,6 +2166,7 @@
   <w:style w:type="character" w:default="1" w:styleId="DefaultParagraphFont">
     <w:name w:val="Default Paragraph Font"/>
     <w:uiPriority w:val="1"/>
+    <w:semiHidden/>
     <w:unhideWhenUsed/>
   </w:style>
   <w:style w:type="table" w:default="1" w:styleId="TableNormal">
